--- a/network/lab-5/ПРИ123-ИС-#05-Нямаа.docx
+++ b/network/lab-5/ПРИ123-ИС-#05-Нямаа.docx
@@ -659,11 +659,34 @@
           <w:sz w:val="44"/>
           <w:szCs w:val="44"/>
         </w:rPr>
-        <w:t>Протоколы маршрутизации</w:t>
+        <w:t xml:space="preserve">Исследование протоколов </w:t>
       </w:r>
       <w:r>
         <w:rPr>
           <w:sz w:val="44"/>
+          <w:szCs w:val="44"/>
+          <w:lang w:val="en-US"/>
+        </w:rPr>
+        <w:t xml:space="preserve">HTTP </w:t>
+      </w:r>
+      <w:r>
+        <w:rPr>
+          <w:sz w:val="44"/>
+          <w:szCs w:val="44"/>
+        </w:rPr>
+        <w:t xml:space="preserve">и </w:t>
+      </w:r>
+      <w:r>
+        <w:rPr>
+          <w:sz w:val="44"/>
+          <w:szCs w:val="44"/>
+          <w:lang w:val="en-US"/>
+        </w:rPr>
+        <w:t>HTTPS</w:t>
+      </w:r>
+      <w:r>
+        <w:rPr>
+          <w:sz w:val="44"/>
           <w:szCs w:val="28"/>
         </w:rPr>
         <w:t>»</w:t>
@@ -671,6 +694,96 @@
     </w:p>
     <w:p>
       <w:pPr>
+        <w:rPr>
+          <w:sz w:val="28"/>
+          <w:szCs w:val="28"/>
+        </w:rPr>
+      </w:pPr>
+    </w:p>
+    <w:p>
+      <w:pPr>
+        <w:rPr>
+          <w:sz w:val="28"/>
+          <w:szCs w:val="28"/>
+        </w:rPr>
+      </w:pPr>
+    </w:p>
+    <w:p>
+      <w:pPr>
+        <w:rPr>
+          <w:sz w:val="28"/>
+          <w:szCs w:val="28"/>
+        </w:rPr>
+      </w:pPr>
+    </w:p>
+    <w:p>
+      <w:pPr>
+        <w:rPr>
+          <w:sz w:val="28"/>
+          <w:szCs w:val="28"/>
+        </w:rPr>
+      </w:pPr>
+    </w:p>
+    <w:p>
+      <w:pPr>
+        <w:rPr>
+          <w:sz w:val="28"/>
+          <w:szCs w:val="28"/>
+        </w:rPr>
+      </w:pPr>
+    </w:p>
+    <w:p>
+      <w:pPr>
+        <w:ind w:left="6663" w:hanging="284"/>
+        <w:rPr>
+          <w:sz w:val="28"/>
+          <w:szCs w:val="28"/>
+        </w:rPr>
+      </w:pPr>
+      <w:r>
+        <w:rPr>
+          <w:sz w:val="28"/>
+          <w:szCs w:val="28"/>
+        </w:rPr>
+        <w:t>Выполнил:</w:t>
+      </w:r>
+    </w:p>
+    <w:p>
+      <w:pPr>
+        <w:ind w:left="6663" w:hanging="284"/>
+        <w:rPr>
+          <w:sz w:val="28"/>
+          <w:szCs w:val="28"/>
+        </w:rPr>
+      </w:pPr>
+      <w:r>
+        <w:rPr>
+          <w:sz w:val="28"/>
+          <w:szCs w:val="28"/>
+        </w:rPr>
+        <w:t>студент гр. ПРИ-123</w:t>
+      </w:r>
+    </w:p>
+    <w:p>
+      <w:pPr>
+        <w:ind w:left="6663" w:hanging="284"/>
+        <w:rPr>
+          <w:color w:val="000000" w:themeColor="text1"/>
+          <w:sz w:val="28"/>
+          <w:szCs w:val="28"/>
+        </w:rPr>
+      </w:pPr>
+      <w:r>
+        <w:rPr>
+          <w:color w:val="000000" w:themeColor="text1"/>
+          <w:sz w:val="28"/>
+          <w:szCs w:val="28"/>
+        </w:rPr>
+        <w:t>А.Ц. Нямаа</w:t>
+      </w:r>
+    </w:p>
+    <w:p>
+      <w:pPr>
         <w:jc w:val="right"/>
         <w:rPr>
           <w:sz w:val="28"/>
@@ -680,49 +793,6 @@
     </w:p>
     <w:p>
       <w:pPr>
-        <w:jc w:val="right"/>
-        <w:rPr>
-          <w:sz w:val="28"/>
-          <w:szCs w:val="28"/>
-        </w:rPr>
-      </w:pPr>
-    </w:p>
-    <w:p>
-      <w:pPr>
-        <w:jc w:val="right"/>
-        <w:rPr>
-          <w:sz w:val="28"/>
-          <w:szCs w:val="28"/>
-        </w:rPr>
-      </w:pPr>
-    </w:p>
-    <w:p>
-      <w:pPr>
-        <w:jc w:val="right"/>
-        <w:rPr>
-          <w:sz w:val="28"/>
-          <w:szCs w:val="28"/>
-        </w:rPr>
-      </w:pPr>
-    </w:p>
-    <w:p>
-      <w:pPr>
-        <w:rPr>
-          <w:sz w:val="28"/>
-          <w:szCs w:val="28"/>
-        </w:rPr>
-      </w:pPr>
-    </w:p>
-    <w:p>
-      <w:pPr>
-        <w:rPr>
-          <w:sz w:val="28"/>
-          <w:szCs w:val="28"/>
-        </w:rPr>
-      </w:pPr>
-    </w:p>
-    <w:p>
-      <w:pPr>
         <w:ind w:left="6663" w:hanging="284"/>
         <w:rPr>
           <w:sz w:val="28"/>
@@ -734,7 +804,7 @@
           <w:sz w:val="28"/>
           <w:szCs w:val="28"/>
         </w:rPr>
-        <w:t>Выполнил:</w:t>
+        <w:t>Принял:</w:t>
       </w:r>
     </w:p>
     <w:p>
@@ -750,7 +820,7 @@
           <w:sz w:val="28"/>
           <w:szCs w:val="28"/>
         </w:rPr>
-        <w:t>студент гр. ПРИ-123</w:t>
+        <w:t>Доцент кафедры ИСПИ</w:t>
       </w:r>
     </w:p>
     <w:p>
@@ -768,77 +838,8 @@
           <w:sz w:val="28"/>
           <w:szCs w:val="28"/>
         </w:rPr>
-        <w:t>А.Ц. Нямаа</w:t>
-      </w:r>
-    </w:p>
-    <w:p>
-      <w:pPr>
-        <w:jc w:val="right"/>
-        <w:rPr>
-          <w:sz w:val="28"/>
-          <w:szCs w:val="28"/>
-        </w:rPr>
-      </w:pPr>
-    </w:p>
-    <w:p>
-      <w:pPr>
-        <w:ind w:left="6663" w:hanging="284"/>
-        <w:rPr>
-          <w:sz w:val="28"/>
-          <w:szCs w:val="28"/>
-        </w:rPr>
-      </w:pPr>
-      <w:r>
-        <w:rPr>
-          <w:sz w:val="28"/>
-          <w:szCs w:val="28"/>
-        </w:rPr>
-        <w:t>Принял:</w:t>
-      </w:r>
-    </w:p>
-    <w:p>
-      <w:pPr>
-        <w:ind w:left="6663" w:hanging="284"/>
-        <w:rPr>
-          <w:sz w:val="28"/>
-          <w:szCs w:val="28"/>
-        </w:rPr>
-      </w:pPr>
-      <w:r>
-        <w:rPr>
-          <w:sz w:val="28"/>
-          <w:szCs w:val="28"/>
-        </w:rPr>
-        <w:t>Доцент кафедры ИСПИ</w:t>
-      </w:r>
-    </w:p>
-    <w:p>
-      <w:pPr>
-        <w:ind w:left="6663" w:hanging="284"/>
-        <w:rPr>
-          <w:color w:val="000000" w:themeColor="text1"/>
-          <w:sz w:val="28"/>
-          <w:szCs w:val="28"/>
-        </w:rPr>
-      </w:pPr>
-      <w:r>
-        <w:rPr>
-          <w:color w:val="000000" w:themeColor="text1"/>
-          <w:sz w:val="28"/>
-          <w:szCs w:val="28"/>
-        </w:rPr>
         <w:t>С.В. Курочкин</w:t>
       </w:r>
-    </w:p>
-    <w:p>
-      <w:pPr>
-        <w:pStyle w:val="a4"/>
-        <w:rPr>
-          <w:rFonts w:ascii="Times New Roman" w:hAnsi="Times New Roman"/>
-          <w:sz w:val="28"/>
-          <w:szCs w:val="28"/>
-        </w:rPr>
-      </w:pPr>
     </w:p>
     <w:p>
       <w:pPr>
@@ -929,37 +930,6 @@
         </w:rPr>
         <w:lastRenderedPageBreak/>
         <w:t>ЦЕЛЬ РАБОТЫ:</w:t>
-      </w:r>
-    </w:p>
-    <w:p>
-      <w:pPr>
-        <w:spacing w:line="360" w:lineRule="auto"/>
-        <w:ind w:firstLine="708"/>
-        <w:jc w:val="both"/>
-        <w:rPr>
-          <w:sz w:val="28"/>
-        </w:rPr>
-      </w:pPr>
-      <w:r>
-        <w:rPr>
-          <w:sz w:val="28"/>
-        </w:rPr>
-        <w:t>Изучить процесс маршрутизации в сети, его задачи, маршруты, протоколы, алгоритмы, а также рассмотреть алгоритм Беллмана-Форда.</w:t>
-      </w:r>
-    </w:p>
-    <w:p>
-      <w:pPr>
-        <w:spacing w:line="360" w:lineRule="auto"/>
-        <w:jc w:val="center"/>
-        <w:rPr>
-          <w:sz w:val="28"/>
-        </w:rPr>
-      </w:pPr>
-      <w:r>
-        <w:rPr>
-          <w:sz w:val="28"/>
-        </w:rPr>
-        <w:t>ЗАДАНИЕ (вариант 14).</w:t>
       </w:r>
     </w:p>
     <w:p>
@@ -975,19 +945,19 @@
         <w:rPr>
           <w:sz w:val="28"/>
         </w:rPr>
-        <w:t>Дан список дуг с указанием их длин. Необходимо составить по нему рисунок ориентированного графа. Най</w:t>
-      </w:r>
-      <w:r>
-        <w:rPr>
-          <w:sz w:val="28"/>
-        </w:rPr>
-        <w:t>ти</w:t>
-      </w:r>
-      <w:r>
-        <w:rPr>
-          <w:sz w:val="28"/>
-        </w:rPr>
-        <w:t xml:space="preserve"> для графа наименьший путь от вершины-входа до вершины с максимальным номером.</w:t>
+        <w:t>И</w:t>
+      </w:r>
+      <w:r>
+        <w:rPr>
+          <w:sz w:val="28"/>
+        </w:rPr>
+        <w:t>зучить основы работы с протоколом HTTP, telnet, получить практические навыки по работе с HTTPS-протоколом посредством оpenssl, научиться создавать сертификаты</w:t>
+      </w:r>
+      <w:r>
+        <w:rPr>
+          <w:sz w:val="28"/>
+        </w:rPr>
+        <w:t>.</w:t>
       </w:r>
     </w:p>
     <w:p>
@@ -1002,7 +972,19 @@
         <w:rPr>
           <w:sz w:val="28"/>
         </w:rPr>
-        <w:t>ВЫПОЛНЕНИЕ РАБОТЫ:</w:t>
+        <w:t xml:space="preserve">ЗАДАНИЕ </w:t>
+      </w:r>
+      <w:r>
+        <w:rPr>
+          <w:sz w:val="28"/>
+        </w:rPr>
+        <w:t xml:space="preserve">1 </w:t>
+      </w:r>
+      <w:r>
+        <w:rPr>
+          <w:sz w:val="28"/>
+        </w:rPr>
+        <w:t>(вариант 14).</w:t>
       </w:r>
     </w:p>
     <w:p>
@@ -1018,19 +1000,164 @@
         <w:rPr>
           <w:sz w:val="28"/>
         </w:rPr>
-        <w:t xml:space="preserve">В ходе выполнения данной лабораторной работы была создана таблица работы алгоритма </w:t>
-      </w:r>
-      <w:r>
-        <w:rPr>
-          <w:sz w:val="28"/>
-        </w:rPr>
-        <w:t>Беллмана-Форда</w:t>
-      </w:r>
-      <w:r>
-        <w:rPr>
-          <w:sz w:val="28"/>
-        </w:rPr>
-        <w:t xml:space="preserve"> по шагам вычислений, а также был составлен ориентированный граф</w:t>
+        <w:t xml:space="preserve">Подключиться по openssl к </w:t>
+      </w:r>
+      <w:r>
+        <w:rPr>
+          <w:sz w:val="28"/>
+        </w:rPr>
+        <w:t>веб-сайту</w:t>
+      </w:r>
+      <w:r>
+        <w:rPr>
+          <w:sz w:val="28"/>
+        </w:rPr>
+        <w:t xml:space="preserve"> и отправить запрос</w:t>
+      </w:r>
+      <w:r>
+        <w:rPr>
+          <w:sz w:val="28"/>
+        </w:rPr>
+        <w:t xml:space="preserve">. </w:t>
+      </w:r>
+      <w:r>
+        <w:rPr>
+          <w:sz w:val="28"/>
+        </w:rPr>
+        <w:t>Проанализировать ответ сервера. Описать работу HTTP протокола в данном случае</w:t>
+      </w:r>
+      <w:r>
+        <w:rPr>
+          <w:sz w:val="28"/>
+        </w:rPr>
+        <w:t>.ы</w:t>
+      </w:r>
+    </w:p>
+    <w:p>
+      <w:pPr>
+        <w:spacing w:line="360" w:lineRule="auto"/>
+        <w:jc w:val="center"/>
+        <w:rPr>
+          <w:sz w:val="28"/>
+        </w:rPr>
+      </w:pPr>
+      <w:r>
+        <w:rPr>
+          <w:sz w:val="28"/>
+        </w:rPr>
+        <w:t>ВЫПОЛНЕНИЕ РАБОТЫ:</w:t>
+      </w:r>
+    </w:p>
+    <w:p>
+      <w:pPr>
+        <w:spacing w:line="360" w:lineRule="auto"/>
+        <w:ind w:firstLine="709"/>
+        <w:jc w:val="both"/>
+        <w:rPr>
+          <w:sz w:val="28"/>
+        </w:rPr>
+      </w:pPr>
+      <w:r>
+        <w:rPr>
+          <w:sz w:val="28"/>
+        </w:rPr>
+        <w:t xml:space="preserve">В ходе выполнения данной лабораторной работы была </w:t>
+      </w:r>
+    </w:p>
+    <w:p>
+      <w:pPr>
+        <w:spacing w:line="360" w:lineRule="auto"/>
+        <w:jc w:val="center"/>
+      </w:pPr>
+    </w:p>
+    <w:p>
+      <w:pPr>
+        <w:spacing w:line="360" w:lineRule="auto"/>
+        <w:jc w:val="center"/>
+        <w:rPr>
+          <w:sz w:val="28"/>
+          <w:szCs w:val="28"/>
+        </w:rPr>
+      </w:pPr>
+      <w:r>
+        <w:rPr>
+          <w:sz w:val="28"/>
+          <w:szCs w:val="28"/>
+        </w:rPr>
+        <w:t xml:space="preserve">Рисунок 1. </w:t>
+      </w:r>
+      <w:r>
+        <w:rPr>
+          <w:sz w:val="28"/>
+          <w:szCs w:val="28"/>
+        </w:rPr>
+        <w:t>Таблица работы алгоритма по шагам вычислений.</w:t>
+      </w:r>
+    </w:p>
+    <w:p>
+      <w:pPr>
+        <w:spacing w:line="360" w:lineRule="auto"/>
+        <w:jc w:val="center"/>
+        <w:rPr>
+          <w:sz w:val="28"/>
+          <w:szCs w:val="28"/>
+        </w:rPr>
+      </w:pPr>
+    </w:p>
+    <w:p>
+      <w:pPr>
+        <w:spacing w:line="360" w:lineRule="auto"/>
+        <w:jc w:val="center"/>
+        <w:rPr>
+          <w:sz w:val="28"/>
+        </w:rPr>
+      </w:pPr>
+      <w:r>
+        <w:rPr>
+          <w:sz w:val="28"/>
+        </w:rPr>
+        <w:t xml:space="preserve">ЗАДАНИЕ </w:t>
+      </w:r>
+      <w:r>
+        <w:rPr>
+          <w:sz w:val="28"/>
+        </w:rPr>
+        <w:t>2</w:t>
+      </w:r>
+      <w:r>
+        <w:rPr>
+          <w:sz w:val="28"/>
+        </w:rPr>
+        <w:t xml:space="preserve"> (вариант 14).</w:t>
+      </w:r>
+    </w:p>
+    <w:p>
+      <w:pPr>
+        <w:spacing w:line="360" w:lineRule="auto"/>
+        <w:ind w:firstLine="709"/>
+        <w:jc w:val="both"/>
+        <w:rPr>
+          <w:sz w:val="28"/>
+        </w:rPr>
+      </w:pPr>
+      <w:r>
+        <w:rPr>
+          <w:sz w:val="28"/>
+        </w:rPr>
+        <w:t>Создать ключ шифрования для работы по зашифрованному каналу связи</w:t>
+      </w:r>
+      <w:r>
+        <w:rPr>
+          <w:sz w:val="28"/>
+        </w:rPr>
+        <w:t xml:space="preserve"> и поднять веб-сервер по протоколу </w:t>
+      </w:r>
+      <w:r>
+        <w:rPr>
+          <w:sz w:val="28"/>
+          <w:lang w:val="en-US"/>
+        </w:rPr>
+        <w:t>HTTPS</w:t>
       </w:r>
       <w:r>
         <w:rPr>
@@ -1042,47 +1169,50 @@
         <w:rPr>
           <w:sz w:val="28"/>
         </w:rPr>
-        <w:t xml:space="preserve"> При помощи этих инструментов был найден кратчайший путь от вершины-входа до вершины с максимальный номером (7). Таким образом, кратчайший путь оказался следующим: 0-2-4-6-5-7 (по вершинам) или 3+2+3+4+7=19 (вес всего пути).</w:t>
+        <w:t xml:space="preserve"> Отправить запрос на локальный сервер.</w:t>
+      </w:r>
+      <w:r>
+        <w:rPr>
+          <w:sz w:val="28"/>
+        </w:rPr>
+        <w:t xml:space="preserve"> Проанализировать ответ.</w:t>
       </w:r>
     </w:p>
     <w:p>
       <w:pPr>
         <w:spacing w:line="360" w:lineRule="auto"/>
         <w:jc w:val="center"/>
-      </w:pPr>
+        <w:rPr>
+          <w:sz w:val="28"/>
+        </w:rPr>
+      </w:pPr>
+      <w:r>
+        <w:rPr>
+          <w:sz w:val="28"/>
+        </w:rPr>
+        <w:t>ВЫПОЛНЕНИЕ РАБОТЫ:</w:t>
+      </w:r>
     </w:p>
     <w:p>
       <w:pPr>
         <w:spacing w:line="360" w:lineRule="auto"/>
-        <w:jc w:val="center"/>
-        <w:rPr>
-          <w:sz w:val="28"/>
-          <w:szCs w:val="28"/>
-        </w:rPr>
-      </w:pPr>
-      <w:r>
-        <w:rPr>
-          <w:sz w:val="28"/>
-          <w:szCs w:val="28"/>
-        </w:rPr>
-        <w:t xml:space="preserve">Рисунок 1. </w:t>
-      </w:r>
-      <w:r>
-        <w:rPr>
-          <w:sz w:val="28"/>
-          <w:szCs w:val="28"/>
-        </w:rPr>
-        <w:t>Таблица работы алгоритма по шагам вычислений.</w:t>
+        <w:ind w:firstLine="709"/>
+        <w:jc w:val="both"/>
+        <w:rPr>
+          <w:sz w:val="28"/>
+        </w:rPr>
+      </w:pPr>
+      <w:r>
+        <w:rPr>
+          <w:sz w:val="28"/>
+        </w:rPr>
+        <w:t xml:space="preserve">В ходе выполнения данной лабораторной работы была </w:t>
       </w:r>
     </w:p>
     <w:p>
       <w:pPr>
         <w:spacing w:line="360" w:lineRule="auto"/>
         <w:jc w:val="center"/>
-        <w:rPr>
-          <w:sz w:val="28"/>
-          <w:szCs w:val="28"/>
-        </w:rPr>
       </w:pPr>
     </w:p>
     <w:p>
@@ -1099,13 +1229,40 @@
           <w:sz w:val="28"/>
           <w:szCs w:val="28"/>
         </w:rPr>
+        <w:t>Рисунок 1. Таблица работы алгоритма по шагам вычислений.</w:t>
+      </w:r>
+    </w:p>
+    <w:p>
+      <w:pPr>
+        <w:spacing w:line="360" w:lineRule="auto"/>
+        <w:jc w:val="center"/>
+        <w:rPr>
+          <w:sz w:val="28"/>
+          <w:szCs w:val="28"/>
+        </w:rPr>
+      </w:pPr>
+    </w:p>
+    <w:p>
+      <w:pPr>
+        <w:spacing w:line="360" w:lineRule="auto"/>
+        <w:jc w:val="center"/>
+        <w:rPr>
+          <w:sz w:val="28"/>
+          <w:szCs w:val="28"/>
+        </w:rPr>
+      </w:pPr>
+      <w:r>
+        <w:rPr>
+          <w:sz w:val="28"/>
+          <w:szCs w:val="28"/>
+        </w:rPr>
         <w:t>ВЫВОД К РАБОТЕ:</w:t>
       </w:r>
     </w:p>
     <w:p>
       <w:pPr>
         <w:spacing w:line="360" w:lineRule="auto"/>
-        <w:ind w:firstLine="708"/>
+        <w:ind w:firstLine="709"/>
         <w:jc w:val="both"/>
         <w:rPr>
           <w:sz w:val="28"/>
@@ -1115,13 +1272,13 @@
         <w:rPr>
           <w:sz w:val="28"/>
         </w:rPr>
-        <w:t>Я изу</w:t>
-      </w:r>
-      <w:r>
-        <w:rPr>
-          <w:sz w:val="28"/>
-        </w:rPr>
-        <w:t>чи</w:t>
+        <w:t>Я и</w:t>
+      </w:r>
+      <w:r>
+        <w:rPr>
+          <w:sz w:val="28"/>
+        </w:rPr>
+        <w:t>зучи</w:t>
       </w:r>
       <w:r>
         <w:rPr>
@@ -1133,7 +1290,31 @@
         <w:rPr>
           <w:sz w:val="28"/>
         </w:rPr>
-        <w:t xml:space="preserve"> процесс маршрутизации в сети, его задачи, маршруты, протоколы, алгоритмы, а также рассмотреть алгоритм Беллмана-Форда</w:t>
+        <w:t xml:space="preserve"> основы работы с протоколом HTTP, telnet, получи</w:t>
+      </w:r>
+      <w:r>
+        <w:rPr>
+          <w:sz w:val="28"/>
+        </w:rPr>
+        <w:t>л</w:t>
+      </w:r>
+      <w:r>
+        <w:rPr>
+          <w:sz w:val="28"/>
+        </w:rPr>
+        <w:t xml:space="preserve"> практические навыки по работе с HTTPS-протоколом посредством оpenssl, научи</w:t>
+      </w:r>
+      <w:r>
+        <w:rPr>
+          <w:sz w:val="28"/>
+        </w:rPr>
+        <w:t>лся</w:t>
+      </w:r>
+      <w:r>
+        <w:rPr>
+          <w:sz w:val="28"/>
+        </w:rPr>
+        <w:t xml:space="preserve"> создавать сертификаты</w:t>
       </w:r>
       <w:r>
         <w:rPr>
@@ -1655,7 +1836,7 @@
   <w:style w:type="paragraph" w:default="1" w:styleId="a">
     <w:name w:val="Normal"/>
     <w:qFormat/>
-    <w:rsid w:val="00C16D13"/>
+    <w:rsid w:val="00747870"/>
     <w:pPr>
       <w:widowControl w:val="0"/>
     </w:pPr>
@@ -1669,7 +1850,6 @@
   <w:style w:type="character" w:default="1" w:styleId="a0">
     <w:name w:val="Default Paragraph Font"/>
     <w:uiPriority w:val="1"/>
-    <w:semiHidden/>
     <w:unhideWhenUsed/>
   </w:style>
   <w:style w:type="table" w:default="1" w:styleId="a1">

--- a/network/lab-5/ПРИ123-ИС-#05-Нямаа.docx
+++ b/network/lab-5/ПРИ123-ИС-#05-Нямаа.docx
@@ -1,9 +1,10 @@
 
 <file path=word/document.xml><?xml version="1.0" encoding="utf-8"?>
-<w:document xmlns:wpc="http://schemas.microsoft.com/office/word/2010/wordprocessingCanvas" xmlns:cx="http://schemas.microsoft.com/office/drawing/2014/chartex" xmlns:cx1="http://schemas.microsoft.com/office/drawing/2015/9/8/chartex" xmlns:cx2="http://schemas.microsoft.com/office/drawing/2015/10/21/chartex" xmlns:cx3="http://schemas.microsoft.com/office/drawing/2016/5/9/chartex" xmlns:cx4="http://schemas.microsoft.com/office/drawing/2016/5/10/chartex" xmlns:cx5="http://schemas.microsoft.com/office/drawing/2016/5/11/chartex" xmlns:cx6="http://schemas.microsoft.com/office/drawing/2016/5/12/chartex" xmlns:cx7="http://schemas.microsoft.com/office/drawing/2016/5/13/chartex" xmlns:cx8="http://schemas.microsoft.com/office/drawing/2016/5/14/chartex" xmlns:mc="http://schemas.openxmlformats.org/markup-compatibility/2006" xmlns:aink="http://schemas.microsoft.com/office/drawing/2016/ink" xmlns:am3d="http://schemas.microsoft.com/office/drawing/2017/model3d" xmlns:o="urn:schemas-microsoft-com:office:office" xmlns:oel="http://schemas.microsoft.com/office/2019/extlst" xmlns:r="http://schemas.openxmlformats.org/officeDocument/2006/relationships" xmlns:m="http://schemas.openxmlformats.org/officeDocument/2006/math" xmlns:v="urn:schemas-microsoft-com:vml" xmlns:wp14="http://schemas.microsoft.com/office/word/2010/wordprocessingDrawing" xmlns:wp="http://schemas.openxmlformats.org/drawingml/2006/wordprocessingDrawing" xmlns:w10="urn:schemas-microsoft-com:office:word" xmlns:w="http://schemas.openxmlformats.org/wordprocessingml/2006/main" xmlns:w14="http://schemas.microsoft.com/office/word/2010/wordml" xmlns:w15="http://schemas.microsoft.com/office/word/2012/wordml" xmlns:w16cex="http://schemas.microsoft.com/office/word/2018/wordml/cex" xmlns:w16cid="http://schemas.microsoft.com/office/word/2016/wordml/cid" xmlns:w16="http://schemas.microsoft.com/office/word/2018/wordml" xmlns:w16sdtdh="http://schemas.microsoft.com/office/word/2020/wordml/sdtdatahash" xmlns:w16se="http://schemas.microsoft.com/office/word/2015/wordml/symex" xmlns:wpg="http://schemas.microsoft.com/office/word/2010/wordprocessingGroup" xmlns:wpi="http://schemas.microsoft.com/office/word/2010/wordprocessingInk" xmlns:wne="http://schemas.microsoft.com/office/word/2006/wordml" xmlns:wps="http://schemas.microsoft.com/office/word/2010/wordprocessingShape" mc:Ignorable="w14 w15 w16se w16cid w16 w16cex w16sdtdh wp14">
+<w:document xmlns:o="urn:schemas-microsoft-com:office:office" xmlns:r="http://schemas.openxmlformats.org/officeDocument/2006/relationships" xmlns:v="urn:schemas-microsoft-com:vml" xmlns:w="http://schemas.openxmlformats.org/wordprocessingml/2006/main" xmlns:w10="urn:schemas-microsoft-com:office:word" xmlns:wp="http://schemas.openxmlformats.org/drawingml/2006/wordprocessingDrawing" xmlns:wps="http://schemas.microsoft.com/office/word/2010/wordprocessingShape" xmlns:wpg="http://schemas.microsoft.com/office/word/2010/wordprocessingGroup" xmlns:mc="http://schemas.openxmlformats.org/markup-compatibility/2006" xmlns:wp14="http://schemas.microsoft.com/office/word/2010/wordprocessingDrawing" xmlns:w14="http://schemas.microsoft.com/office/word/2010/wordml" xmlns:w15="http://schemas.microsoft.com/office/word/2012/wordml" mc:Ignorable="w14 wp14 w15">
   <w:body>
     <w:p>
       <w:pPr>
+        <w:pStyle w:val="Normal"/>
         <w:ind w:right="-1"/>
         <w:jc w:val="center"/>
         <w:rPr>
@@ -67,6 +68,7 @@
     </w:p>
     <w:p>
       <w:pPr>
+        <w:pStyle w:val="Normal"/>
         <w:ind w:right="-1"/>
         <w:jc w:val="center"/>
         <w:rPr>
@@ -188,6 +190,7 @@
     </w:p>
     <w:p>
       <w:pPr>
+        <w:pStyle w:val="Normal"/>
         <w:ind w:right="-1"/>
         <w:jc w:val="center"/>
         <w:rPr>
@@ -235,6 +238,7 @@
     </w:p>
     <w:p>
       <w:pPr>
+        <w:pStyle w:val="Normal"/>
         <w:ind w:right="-1"/>
         <w:jc w:val="center"/>
         <w:rPr>
@@ -343,6 +347,7 @@
     </w:p>
     <w:p>
       <w:pPr>
+        <w:pStyle w:val="Normal"/>
         <w:ind w:right="-1"/>
         <w:jc w:val="center"/>
         <w:rPr>
@@ -361,6 +366,7 @@
     </w:p>
     <w:p>
       <w:pPr>
+        <w:pStyle w:val="Normal"/>
         <w:ind w:right="-1"/>
         <w:jc w:val="center"/>
         <w:rPr>
@@ -369,9 +375,17 @@
           <w:szCs w:val="24"/>
         </w:rPr>
       </w:pPr>
-    </w:p>
-    <w:p>
-      <w:pPr>
+      <w:r>
+        <w:rPr>
+          <w:b/>
+          <w:sz w:val="24"/>
+          <w:szCs w:val="24"/>
+        </w:rPr>
+      </w:r>
+    </w:p>
+    <w:p>
+      <w:pPr>
+        <w:pStyle w:val="Normal"/>
         <w:ind w:right="-1"/>
         <w:jc w:val="center"/>
         <w:rPr>
@@ -476,116 +490,194 @@
     </w:p>
     <w:p>
       <w:pPr>
-        <w:pStyle w:val="a4"/>
-        <w:rPr>
-          <w:rFonts w:ascii="Times New Roman" w:hAnsi="Times New Roman"/>
-          <w:sz w:val="28"/>
-          <w:szCs w:val="28"/>
-        </w:rPr>
-      </w:pPr>
-    </w:p>
-    <w:p>
-      <w:pPr>
-        <w:pStyle w:val="a4"/>
-        <w:rPr>
-          <w:rFonts w:ascii="Times New Roman" w:hAnsi="Times New Roman"/>
-          <w:sz w:val="28"/>
-          <w:szCs w:val="28"/>
-        </w:rPr>
-      </w:pPr>
-    </w:p>
-    <w:p>
-      <w:pPr>
-        <w:pStyle w:val="a4"/>
-        <w:rPr>
-          <w:rFonts w:ascii="Times New Roman" w:hAnsi="Times New Roman"/>
-          <w:sz w:val="28"/>
-          <w:szCs w:val="28"/>
-        </w:rPr>
-      </w:pPr>
-    </w:p>
-    <w:p>
-      <w:pPr>
-        <w:pStyle w:val="a4"/>
-        <w:rPr>
-          <w:rFonts w:ascii="Times New Roman" w:hAnsi="Times New Roman"/>
-          <w:sz w:val="28"/>
-          <w:szCs w:val="28"/>
-        </w:rPr>
-      </w:pPr>
-    </w:p>
-    <w:p>
-      <w:pPr>
-        <w:pStyle w:val="a4"/>
-        <w:rPr>
-          <w:rFonts w:ascii="Times New Roman" w:hAnsi="Times New Roman"/>
-          <w:sz w:val="28"/>
-          <w:szCs w:val="28"/>
-        </w:rPr>
-      </w:pPr>
-    </w:p>
-    <w:p>
-      <w:pPr>
-        <w:pStyle w:val="a4"/>
-        <w:rPr>
-          <w:rFonts w:ascii="Times New Roman" w:hAnsi="Times New Roman"/>
-          <w:sz w:val="28"/>
-          <w:szCs w:val="28"/>
-        </w:rPr>
-      </w:pPr>
-    </w:p>
-    <w:p>
-      <w:pPr>
-        <w:pStyle w:val="a4"/>
-        <w:rPr>
-          <w:rFonts w:ascii="Times New Roman" w:hAnsi="Times New Roman"/>
-          <w:sz w:val="28"/>
-          <w:szCs w:val="28"/>
-        </w:rPr>
-      </w:pPr>
-    </w:p>
-    <w:p>
-      <w:pPr>
-        <w:pStyle w:val="a4"/>
-        <w:rPr>
-          <w:rFonts w:ascii="Times New Roman" w:hAnsi="Times New Roman"/>
-          <w:sz w:val="28"/>
-          <w:szCs w:val="28"/>
-        </w:rPr>
-      </w:pPr>
-    </w:p>
-    <w:p>
-      <w:pPr>
-        <w:pStyle w:val="a4"/>
-        <w:rPr>
-          <w:rFonts w:ascii="Times New Roman" w:hAnsi="Times New Roman"/>
-          <w:sz w:val="28"/>
-          <w:szCs w:val="28"/>
-        </w:rPr>
-      </w:pPr>
-    </w:p>
-    <w:p>
-      <w:pPr>
-        <w:pStyle w:val="a4"/>
-        <w:rPr>
-          <w:rFonts w:ascii="Times New Roman" w:hAnsi="Times New Roman"/>
-          <w:sz w:val="28"/>
-          <w:szCs w:val="28"/>
-        </w:rPr>
-      </w:pPr>
-    </w:p>
-    <w:p>
-      <w:pPr>
-        <w:pStyle w:val="a4"/>
-        <w:rPr>
-          <w:rFonts w:ascii="Times New Roman" w:hAnsi="Times New Roman"/>
-          <w:sz w:val="28"/>
-          <w:szCs w:val="28"/>
-        </w:rPr>
-      </w:pPr>
-    </w:p>
-    <w:p>
-      <w:pPr>
+        <w:pStyle w:val="PlainText"/>
+        <w:rPr>
+          <w:rFonts w:ascii="Times New Roman" w:hAnsi="Times New Roman"/>
+          <w:sz w:val="28"/>
+          <w:szCs w:val="28"/>
+        </w:rPr>
+      </w:pPr>
+      <w:r>
+        <w:rPr>
+          <w:rFonts w:ascii="Times New Roman" w:hAnsi="Times New Roman"/>
+          <w:sz w:val="28"/>
+          <w:szCs w:val="28"/>
+        </w:rPr>
+      </w:r>
+    </w:p>
+    <w:p>
+      <w:pPr>
+        <w:pStyle w:val="PlainText"/>
+        <w:rPr>
+          <w:rFonts w:ascii="Times New Roman" w:hAnsi="Times New Roman"/>
+          <w:sz w:val="28"/>
+          <w:szCs w:val="28"/>
+        </w:rPr>
+      </w:pPr>
+      <w:r>
+        <w:rPr>
+          <w:rFonts w:ascii="Times New Roman" w:hAnsi="Times New Roman"/>
+          <w:sz w:val="28"/>
+          <w:szCs w:val="28"/>
+        </w:rPr>
+      </w:r>
+    </w:p>
+    <w:p>
+      <w:pPr>
+        <w:pStyle w:val="PlainText"/>
+        <w:rPr>
+          <w:rFonts w:ascii="Times New Roman" w:hAnsi="Times New Roman"/>
+          <w:sz w:val="28"/>
+          <w:szCs w:val="28"/>
+        </w:rPr>
+      </w:pPr>
+      <w:r>
+        <w:rPr>
+          <w:rFonts w:ascii="Times New Roman" w:hAnsi="Times New Roman"/>
+          <w:sz w:val="28"/>
+          <w:szCs w:val="28"/>
+        </w:rPr>
+      </w:r>
+    </w:p>
+    <w:p>
+      <w:pPr>
+        <w:pStyle w:val="PlainText"/>
+        <w:rPr>
+          <w:rFonts w:ascii="Times New Roman" w:hAnsi="Times New Roman"/>
+          <w:sz w:val="28"/>
+          <w:szCs w:val="28"/>
+        </w:rPr>
+      </w:pPr>
+      <w:r>
+        <w:rPr>
+          <w:rFonts w:ascii="Times New Roman" w:hAnsi="Times New Roman"/>
+          <w:sz w:val="28"/>
+          <w:szCs w:val="28"/>
+        </w:rPr>
+      </w:r>
+    </w:p>
+    <w:p>
+      <w:pPr>
+        <w:pStyle w:val="PlainText"/>
+        <w:rPr>
+          <w:rFonts w:ascii="Times New Roman" w:hAnsi="Times New Roman"/>
+          <w:sz w:val="28"/>
+          <w:szCs w:val="28"/>
+        </w:rPr>
+      </w:pPr>
+      <w:r>
+        <w:rPr>
+          <w:rFonts w:ascii="Times New Roman" w:hAnsi="Times New Roman"/>
+          <w:sz w:val="28"/>
+          <w:szCs w:val="28"/>
+        </w:rPr>
+      </w:r>
+    </w:p>
+    <w:p>
+      <w:pPr>
+        <w:pStyle w:val="PlainText"/>
+        <w:rPr>
+          <w:rFonts w:ascii="Times New Roman" w:hAnsi="Times New Roman"/>
+          <w:sz w:val="28"/>
+          <w:szCs w:val="28"/>
+        </w:rPr>
+      </w:pPr>
+      <w:r>
+        <w:rPr>
+          <w:rFonts w:ascii="Times New Roman" w:hAnsi="Times New Roman"/>
+          <w:sz w:val="28"/>
+          <w:szCs w:val="28"/>
+        </w:rPr>
+      </w:r>
+    </w:p>
+    <w:p>
+      <w:pPr>
+        <w:pStyle w:val="PlainText"/>
+        <w:rPr>
+          <w:rFonts w:ascii="Times New Roman" w:hAnsi="Times New Roman"/>
+          <w:sz w:val="28"/>
+          <w:szCs w:val="28"/>
+        </w:rPr>
+      </w:pPr>
+      <w:r>
+        <w:rPr>
+          <w:rFonts w:ascii="Times New Roman" w:hAnsi="Times New Roman"/>
+          <w:sz w:val="28"/>
+          <w:szCs w:val="28"/>
+        </w:rPr>
+      </w:r>
+    </w:p>
+    <w:p>
+      <w:pPr>
+        <w:pStyle w:val="PlainText"/>
+        <w:rPr>
+          <w:rFonts w:ascii="Times New Roman" w:hAnsi="Times New Roman"/>
+          <w:sz w:val="28"/>
+          <w:szCs w:val="28"/>
+        </w:rPr>
+      </w:pPr>
+      <w:r>
+        <w:rPr>
+          <w:rFonts w:ascii="Times New Roman" w:hAnsi="Times New Roman"/>
+          <w:sz w:val="28"/>
+          <w:szCs w:val="28"/>
+        </w:rPr>
+      </w:r>
+    </w:p>
+    <w:p>
+      <w:pPr>
+        <w:pStyle w:val="PlainText"/>
+        <w:rPr>
+          <w:rFonts w:ascii="Times New Roman" w:hAnsi="Times New Roman"/>
+          <w:sz w:val="28"/>
+          <w:szCs w:val="28"/>
+        </w:rPr>
+      </w:pPr>
+      <w:r>
+        <w:rPr>
+          <w:rFonts w:ascii="Times New Roman" w:hAnsi="Times New Roman"/>
+          <w:sz w:val="28"/>
+          <w:szCs w:val="28"/>
+        </w:rPr>
+      </w:r>
+    </w:p>
+    <w:p>
+      <w:pPr>
+        <w:pStyle w:val="PlainText"/>
+        <w:rPr>
+          <w:rFonts w:ascii="Times New Roman" w:hAnsi="Times New Roman"/>
+          <w:sz w:val="28"/>
+          <w:szCs w:val="28"/>
+        </w:rPr>
+      </w:pPr>
+      <w:r>
+        <w:rPr>
+          <w:rFonts w:ascii="Times New Roman" w:hAnsi="Times New Roman"/>
+          <w:sz w:val="28"/>
+          <w:szCs w:val="28"/>
+        </w:rPr>
+      </w:r>
+    </w:p>
+    <w:p>
+      <w:pPr>
+        <w:pStyle w:val="PlainText"/>
+        <w:rPr>
+          <w:rFonts w:ascii="Times New Roman" w:hAnsi="Times New Roman"/>
+          <w:sz w:val="28"/>
+          <w:szCs w:val="28"/>
+        </w:rPr>
+      </w:pPr>
+      <w:r>
+        <w:rPr>
+          <w:rFonts w:ascii="Times New Roman" w:hAnsi="Times New Roman"/>
+          <w:sz w:val="28"/>
+          <w:szCs w:val="28"/>
+        </w:rPr>
+      </w:r>
+    </w:p>
+    <w:p>
+      <w:pPr>
+        <w:pStyle w:val="Normal"/>
         <w:jc w:val="center"/>
         <w:rPr>
           <w:sz w:val="44"/>
@@ -597,50 +689,59 @@
           <w:sz w:val="44"/>
           <w:szCs w:val="44"/>
         </w:rPr>
-        <w:t>Лабораторная работа №</w:t>
-      </w:r>
-      <w:r>
+        <w:t>Лабораторная работа №5</w:t>
+      </w:r>
+    </w:p>
+    <w:p>
+      <w:pPr>
+        <w:pStyle w:val="Normal"/>
+        <w:jc w:val="center"/>
         <w:rPr>
           <w:sz w:val="44"/>
           <w:szCs w:val="44"/>
         </w:rPr>
-        <w:t>5</w:t>
-      </w:r>
-    </w:p>
-    <w:p>
-      <w:pPr>
-        <w:jc w:val="center"/>
+      </w:pPr>
+      <w:r>
         <w:rPr>
           <w:sz w:val="44"/>
           <w:szCs w:val="44"/>
         </w:rPr>
-      </w:pPr>
-      <w:r>
+        <w:t>по дисциплине «Информационные сети»</w:t>
+      </w:r>
+    </w:p>
+    <w:p>
+      <w:pPr>
+        <w:pStyle w:val="Normal"/>
         <w:rPr>
           <w:sz w:val="44"/>
-          <w:szCs w:val="44"/>
-        </w:rPr>
-        <w:t>по дисциплине «Информационные сети»</w:t>
-      </w:r>
-    </w:p>
-    <w:p>
-      <w:pPr>
+          <w:szCs w:val="28"/>
+        </w:rPr>
+      </w:pPr>
+      <w:r>
         <w:rPr>
           <w:sz w:val="44"/>
           <w:szCs w:val="28"/>
         </w:rPr>
-      </w:pPr>
-    </w:p>
-    <w:p>
-      <w:pPr>
-        <w:rPr>
-          <w:sz w:val="28"/>
-          <w:szCs w:val="28"/>
-        </w:rPr>
-      </w:pPr>
-    </w:p>
-    <w:p>
-      <w:pPr>
+      </w:r>
+    </w:p>
+    <w:p>
+      <w:pPr>
+        <w:pStyle w:val="Normal"/>
+        <w:rPr>
+          <w:sz w:val="28"/>
+          <w:szCs w:val="28"/>
+        </w:rPr>
+      </w:pPr>
+      <w:r>
+        <w:rPr>
+          <w:sz w:val="28"/>
+          <w:szCs w:val="28"/>
+        </w:rPr>
+      </w:r>
+    </w:p>
+    <w:p>
+      <w:pPr>
+        <w:pStyle w:val="Normal"/>
         <w:jc w:val="center"/>
         <w:rPr>
           <w:sz w:val="36"/>
@@ -694,47 +795,83 @@
     </w:p>
     <w:p>
       <w:pPr>
-        <w:rPr>
-          <w:sz w:val="28"/>
-          <w:szCs w:val="28"/>
-        </w:rPr>
-      </w:pPr>
-    </w:p>
-    <w:p>
-      <w:pPr>
-        <w:rPr>
-          <w:sz w:val="28"/>
-          <w:szCs w:val="28"/>
-        </w:rPr>
-      </w:pPr>
-    </w:p>
-    <w:p>
-      <w:pPr>
-        <w:rPr>
-          <w:sz w:val="28"/>
-          <w:szCs w:val="28"/>
-        </w:rPr>
-      </w:pPr>
-    </w:p>
-    <w:p>
-      <w:pPr>
-        <w:rPr>
-          <w:sz w:val="28"/>
-          <w:szCs w:val="28"/>
-        </w:rPr>
-      </w:pPr>
-    </w:p>
-    <w:p>
-      <w:pPr>
-        <w:rPr>
-          <w:sz w:val="28"/>
-          <w:szCs w:val="28"/>
-        </w:rPr>
-      </w:pPr>
-    </w:p>
-    <w:p>
-      <w:pPr>
-        <w:ind w:left="6663" w:hanging="284"/>
+        <w:pStyle w:val="Normal"/>
+        <w:rPr>
+          <w:sz w:val="28"/>
+          <w:szCs w:val="28"/>
+        </w:rPr>
+      </w:pPr>
+      <w:r>
+        <w:rPr>
+          <w:sz w:val="28"/>
+          <w:szCs w:val="28"/>
+        </w:rPr>
+      </w:r>
+    </w:p>
+    <w:p>
+      <w:pPr>
+        <w:pStyle w:val="Normal"/>
+        <w:rPr>
+          <w:sz w:val="28"/>
+          <w:szCs w:val="28"/>
+        </w:rPr>
+      </w:pPr>
+      <w:r>
+        <w:rPr>
+          <w:sz w:val="28"/>
+          <w:szCs w:val="28"/>
+        </w:rPr>
+      </w:r>
+    </w:p>
+    <w:p>
+      <w:pPr>
+        <w:pStyle w:val="Normal"/>
+        <w:rPr>
+          <w:sz w:val="28"/>
+          <w:szCs w:val="28"/>
+        </w:rPr>
+      </w:pPr>
+      <w:r>
+        <w:rPr>
+          <w:sz w:val="28"/>
+          <w:szCs w:val="28"/>
+        </w:rPr>
+      </w:r>
+    </w:p>
+    <w:p>
+      <w:pPr>
+        <w:pStyle w:val="Normal"/>
+        <w:rPr>
+          <w:sz w:val="28"/>
+          <w:szCs w:val="28"/>
+        </w:rPr>
+      </w:pPr>
+      <w:r>
+        <w:rPr>
+          <w:sz w:val="28"/>
+          <w:szCs w:val="28"/>
+        </w:rPr>
+      </w:r>
+    </w:p>
+    <w:p>
+      <w:pPr>
+        <w:pStyle w:val="Normal"/>
+        <w:rPr>
+          <w:sz w:val="28"/>
+          <w:szCs w:val="28"/>
+        </w:rPr>
+      </w:pPr>
+      <w:r>
+        <w:rPr>
+          <w:sz w:val="28"/>
+          <w:szCs w:val="28"/>
+        </w:rPr>
+      </w:r>
+    </w:p>
+    <w:p>
+      <w:pPr>
+        <w:pStyle w:val="Normal"/>
+        <w:ind w:hanging="284" w:left="6663"/>
         <w:rPr>
           <w:sz w:val="28"/>
           <w:szCs w:val="28"/>
@@ -750,7 +887,8 @@
     </w:p>
     <w:p>
       <w:pPr>
-        <w:ind w:left="6663" w:hanging="284"/>
+        <w:pStyle w:val="Normal"/>
+        <w:ind w:hanging="284" w:left="6663"/>
         <w:rPr>
           <w:sz w:val="28"/>
           <w:szCs w:val="28"/>
@@ -766,16 +904,17 @@
     </w:p>
     <w:p>
       <w:pPr>
-        <w:ind w:left="6663" w:hanging="284"/>
-        <w:rPr>
-          <w:color w:val="000000" w:themeColor="text1"/>
-          <w:sz w:val="28"/>
-          <w:szCs w:val="28"/>
-        </w:rPr>
-      </w:pPr>
-      <w:r>
-        <w:rPr>
-          <w:color w:val="000000" w:themeColor="text1"/>
+        <w:pStyle w:val="Normal"/>
+        <w:ind w:hanging="284" w:left="6663"/>
+        <w:rPr>
+          <w:color w:themeColor="text1" w:val="000000"/>
+          <w:sz w:val="28"/>
+          <w:szCs w:val="28"/>
+        </w:rPr>
+      </w:pPr>
+      <w:r>
+        <w:rPr>
+          <w:color w:themeColor="text1" w:val="000000"/>
           <w:sz w:val="28"/>
           <w:szCs w:val="28"/>
         </w:rPr>
@@ -784,16 +923,24 @@
     </w:p>
     <w:p>
       <w:pPr>
+        <w:pStyle w:val="Normal"/>
         <w:jc w:val="right"/>
         <w:rPr>
           <w:sz w:val="28"/>
           <w:szCs w:val="28"/>
         </w:rPr>
       </w:pPr>
-    </w:p>
-    <w:p>
-      <w:pPr>
-        <w:ind w:left="6663" w:hanging="284"/>
+      <w:r>
+        <w:rPr>
+          <w:sz w:val="28"/>
+          <w:szCs w:val="28"/>
+        </w:rPr>
+      </w:r>
+    </w:p>
+    <w:p>
+      <w:pPr>
+        <w:pStyle w:val="Normal"/>
+        <w:ind w:hanging="284" w:left="6663"/>
         <w:rPr>
           <w:sz w:val="28"/>
           <w:szCs w:val="28"/>
@@ -809,7 +956,8 @@
     </w:p>
     <w:p>
       <w:pPr>
-        <w:ind w:left="6663" w:hanging="284"/>
+        <w:pStyle w:val="Normal"/>
+        <w:ind w:hanging="284" w:left="6663"/>
         <w:rPr>
           <w:sz w:val="28"/>
           <w:szCs w:val="28"/>
@@ -825,16 +973,17 @@
     </w:p>
     <w:p>
       <w:pPr>
-        <w:ind w:left="6663" w:hanging="284"/>
-        <w:rPr>
-          <w:color w:val="000000" w:themeColor="text1"/>
-          <w:sz w:val="28"/>
-          <w:szCs w:val="28"/>
-        </w:rPr>
-      </w:pPr>
-      <w:r>
-        <w:rPr>
-          <w:color w:val="000000" w:themeColor="text1"/>
+        <w:pStyle w:val="Normal"/>
+        <w:ind w:hanging="284" w:left="6663"/>
+        <w:rPr>
+          <w:color w:themeColor="text1" w:val="000000"/>
+          <w:sz w:val="28"/>
+          <w:szCs w:val="28"/>
+        </w:rPr>
+      </w:pPr>
+      <w:r>
+        <w:rPr>
+          <w:color w:themeColor="text1" w:val="000000"/>
           <w:sz w:val="28"/>
           <w:szCs w:val="28"/>
         </w:rPr>
@@ -843,47 +992,75 @@
     </w:p>
     <w:p>
       <w:pPr>
-        <w:pStyle w:val="a4"/>
-        <w:rPr>
-          <w:rFonts w:ascii="Times New Roman" w:hAnsi="Times New Roman"/>
-          <w:sz w:val="28"/>
-          <w:szCs w:val="28"/>
-        </w:rPr>
-      </w:pPr>
-    </w:p>
-    <w:p>
-      <w:pPr>
-        <w:pStyle w:val="a4"/>
-        <w:rPr>
-          <w:rFonts w:ascii="Times New Roman" w:hAnsi="Times New Roman"/>
-          <w:sz w:val="28"/>
-          <w:szCs w:val="28"/>
-        </w:rPr>
-      </w:pPr>
-    </w:p>
-    <w:p>
-      <w:pPr>
-        <w:pStyle w:val="a4"/>
-        <w:rPr>
-          <w:rFonts w:ascii="Times New Roman" w:hAnsi="Times New Roman"/>
-          <w:sz w:val="28"/>
-          <w:szCs w:val="28"/>
-        </w:rPr>
-      </w:pPr>
-    </w:p>
-    <w:p>
-      <w:pPr>
-        <w:pStyle w:val="a4"/>
-        <w:rPr>
-          <w:rFonts w:ascii="Times New Roman" w:hAnsi="Times New Roman"/>
-          <w:sz w:val="28"/>
-          <w:szCs w:val="28"/>
-        </w:rPr>
-      </w:pPr>
-    </w:p>
-    <w:p>
-      <w:pPr>
-        <w:pStyle w:val="a4"/>
+        <w:pStyle w:val="PlainText"/>
+        <w:rPr>
+          <w:rFonts w:ascii="Times New Roman" w:hAnsi="Times New Roman"/>
+          <w:sz w:val="28"/>
+          <w:szCs w:val="28"/>
+        </w:rPr>
+      </w:pPr>
+      <w:r>
+        <w:rPr>
+          <w:rFonts w:ascii="Times New Roman" w:hAnsi="Times New Roman"/>
+          <w:sz w:val="28"/>
+          <w:szCs w:val="28"/>
+        </w:rPr>
+      </w:r>
+    </w:p>
+    <w:p>
+      <w:pPr>
+        <w:pStyle w:val="PlainText"/>
+        <w:rPr>
+          <w:rFonts w:ascii="Times New Roman" w:hAnsi="Times New Roman"/>
+          <w:sz w:val="28"/>
+          <w:szCs w:val="28"/>
+        </w:rPr>
+      </w:pPr>
+      <w:r>
+        <w:rPr>
+          <w:rFonts w:ascii="Times New Roman" w:hAnsi="Times New Roman"/>
+          <w:sz w:val="28"/>
+          <w:szCs w:val="28"/>
+        </w:rPr>
+      </w:r>
+    </w:p>
+    <w:p>
+      <w:pPr>
+        <w:pStyle w:val="PlainText"/>
+        <w:rPr>
+          <w:rFonts w:ascii="Times New Roman" w:hAnsi="Times New Roman"/>
+          <w:sz w:val="28"/>
+          <w:szCs w:val="28"/>
+        </w:rPr>
+      </w:pPr>
+      <w:r>
+        <w:rPr>
+          <w:rFonts w:ascii="Times New Roman" w:hAnsi="Times New Roman"/>
+          <w:sz w:val="28"/>
+          <w:szCs w:val="28"/>
+        </w:rPr>
+      </w:r>
+    </w:p>
+    <w:p>
+      <w:pPr>
+        <w:pStyle w:val="PlainText"/>
+        <w:rPr>
+          <w:rFonts w:ascii="Times New Roman" w:hAnsi="Times New Roman"/>
+          <w:sz w:val="28"/>
+          <w:szCs w:val="28"/>
+        </w:rPr>
+      </w:pPr>
+      <w:r>
+        <w:rPr>
+          <w:rFonts w:ascii="Times New Roman" w:hAnsi="Times New Roman"/>
+          <w:sz w:val="28"/>
+          <w:szCs w:val="28"/>
+        </w:rPr>
+      </w:r>
+    </w:p>
+    <w:p>
+      <w:pPr>
+        <w:pStyle w:val="PlainText"/>
         <w:jc w:val="center"/>
         <w:rPr>
           <w:rFonts w:ascii="Times New Roman" w:hAnsi="Times New Roman"/>
@@ -891,10 +1068,17 @@
           <w:szCs w:val="28"/>
         </w:rPr>
       </w:pPr>
-    </w:p>
-    <w:p>
-      <w:pPr>
-        <w:pStyle w:val="a4"/>
+      <w:r>
+        <w:rPr>
+          <w:rFonts w:ascii="Times New Roman" w:hAnsi="Times New Roman"/>
+          <w:sz w:val="28"/>
+          <w:szCs w:val="28"/>
+        </w:rPr>
+      </w:r>
+    </w:p>
+    <w:p>
+      <w:pPr>
+        <w:pStyle w:val="PlainText"/>
         <w:jc w:val="center"/>
         <w:rPr>
           <w:rFonts w:ascii="Times New Roman" w:hAnsi="Times New Roman"/>
@@ -916,7 +1100,8 @@
     </w:p>
     <w:p>
       <w:pPr>
-        <w:spacing w:line="360" w:lineRule="auto"/>
+        <w:pStyle w:val="Normal"/>
+        <w:spacing w:lineRule="auto" w:line="360" w:before="0" w:after="0"/>
         <w:jc w:val="center"/>
         <w:rPr>
           <w:sz w:val="28"/>
@@ -928,13 +1113,13 @@
           <w:sz w:val="28"/>
           <w:szCs w:val="28"/>
         </w:rPr>
-        <w:lastRenderedPageBreak/>
         <w:t>ЦЕЛЬ РАБОТЫ:</w:t>
       </w:r>
     </w:p>
     <w:p>
       <w:pPr>
-        <w:spacing w:line="360" w:lineRule="auto"/>
+        <w:pStyle w:val="Normal"/>
+        <w:spacing w:lineRule="auto" w:line="360"/>
         <w:ind w:firstLine="709"/>
         <w:jc w:val="both"/>
         <w:rPr>
@@ -945,24 +1130,13 @@
         <w:rPr>
           <w:sz w:val="28"/>
         </w:rPr>
-        <w:t>И</w:t>
-      </w:r>
-      <w:r>
-        <w:rPr>
-          <w:sz w:val="28"/>
-        </w:rPr>
-        <w:t>зучить основы работы с протоколом HTTP, telnet, получить практические навыки по работе с HTTPS-протоколом посредством оpenssl, научиться создавать сертификаты</w:t>
-      </w:r>
-      <w:r>
-        <w:rPr>
-          <w:sz w:val="28"/>
-        </w:rPr>
-        <w:t>.</w:t>
-      </w:r>
-    </w:p>
-    <w:p>
-      <w:pPr>
-        <w:spacing w:line="360" w:lineRule="auto"/>
+        <w:t>Изучить основы работы с протоколом HTTP, telnet, получить практические навыки по работе с HTTPS-протоколом посредством оpenssl, научиться создавать сертификаты.</w:t>
+      </w:r>
+    </w:p>
+    <w:p>
+      <w:pPr>
+        <w:pStyle w:val="Normal"/>
+        <w:spacing w:lineRule="auto" w:line="360"/>
         <w:jc w:val="center"/>
         <w:rPr>
           <w:sz w:val="28"/>
@@ -972,24 +1146,13 @@
         <w:rPr>
           <w:sz w:val="28"/>
         </w:rPr>
-        <w:t xml:space="preserve">ЗАДАНИЕ </w:t>
-      </w:r>
-      <w:r>
-        <w:rPr>
-          <w:sz w:val="28"/>
-        </w:rPr>
-        <w:t xml:space="preserve">1 </w:t>
-      </w:r>
-      <w:r>
-        <w:rPr>
-          <w:sz w:val="28"/>
-        </w:rPr>
-        <w:t>(вариант 14).</w:t>
-      </w:r>
-    </w:p>
-    <w:p>
-      <w:pPr>
-        <w:spacing w:line="360" w:lineRule="auto"/>
+        <w:t>ЗАДАНИЕ 1 (вариант 14).</w:t>
+      </w:r>
+    </w:p>
+    <w:p>
+      <w:pPr>
+        <w:pStyle w:val="Normal"/>
+        <w:spacing w:lineRule="auto" w:line="360"/>
         <w:ind w:firstLine="709"/>
         <w:jc w:val="both"/>
         <w:rPr>
@@ -1000,42 +1163,13 @@
         <w:rPr>
           <w:sz w:val="28"/>
         </w:rPr>
-        <w:t xml:space="preserve">Подключиться по openssl к </w:t>
-      </w:r>
-      <w:r>
-        <w:rPr>
-          <w:sz w:val="28"/>
-        </w:rPr>
-        <w:t>веб-сайту</w:t>
-      </w:r>
-      <w:r>
-        <w:rPr>
-          <w:sz w:val="28"/>
-        </w:rPr>
-        <w:t xml:space="preserve"> и отправить запрос</w:t>
-      </w:r>
-      <w:r>
-        <w:rPr>
-          <w:sz w:val="28"/>
-        </w:rPr>
-        <w:t xml:space="preserve">. </w:t>
-      </w:r>
-      <w:r>
-        <w:rPr>
-          <w:sz w:val="28"/>
-        </w:rPr>
-        <w:t>Проанализировать ответ сервера. Описать работу HTTP протокола в данном случае</w:t>
-      </w:r>
-      <w:r>
-        <w:rPr>
-          <w:sz w:val="28"/>
-        </w:rPr>
-        <w:t>.ы</w:t>
-      </w:r>
-    </w:p>
-    <w:p>
-      <w:pPr>
-        <w:spacing w:line="360" w:lineRule="auto"/>
+        <w:t>Подключиться по openssl к веб-сайту и отправить запрос. Проанализировать ответ сервера. Описать работу HTTP протокола в данном случае.ы</w:t>
+      </w:r>
+    </w:p>
+    <w:p>
+      <w:pPr>
+        <w:pStyle w:val="Normal"/>
+        <w:spacing w:lineRule="auto" w:line="360"/>
         <w:jc w:val="center"/>
         <w:rPr>
           <w:sz w:val="28"/>
@@ -1050,7 +1184,8 @@
     </w:p>
     <w:p>
       <w:pPr>
-        <w:spacing w:line="360" w:lineRule="auto"/>
+        <w:pStyle w:val="Normal"/>
+        <w:spacing w:lineRule="auto" w:line="360"/>
         <w:ind w:firstLine="709"/>
         <w:jc w:val="both"/>
         <w:rPr>
@@ -1066,13 +1201,56 @@
     </w:p>
     <w:p>
       <w:pPr>
-        <w:spacing w:line="360" w:lineRule="auto"/>
+        <w:pStyle w:val="Normal"/>
+        <w:spacing w:lineRule="auto" w:line="360"/>
         <w:jc w:val="center"/>
-      </w:pPr>
-    </w:p>
-    <w:p>
-      <w:pPr>
-        <w:spacing w:line="360" w:lineRule="auto"/>
+        <w:rPr/>
+      </w:pPr>
+      <w:r>
+        <w:rPr/>
+        <w:drawing>
+          <wp:inline distT="0" distB="0" distL="0" distR="0">
+            <wp:extent cx="5940425" cy="3124835"/>
+            <wp:effectExtent l="0" t="0" r="0" b="0"/>
+            <wp:docPr id="1" name="Image1" descr=""/>
+            <wp:cNvGraphicFramePr>
+              <a:graphicFrameLocks xmlns:a="http://schemas.openxmlformats.org/drawingml/2006/main" noChangeAspect="1"/>
+            </wp:cNvGraphicFramePr>
+            <a:graphic xmlns:a="http://schemas.openxmlformats.org/drawingml/2006/main">
+              <a:graphicData uri="http://schemas.openxmlformats.org/drawingml/2006/picture">
+                <pic:pic xmlns:pic="http://schemas.openxmlformats.org/drawingml/2006/picture">
+                  <pic:nvPicPr>
+                    <pic:cNvPr id="1" name="Image1" descr=""/>
+                    <pic:cNvPicPr>
+                      <a:picLocks noChangeAspect="1" noChangeArrowheads="1"/>
+                    </pic:cNvPicPr>
+                  </pic:nvPicPr>
+                  <pic:blipFill>
+                    <a:blip r:embed="rId2"/>
+                    <a:stretch>
+                      <a:fillRect/>
+                    </a:stretch>
+                  </pic:blipFill>
+                  <pic:spPr bwMode="auto">
+                    <a:xfrm>
+                      <a:off x="0" y="0"/>
+                      <a:ext cx="5940425" cy="3124835"/>
+                    </a:xfrm>
+                    <a:prstGeom prst="rect">
+                      <a:avLst/>
+                    </a:prstGeom>
+                  </pic:spPr>
+                </pic:pic>
+              </a:graphicData>
+            </a:graphic>
+          </wp:inline>
+        </w:drawing>
+      </w:r>
+    </w:p>
+    <w:p>
+      <w:pPr>
+        <w:pStyle w:val="Normal"/>
+        <w:spacing w:lineRule="auto" w:line="360"/>
         <w:jc w:val="center"/>
         <w:rPr>
           <w:sz w:val="28"/>
@@ -1084,29 +1262,67 @@
           <w:sz w:val="28"/>
           <w:szCs w:val="28"/>
         </w:rPr>
-        <w:t xml:space="preserve">Рисунок 1. </w:t>
-      </w:r>
-      <w:r>
-        <w:rPr>
-          <w:sz w:val="28"/>
-          <w:szCs w:val="28"/>
-        </w:rPr>
-        <w:t>Таблица работы алгоритма по шагам вычислений.</w:t>
-      </w:r>
-    </w:p>
-    <w:p>
-      <w:pPr>
-        <w:spacing w:line="360" w:lineRule="auto"/>
+        <w:t>Рисунок 1. Таблица работы алгоритма по шагам вычислений.</w:t>
+      </w:r>
+    </w:p>
+    <w:p>
+      <w:pPr>
+        <w:pStyle w:val="Normal"/>
+        <w:spacing w:lineRule="auto" w:line="360"/>
         <w:jc w:val="center"/>
         <w:rPr>
           <w:sz w:val="28"/>
           <w:szCs w:val="28"/>
         </w:rPr>
       </w:pPr>
-    </w:p>
-    <w:p>
-      <w:pPr>
-        <w:spacing w:line="360" w:lineRule="auto"/>
+      <w:r>
+        <w:rPr>
+          <w:sz w:val="28"/>
+          <w:szCs w:val="28"/>
+        </w:rPr>
+        <w:drawing>
+          <wp:inline distT="0" distB="0" distL="0" distR="0">
+            <wp:extent cx="5940425" cy="2873375"/>
+            <wp:effectExtent l="0" t="0" r="0" b="0"/>
+            <wp:docPr id="2" name="Image2" descr=""/>
+            <wp:cNvGraphicFramePr>
+              <a:graphicFrameLocks xmlns:a="http://schemas.openxmlformats.org/drawingml/2006/main" noChangeAspect="1"/>
+            </wp:cNvGraphicFramePr>
+            <a:graphic xmlns:a="http://schemas.openxmlformats.org/drawingml/2006/main">
+              <a:graphicData uri="http://schemas.openxmlformats.org/drawingml/2006/picture">
+                <pic:pic xmlns:pic="http://schemas.openxmlformats.org/drawingml/2006/picture">
+                  <pic:nvPicPr>
+                    <pic:cNvPr id="2" name="Image2" descr=""/>
+                    <pic:cNvPicPr>
+                      <a:picLocks noChangeAspect="1" noChangeArrowheads="1"/>
+                    </pic:cNvPicPr>
+                  </pic:nvPicPr>
+                  <pic:blipFill>
+                    <a:blip r:embed="rId3"/>
+                    <a:stretch>
+                      <a:fillRect/>
+                    </a:stretch>
+                  </pic:blipFill>
+                  <pic:spPr bwMode="auto">
+                    <a:xfrm>
+                      <a:off x="0" y="0"/>
+                      <a:ext cx="5940425" cy="2873375"/>
+                    </a:xfrm>
+                    <a:prstGeom prst="rect">
+                      <a:avLst/>
+                    </a:prstGeom>
+                  </pic:spPr>
+                </pic:pic>
+              </a:graphicData>
+            </a:graphic>
+          </wp:inline>
+        </w:drawing>
+      </w:r>
+    </w:p>
+    <w:p>
+      <w:pPr>
+        <w:pStyle w:val="Normal"/>
+        <w:spacing w:lineRule="auto" w:line="360"/>
         <w:jc w:val="center"/>
         <w:rPr>
           <w:sz w:val="28"/>
@@ -1116,24 +1332,13 @@
         <w:rPr>
           <w:sz w:val="28"/>
         </w:rPr>
-        <w:t xml:space="preserve">ЗАДАНИЕ </w:t>
-      </w:r>
-      <w:r>
-        <w:rPr>
-          <w:sz w:val="28"/>
-        </w:rPr>
-        <w:t>2</w:t>
-      </w:r>
-      <w:r>
-        <w:rPr>
-          <w:sz w:val="28"/>
-        </w:rPr>
-        <w:t xml:space="preserve"> (вариант 14).</w:t>
-      </w:r>
-    </w:p>
-    <w:p>
-      <w:pPr>
-        <w:spacing w:line="360" w:lineRule="auto"/>
+        <w:t>ЗАДАНИЕ 2 (вариант 14).</w:t>
+      </w:r>
+    </w:p>
+    <w:p>
+      <w:pPr>
+        <w:pStyle w:val="Normal"/>
+        <w:spacing w:lineRule="auto" w:line="360"/>
         <w:ind w:firstLine="709"/>
         <w:jc w:val="both"/>
         <w:rPr>
@@ -1144,13 +1349,7 @@
         <w:rPr>
           <w:sz w:val="28"/>
         </w:rPr>
-        <w:t>Создать ключ шифрования для работы по зашифрованному каналу связи</w:t>
-      </w:r>
-      <w:r>
-        <w:rPr>
-          <w:sz w:val="28"/>
-        </w:rPr>
-        <w:t xml:space="preserve"> и поднять веб-сервер по протоколу </w:t>
+        <w:t xml:space="preserve">Создать ключ шифрования для работы по зашифрованному каналу связи и поднять веб-сервер по протоколу </w:t>
       </w:r>
       <w:r>
         <w:rPr>
@@ -1163,24 +1362,13 @@
         <w:rPr>
           <w:sz w:val="28"/>
         </w:rPr>
-        <w:t>.</w:t>
-      </w:r>
-      <w:r>
-        <w:rPr>
-          <w:sz w:val="28"/>
-        </w:rPr>
-        <w:t xml:space="preserve"> Отправить запрос на локальный сервер.</w:t>
-      </w:r>
-      <w:r>
-        <w:rPr>
-          <w:sz w:val="28"/>
-        </w:rPr>
-        <w:t xml:space="preserve"> Проанализировать ответ.</w:t>
-      </w:r>
-    </w:p>
-    <w:p>
-      <w:pPr>
-        <w:spacing w:line="360" w:lineRule="auto"/>
+        <w:t>. Отправить запрос на локальный сервер. Проанализировать ответ.</w:t>
+      </w:r>
+    </w:p>
+    <w:p>
+      <w:pPr>
+        <w:pStyle w:val="Normal"/>
+        <w:spacing w:lineRule="auto" w:line="360"/>
         <w:jc w:val="center"/>
         <w:rPr>
           <w:sz w:val="28"/>
@@ -1195,7 +1383,8 @@
     </w:p>
     <w:p>
       <w:pPr>
-        <w:spacing w:line="360" w:lineRule="auto"/>
+        <w:pStyle w:val="Normal"/>
+        <w:spacing w:lineRule="auto" w:line="360"/>
         <w:ind w:firstLine="709"/>
         <w:jc w:val="both"/>
         <w:rPr>
@@ -1211,57 +1400,8 @@
     </w:p>
     <w:p>
       <w:pPr>
-        <w:spacing w:line="360" w:lineRule="auto"/>
-        <w:jc w:val="center"/>
-      </w:pPr>
-    </w:p>
-    <w:p>
-      <w:pPr>
-        <w:spacing w:line="360" w:lineRule="auto"/>
-        <w:jc w:val="center"/>
-        <w:rPr>
-          <w:sz w:val="28"/>
-          <w:szCs w:val="28"/>
-        </w:rPr>
-      </w:pPr>
-      <w:r>
-        <w:rPr>
-          <w:sz w:val="28"/>
-          <w:szCs w:val="28"/>
-        </w:rPr>
-        <w:t>Рисунок 1. Таблица работы алгоритма по шагам вычислений.</w:t>
-      </w:r>
-    </w:p>
-    <w:p>
-      <w:pPr>
-        <w:spacing w:line="360" w:lineRule="auto"/>
-        <w:jc w:val="center"/>
-        <w:rPr>
-          <w:sz w:val="28"/>
-          <w:szCs w:val="28"/>
-        </w:rPr>
-      </w:pPr>
-    </w:p>
-    <w:p>
-      <w:pPr>
-        <w:spacing w:line="360" w:lineRule="auto"/>
-        <w:jc w:val="center"/>
-        <w:rPr>
-          <w:sz w:val="28"/>
-          <w:szCs w:val="28"/>
-        </w:rPr>
-      </w:pPr>
-      <w:r>
-        <w:rPr>
-          <w:sz w:val="28"/>
-          <w:szCs w:val="28"/>
-        </w:rPr>
-        <w:t>ВЫВОД К РАБОТЕ:</w:t>
-      </w:r>
-    </w:p>
-    <w:p>
-      <w:pPr>
-        <w:spacing w:line="360" w:lineRule="auto"/>
+        <w:pStyle w:val="Normal"/>
+        <w:spacing w:lineRule="auto" w:line="360"/>
         <w:ind w:firstLine="709"/>
         <w:jc w:val="both"/>
         <w:rPr>
@@ -1272,130 +1412,503 @@
         <w:rPr>
           <w:sz w:val="28"/>
         </w:rPr>
-        <w:t>Я и</w:t>
-      </w:r>
-      <w:r>
-        <w:rPr>
-          <w:sz w:val="28"/>
-        </w:rPr>
-        <w:t>зучи</w:t>
-      </w:r>
-      <w:r>
-        <w:rPr>
-          <w:sz w:val="28"/>
-        </w:rPr>
-        <w:t>л</w:t>
-      </w:r>
-      <w:r>
-        <w:rPr>
-          <w:sz w:val="28"/>
-        </w:rPr>
-        <w:t xml:space="preserve"> основы работы с протоколом HTTP, telnet, получи</w:t>
-      </w:r>
-      <w:r>
-        <w:rPr>
-          <w:sz w:val="28"/>
-        </w:rPr>
-        <w:t>л</w:t>
-      </w:r>
-      <w:r>
-        <w:rPr>
-          <w:sz w:val="28"/>
-        </w:rPr>
-        <w:t xml:space="preserve"> практические навыки по работе с HTTPS-протоколом посредством оpenssl, научи</w:t>
-      </w:r>
-      <w:r>
-        <w:rPr>
-          <w:sz w:val="28"/>
-        </w:rPr>
-        <w:t>лся</w:t>
-      </w:r>
-      <w:r>
-        <w:rPr>
-          <w:sz w:val="28"/>
-        </w:rPr>
-        <w:t xml:space="preserve"> создавать сертификаты</w:t>
-      </w:r>
-      <w:r>
-        <w:rPr>
-          <w:sz w:val="28"/>
-        </w:rPr>
-        <w:t>.</w:t>
+        <w:t>import ssl</w:t>
+      </w:r>
+    </w:p>
+    <w:p>
+      <w:pPr>
+        <w:pStyle w:val="Normal"/>
+        <w:spacing w:lineRule="auto" w:line="360"/>
+        <w:ind w:firstLine="709"/>
+        <w:jc w:val="both"/>
+        <w:rPr>
+          <w:sz w:val="28"/>
+        </w:rPr>
+      </w:pPr>
+      <w:r>
+        <w:rPr>
+          <w:sz w:val="28"/>
+        </w:rPr>
+        <w:t>from http.server import HTTPServer, SimpleHTTPRequestHandler</w:t>
+      </w:r>
+    </w:p>
+    <w:p>
+      <w:pPr>
+        <w:pStyle w:val="Normal"/>
+        <w:spacing w:lineRule="auto" w:line="360"/>
+        <w:ind w:firstLine="709"/>
+        <w:jc w:val="both"/>
+        <w:rPr>
+          <w:sz w:val="28"/>
+        </w:rPr>
+      </w:pPr>
+      <w:r>
+        <w:rPr>
+          <w:sz w:val="28"/>
+        </w:rPr>
+      </w:r>
+    </w:p>
+    <w:p>
+      <w:pPr>
+        <w:pStyle w:val="Normal"/>
+        <w:spacing w:lineRule="auto" w:line="360"/>
+        <w:ind w:firstLine="709"/>
+        <w:jc w:val="both"/>
+        <w:rPr>
+          <w:sz w:val="28"/>
+        </w:rPr>
+      </w:pPr>
+      <w:r>
+        <w:rPr>
+          <w:sz w:val="28"/>
+        </w:rPr>
+        <w:t>context = ssl.SSLContext(ssl.PROTOCOL_TLS_SERVER)</w:t>
+      </w:r>
+    </w:p>
+    <w:p>
+      <w:pPr>
+        <w:pStyle w:val="Normal"/>
+        <w:spacing w:lineRule="auto" w:line="360"/>
+        <w:ind w:firstLine="709"/>
+        <w:jc w:val="both"/>
+        <w:rPr>
+          <w:sz w:val="28"/>
+        </w:rPr>
+      </w:pPr>
+      <w:r>
+        <w:rPr>
+          <w:sz w:val="28"/>
+        </w:rPr>
+        <w:t>context.load_cert_chain(certfile="server.pem", keyfile="key.pem")</w:t>
+      </w:r>
+    </w:p>
+    <w:p>
+      <w:pPr>
+        <w:pStyle w:val="Normal"/>
+        <w:spacing w:lineRule="auto" w:line="360"/>
+        <w:ind w:firstLine="709"/>
+        <w:jc w:val="both"/>
+        <w:rPr>
+          <w:sz w:val="28"/>
+        </w:rPr>
+      </w:pPr>
+      <w:r>
+        <w:rPr>
+          <w:sz w:val="28"/>
+        </w:rPr>
+      </w:r>
+    </w:p>
+    <w:p>
+      <w:pPr>
+        <w:pStyle w:val="Normal"/>
+        <w:spacing w:lineRule="auto" w:line="360"/>
+        <w:ind w:firstLine="709"/>
+        <w:jc w:val="both"/>
+        <w:rPr>
+          <w:sz w:val="28"/>
+        </w:rPr>
+      </w:pPr>
+      <w:r>
+        <w:rPr>
+          <w:sz w:val="28"/>
+        </w:rPr>
+        <w:t>httpd = HTTPServer(("0.0.0.0", 4443), SimpleHTTPRequestHandler)</w:t>
+      </w:r>
+    </w:p>
+    <w:p>
+      <w:pPr>
+        <w:pStyle w:val="Normal"/>
+        <w:spacing w:lineRule="auto" w:line="360"/>
+        <w:ind w:firstLine="709"/>
+        <w:jc w:val="both"/>
+        <w:rPr>
+          <w:sz w:val="28"/>
+        </w:rPr>
+      </w:pPr>
+      <w:r>
+        <w:rPr>
+          <w:sz w:val="28"/>
+        </w:rPr>
+        <w:t>httpd.socket = context.wrap_socket(httpd.socket, server_side=True)</w:t>
+      </w:r>
+    </w:p>
+    <w:p>
+      <w:pPr>
+        <w:pStyle w:val="Normal"/>
+        <w:spacing w:lineRule="auto" w:line="360"/>
+        <w:ind w:firstLine="709"/>
+        <w:jc w:val="both"/>
+        <w:rPr>
+          <w:sz w:val="28"/>
+        </w:rPr>
+      </w:pPr>
+      <w:r>
+        <w:rPr>
+          <w:sz w:val="28"/>
+        </w:rPr>
+        <w:t>httpd.serve_forever()</w:t>
+      </w:r>
+    </w:p>
+    <w:p>
+      <w:pPr>
+        <w:pStyle w:val="Normal"/>
+        <w:spacing w:lineRule="auto" w:line="360"/>
+        <w:ind w:firstLine="709"/>
+        <w:jc w:val="both"/>
+        <w:rPr>
+          <w:sz w:val="28"/>
+        </w:rPr>
+      </w:pPr>
+      <w:r>
+        <w:rPr/>
+      </w:r>
+    </w:p>
+    <w:p>
+      <w:pPr>
+        <w:pStyle w:val="Normal"/>
+        <w:spacing w:lineRule="auto" w:line="360"/>
+        <w:jc w:val="center"/>
+        <w:rPr/>
+      </w:pPr>
+      <w:r>
+        <w:rPr/>
+        <w:drawing>
+          <wp:inline distT="0" distB="0" distL="0" distR="0">
+            <wp:extent cx="5940425" cy="2163445"/>
+            <wp:effectExtent l="0" t="0" r="0" b="0"/>
+            <wp:docPr id="3" name="Image3" descr=""/>
+            <wp:cNvGraphicFramePr>
+              <a:graphicFrameLocks xmlns:a="http://schemas.openxmlformats.org/drawingml/2006/main" noChangeAspect="1"/>
+            </wp:cNvGraphicFramePr>
+            <a:graphic xmlns:a="http://schemas.openxmlformats.org/drawingml/2006/main">
+              <a:graphicData uri="http://schemas.openxmlformats.org/drawingml/2006/picture">
+                <pic:pic xmlns:pic="http://schemas.openxmlformats.org/drawingml/2006/picture">
+                  <pic:nvPicPr>
+                    <pic:cNvPr id="3" name="Image3" descr=""/>
+                    <pic:cNvPicPr>
+                      <a:picLocks noChangeAspect="1" noChangeArrowheads="1"/>
+                    </pic:cNvPicPr>
+                  </pic:nvPicPr>
+                  <pic:blipFill>
+                    <a:blip r:embed="rId4"/>
+                    <a:stretch>
+                      <a:fillRect/>
+                    </a:stretch>
+                  </pic:blipFill>
+                  <pic:spPr bwMode="auto">
+                    <a:xfrm>
+                      <a:off x="0" y="0"/>
+                      <a:ext cx="5940425" cy="2163445"/>
+                    </a:xfrm>
+                    <a:prstGeom prst="rect">
+                      <a:avLst/>
+                    </a:prstGeom>
+                  </pic:spPr>
+                </pic:pic>
+              </a:graphicData>
+            </a:graphic>
+          </wp:inline>
+        </w:drawing>
+      </w:r>
+    </w:p>
+    <w:p>
+      <w:pPr>
+        <w:pStyle w:val="Normal"/>
+        <w:spacing w:lineRule="auto" w:line="360"/>
+        <w:jc w:val="center"/>
+        <w:rPr>
+          <w:sz w:val="28"/>
+          <w:szCs w:val="28"/>
+        </w:rPr>
+      </w:pPr>
+      <w:r>
+        <w:rPr>
+          <w:sz w:val="28"/>
+          <w:szCs w:val="28"/>
+        </w:rPr>
+        <w:t>Рисунок 1. Таблица работы алгоритма по шагам вычислений.</w:t>
+      </w:r>
+    </w:p>
+    <w:p>
+      <w:pPr>
+        <w:pStyle w:val="Normal"/>
+        <w:spacing w:lineRule="auto" w:line="360"/>
+        <w:jc w:val="center"/>
+        <w:rPr>
+          <w:sz w:val="28"/>
+          <w:szCs w:val="28"/>
+        </w:rPr>
+      </w:pPr>
+      <w:r>
+        <w:rPr>
+          <w:sz w:val="28"/>
+          <w:szCs w:val="28"/>
+        </w:rPr>
+        <w:drawing>
+          <wp:inline distT="0" distB="0" distL="0" distR="0">
+            <wp:extent cx="5000625" cy="552450"/>
+            <wp:effectExtent l="0" t="0" r="0" b="0"/>
+            <wp:docPr id="4" name="Image4" descr=""/>
+            <wp:cNvGraphicFramePr>
+              <a:graphicFrameLocks xmlns:a="http://schemas.openxmlformats.org/drawingml/2006/main" noChangeAspect="1"/>
+            </wp:cNvGraphicFramePr>
+            <a:graphic xmlns:a="http://schemas.openxmlformats.org/drawingml/2006/main">
+              <a:graphicData uri="http://schemas.openxmlformats.org/drawingml/2006/picture">
+                <pic:pic xmlns:pic="http://schemas.openxmlformats.org/drawingml/2006/picture">
+                  <pic:nvPicPr>
+                    <pic:cNvPr id="4" name="Image4" descr=""/>
+                    <pic:cNvPicPr>
+                      <a:picLocks noChangeAspect="1" noChangeArrowheads="1"/>
+                    </pic:cNvPicPr>
+                  </pic:nvPicPr>
+                  <pic:blipFill>
+                    <a:blip r:embed="rId5"/>
+                    <a:stretch>
+                      <a:fillRect/>
+                    </a:stretch>
+                  </pic:blipFill>
+                  <pic:spPr bwMode="auto">
+                    <a:xfrm>
+                      <a:off x="0" y="0"/>
+                      <a:ext cx="5000625" cy="552450"/>
+                    </a:xfrm>
+                    <a:prstGeom prst="rect">
+                      <a:avLst/>
+                    </a:prstGeom>
+                  </pic:spPr>
+                </pic:pic>
+              </a:graphicData>
+            </a:graphic>
+          </wp:inline>
+        </w:drawing>
+      </w:r>
+    </w:p>
+    <w:p>
+      <w:pPr>
+        <w:pStyle w:val="Normal"/>
+        <w:spacing w:lineRule="auto" w:line="360"/>
+        <w:jc w:val="center"/>
+        <w:rPr>
+          <w:sz w:val="28"/>
+          <w:szCs w:val="28"/>
+        </w:rPr>
+      </w:pPr>
+      <w:r>
+        <w:rPr>
+          <w:sz w:val="28"/>
+          <w:szCs w:val="28"/>
+        </w:rPr>
+        <w:drawing>
+          <wp:inline distT="0" distB="0" distL="0" distR="0">
+            <wp:extent cx="5940425" cy="2246630"/>
+            <wp:effectExtent l="0" t="0" r="0" b="0"/>
+            <wp:docPr id="5" name="Image5" descr=""/>
+            <wp:cNvGraphicFramePr>
+              <a:graphicFrameLocks xmlns:a="http://schemas.openxmlformats.org/drawingml/2006/main" noChangeAspect="1"/>
+            </wp:cNvGraphicFramePr>
+            <a:graphic xmlns:a="http://schemas.openxmlformats.org/drawingml/2006/main">
+              <a:graphicData uri="http://schemas.openxmlformats.org/drawingml/2006/picture">
+                <pic:pic xmlns:pic="http://schemas.openxmlformats.org/drawingml/2006/picture">
+                  <pic:nvPicPr>
+                    <pic:cNvPr id="5" name="Image5" descr=""/>
+                    <pic:cNvPicPr>
+                      <a:picLocks noChangeAspect="1" noChangeArrowheads="1"/>
+                    </pic:cNvPicPr>
+                  </pic:nvPicPr>
+                  <pic:blipFill>
+                    <a:blip r:embed="rId6"/>
+                    <a:stretch>
+                      <a:fillRect/>
+                    </a:stretch>
+                  </pic:blipFill>
+                  <pic:spPr bwMode="auto">
+                    <a:xfrm>
+                      <a:off x="0" y="0"/>
+                      <a:ext cx="5940425" cy="2246630"/>
+                    </a:xfrm>
+                    <a:prstGeom prst="rect">
+                      <a:avLst/>
+                    </a:prstGeom>
+                  </pic:spPr>
+                </pic:pic>
+              </a:graphicData>
+            </a:graphic>
+          </wp:inline>
+        </w:drawing>
+      </w:r>
+    </w:p>
+    <w:p>
+      <w:pPr>
+        <w:pStyle w:val="Normal"/>
+        <w:spacing w:lineRule="auto" w:line="360"/>
+        <w:jc w:val="center"/>
+        <w:rPr>
+          <w:sz w:val="28"/>
+          <w:szCs w:val="28"/>
+        </w:rPr>
+      </w:pPr>
+      <w:r>
+        <w:rPr>
+          <w:sz w:val="28"/>
+          <w:szCs w:val="28"/>
+        </w:rPr>
+        <w:drawing>
+          <wp:inline distT="0" distB="0" distL="0" distR="0">
+            <wp:extent cx="3962400" cy="2295525"/>
+            <wp:effectExtent l="0" t="0" r="0" b="0"/>
+            <wp:docPr id="6" name="Image6" descr=""/>
+            <wp:cNvGraphicFramePr>
+              <a:graphicFrameLocks xmlns:a="http://schemas.openxmlformats.org/drawingml/2006/main" noChangeAspect="1"/>
+            </wp:cNvGraphicFramePr>
+            <a:graphic xmlns:a="http://schemas.openxmlformats.org/drawingml/2006/main">
+              <a:graphicData uri="http://schemas.openxmlformats.org/drawingml/2006/picture">
+                <pic:pic xmlns:pic="http://schemas.openxmlformats.org/drawingml/2006/picture">
+                  <pic:nvPicPr>
+                    <pic:cNvPr id="6" name="Image6" descr=""/>
+                    <pic:cNvPicPr>
+                      <a:picLocks noChangeAspect="1" noChangeArrowheads="1"/>
+                    </pic:cNvPicPr>
+                  </pic:nvPicPr>
+                  <pic:blipFill>
+                    <a:blip r:embed="rId7"/>
+                    <a:stretch>
+                      <a:fillRect/>
+                    </a:stretch>
+                  </pic:blipFill>
+                  <pic:spPr bwMode="auto">
+                    <a:xfrm>
+                      <a:off x="0" y="0"/>
+                      <a:ext cx="3962400" cy="2295525"/>
+                    </a:xfrm>
+                    <a:prstGeom prst="rect">
+                      <a:avLst/>
+                    </a:prstGeom>
+                  </pic:spPr>
+                </pic:pic>
+              </a:graphicData>
+            </a:graphic>
+          </wp:inline>
+        </w:drawing>
+      </w:r>
+    </w:p>
+    <w:p>
+      <w:pPr>
+        <w:pStyle w:val="Normal"/>
+        <w:spacing w:lineRule="auto" w:line="360"/>
+        <w:jc w:val="center"/>
+        <w:rPr>
+          <w:sz w:val="28"/>
+          <w:szCs w:val="28"/>
+        </w:rPr>
+      </w:pPr>
+      <w:r>
+        <w:rPr>
+          <w:sz w:val="28"/>
+          <w:szCs w:val="28"/>
+        </w:rPr>
+      </w:r>
+    </w:p>
+    <w:p>
+      <w:pPr>
+        <w:pStyle w:val="Normal"/>
+        <w:spacing w:lineRule="auto" w:line="360"/>
+        <w:jc w:val="center"/>
+        <w:rPr>
+          <w:sz w:val="28"/>
+          <w:szCs w:val="28"/>
+        </w:rPr>
+      </w:pPr>
+      <w:r>
+        <w:rPr>
+          <w:sz w:val="28"/>
+          <w:szCs w:val="28"/>
+        </w:rPr>
+        <w:t>ВЫВОД К РАБОТЕ:</w:t>
+      </w:r>
+    </w:p>
+    <w:p>
+      <w:pPr>
+        <w:pStyle w:val="Normal"/>
+        <w:spacing w:lineRule="auto" w:line="360"/>
+        <w:ind w:firstLine="709"/>
+        <w:jc w:val="both"/>
+        <w:rPr>
+          <w:sz w:val="28"/>
+        </w:rPr>
+      </w:pPr>
+      <w:r>
+        <w:rPr>
+          <w:sz w:val="28"/>
+        </w:rPr>
+        <w:t>Я изучил основы работы с протоколом HTTP, telnet, получил практические навыки по работе с HTTPS-протоколом посредством оpenssl, научился создавать сертификаты.</w:t>
       </w:r>
     </w:p>
     <w:sectPr>
-      <w:footerReference w:type="even" r:id="rId6"/>
-      <w:footerReference w:type="default" r:id="rId7"/>
-      <w:footerReference w:type="first" r:id="rId8"/>
+      <w:footerReference w:type="even" r:id="rId8"/>
+      <w:footerReference w:type="default" r:id="rId9"/>
+      <w:footerReference w:type="first" r:id="rId10"/>
+      <w:type w:val="nextPage"/>
       <w:pgSz w:w="11906" w:h="16838"/>
-      <w:pgMar w:top="1134" w:right="850" w:bottom="1134" w:left="1701" w:header="0" w:footer="708" w:gutter="0"/>
-      <w:cols w:space="720"/>
-      <w:formProt w:val="0"/>
+      <w:pgMar w:left="1701" w:right="850" w:gutter="0" w:header="0" w:top="1134" w:footer="708" w:bottom="1134"/>
+      <w:pgNumType w:fmt="decimal"/>
+      <w:formProt w:val="false"/>
       <w:titlePg/>
-      <w:docGrid w:linePitch="360" w:charSpace="8192"/>
+      <w:textDirection w:val="lrTb"/>
+      <w:docGrid w:type="default" w:linePitch="360" w:charSpace="12288"/>
     </w:sectPr>
   </w:body>
 </w:document>
 </file>
 
-<file path=word/endnotes.xml><?xml version="1.0" encoding="utf-8"?>
-<w:endnotes xmlns:wpc="http://schemas.microsoft.com/office/word/2010/wordprocessingCanvas" xmlns:cx="http://schemas.microsoft.com/office/drawing/2014/chartex" xmlns:cx1="http://schemas.microsoft.com/office/drawing/2015/9/8/chartex" xmlns:cx2="http://schemas.microsoft.com/office/drawing/2015/10/21/chartex" xmlns:cx3="http://schemas.microsoft.com/office/drawing/2016/5/9/chartex" xmlns:cx4="http://schemas.microsoft.com/office/drawing/2016/5/10/chartex" xmlns:cx5="http://schemas.microsoft.com/office/drawing/2016/5/11/chartex" xmlns:cx6="http://schemas.microsoft.com/office/drawing/2016/5/12/chartex" xmlns:cx7="http://schemas.microsoft.com/office/drawing/2016/5/13/chartex" xmlns:cx8="http://schemas.microsoft.com/office/drawing/2016/5/14/chartex" xmlns:mc="http://schemas.openxmlformats.org/markup-compatibility/2006" xmlns:aink="http://schemas.microsoft.com/office/drawing/2016/ink" xmlns:am3d="http://schemas.microsoft.com/office/drawing/2017/model3d" xmlns:o="urn:schemas-microsoft-com:office:office" xmlns:oel="http://schemas.microsoft.com/office/2019/extlst" xmlns:r="http://schemas.openxmlformats.org/officeDocument/2006/relationships" xmlns:m="http://schemas.openxmlformats.org/officeDocument/2006/math" xmlns:v="urn:schemas-microsoft-com:vml" xmlns:wp14="http://schemas.microsoft.com/office/word/2010/wordprocessingDrawing" xmlns:wp="http://schemas.openxmlformats.org/drawingml/2006/wordprocessingDrawing" xmlns:w10="urn:schemas-microsoft-com:office:word" xmlns:w="http://schemas.openxmlformats.org/wordprocessingml/2006/main" xmlns:w14="http://schemas.microsoft.com/office/word/2010/wordml" xmlns:w15="http://schemas.microsoft.com/office/word/2012/wordml" xmlns:w16cex="http://schemas.microsoft.com/office/word/2018/wordml/cex" xmlns:w16cid="http://schemas.microsoft.com/office/word/2016/wordml/cid" xmlns:w16="http://schemas.microsoft.com/office/word/2018/wordml" xmlns:w16sdtdh="http://schemas.microsoft.com/office/word/2020/wordml/sdtdatahash" xmlns:w16se="http://schemas.microsoft.com/office/word/2015/wordml/symex" xmlns:wpg="http://schemas.microsoft.com/office/word/2010/wordprocessingGroup" xmlns:wpi="http://schemas.microsoft.com/office/word/2010/wordprocessingInk" xmlns:wne="http://schemas.microsoft.com/office/word/2006/wordml" xmlns:wps="http://schemas.microsoft.com/office/word/2010/wordprocessingShape" mc:Ignorable="w14 w15 w16se w16cid w16 w16cex w16sdtdh wp14">
-  <w:endnote w:type="separator" w:id="-1">
-    <w:p>
-      <w:r>
-        <w:separator/>
-      </w:r>
-    </w:p>
-  </w:endnote>
-  <w:endnote w:type="continuationSeparator" w:id="0">
-    <w:p>
-      <w:r>
-        <w:continuationSeparator/>
-      </w:r>
-    </w:p>
-  </w:endnote>
-</w:endnotes>
-</file>
-
 <file path=word/footer1.xml><?xml version="1.0" encoding="utf-8"?>
-<w:ftr xmlns:wpc="http://schemas.microsoft.com/office/word/2010/wordprocessingCanvas" xmlns:cx="http://schemas.microsoft.com/office/drawing/2014/chartex" xmlns:cx1="http://schemas.microsoft.com/office/drawing/2015/9/8/chartex" xmlns:cx2="http://schemas.microsoft.com/office/drawing/2015/10/21/chartex" xmlns:cx3="http://schemas.microsoft.com/office/drawing/2016/5/9/chartex" xmlns:cx4="http://schemas.microsoft.com/office/drawing/2016/5/10/chartex" xmlns:cx5="http://schemas.microsoft.com/office/drawing/2016/5/11/chartex" xmlns:cx6="http://schemas.microsoft.com/office/drawing/2016/5/12/chartex" xmlns:cx7="http://schemas.microsoft.com/office/drawing/2016/5/13/chartex" xmlns:cx8="http://schemas.microsoft.com/office/drawing/2016/5/14/chartex" xmlns:mc="http://schemas.openxmlformats.org/markup-compatibility/2006" xmlns:aink="http://schemas.microsoft.com/office/drawing/2016/ink" xmlns:am3d="http://schemas.microsoft.com/office/drawing/2017/model3d" xmlns:o="urn:schemas-microsoft-com:office:office" xmlns:oel="http://schemas.microsoft.com/office/2019/extlst" xmlns:r="http://schemas.openxmlformats.org/officeDocument/2006/relationships" xmlns:m="http://schemas.openxmlformats.org/officeDocument/2006/math" xmlns:v="urn:schemas-microsoft-com:vml" xmlns:wp14="http://schemas.microsoft.com/office/word/2010/wordprocessingDrawing" xmlns:wp="http://schemas.openxmlformats.org/drawingml/2006/wordprocessingDrawing" xmlns:w10="urn:schemas-microsoft-com:office:word" xmlns:w="http://schemas.openxmlformats.org/wordprocessingml/2006/main" xmlns:w14="http://schemas.microsoft.com/office/word/2010/wordml" xmlns:w15="http://schemas.microsoft.com/office/word/2012/wordml" xmlns:w16cex="http://schemas.microsoft.com/office/word/2018/wordml/cex" xmlns:w16cid="http://schemas.microsoft.com/office/word/2016/wordml/cid" xmlns:w16="http://schemas.microsoft.com/office/word/2018/wordml" xmlns:w16sdtdh="http://schemas.microsoft.com/office/word/2020/wordml/sdtdatahash" xmlns:w16se="http://schemas.microsoft.com/office/word/2015/wordml/symex" xmlns:wpg="http://schemas.microsoft.com/office/word/2010/wordprocessingGroup" xmlns:wpi="http://schemas.microsoft.com/office/word/2010/wordprocessingInk" xmlns:wne="http://schemas.microsoft.com/office/word/2006/wordml" xmlns:wps="http://schemas.microsoft.com/office/word/2010/wordprocessingShape" mc:Ignorable="w14 w15 w16se w16cid w16 w16cex w16sdtdh wp14">
+<w:ftr xmlns:o="urn:schemas-microsoft-com:office:office" xmlns:r="http://schemas.openxmlformats.org/officeDocument/2006/relationships" xmlns:v="urn:schemas-microsoft-com:vml" xmlns:w="http://schemas.openxmlformats.org/wordprocessingml/2006/main" xmlns:w10="urn:schemas-microsoft-com:office:word" xmlns:wp="http://schemas.openxmlformats.org/drawingml/2006/wordprocessingDrawing" xmlns:wps="http://schemas.microsoft.com/office/word/2010/wordprocessingShape" xmlns:wpg="http://schemas.microsoft.com/office/word/2010/wordprocessingGroup" xmlns:mc="http://schemas.openxmlformats.org/markup-compatibility/2006" xmlns:wp14="http://schemas.microsoft.com/office/word/2010/wordprocessingDrawing" xmlns:w14="http://schemas.microsoft.com/office/word/2010/wordml" xmlns:w15="http://schemas.microsoft.com/office/word/2012/wordml" mc:Ignorable="w14 wp14 w15">
   <w:p>
     <w:pPr>
-      <w:pStyle w:val="ae"/>
+      <w:pStyle w:val="Footer"/>
+      <w:rPr/>
     </w:pPr>
+    <w:r>
+      <w:rPr/>
+    </w:r>
   </w:p>
 </w:ftr>
 </file>
 
 <file path=word/footer2.xml><?xml version="1.0" encoding="utf-8"?>
-<w:ftr xmlns:wpc="http://schemas.microsoft.com/office/word/2010/wordprocessingCanvas" xmlns:cx="http://schemas.microsoft.com/office/drawing/2014/chartex" xmlns:cx1="http://schemas.microsoft.com/office/drawing/2015/9/8/chartex" xmlns:cx2="http://schemas.microsoft.com/office/drawing/2015/10/21/chartex" xmlns:cx3="http://schemas.microsoft.com/office/drawing/2016/5/9/chartex" xmlns:cx4="http://schemas.microsoft.com/office/drawing/2016/5/10/chartex" xmlns:cx5="http://schemas.microsoft.com/office/drawing/2016/5/11/chartex" xmlns:cx6="http://schemas.microsoft.com/office/drawing/2016/5/12/chartex" xmlns:cx7="http://schemas.microsoft.com/office/drawing/2016/5/13/chartex" xmlns:cx8="http://schemas.microsoft.com/office/drawing/2016/5/14/chartex" xmlns:mc="http://schemas.openxmlformats.org/markup-compatibility/2006" xmlns:aink="http://schemas.microsoft.com/office/drawing/2016/ink" xmlns:am3d="http://schemas.microsoft.com/office/drawing/2017/model3d" xmlns:o="urn:schemas-microsoft-com:office:office" xmlns:oel="http://schemas.microsoft.com/office/2019/extlst" xmlns:r="http://schemas.openxmlformats.org/officeDocument/2006/relationships" xmlns:m="http://schemas.openxmlformats.org/officeDocument/2006/math" xmlns:v="urn:schemas-microsoft-com:vml" xmlns:wp14="http://schemas.microsoft.com/office/word/2010/wordprocessingDrawing" xmlns:wp="http://schemas.openxmlformats.org/drawingml/2006/wordprocessingDrawing" xmlns:w10="urn:schemas-microsoft-com:office:word" xmlns:w="http://schemas.openxmlformats.org/wordprocessingml/2006/main" xmlns:w14="http://schemas.microsoft.com/office/word/2010/wordml" xmlns:w15="http://schemas.microsoft.com/office/word/2012/wordml" xmlns:w16cex="http://schemas.microsoft.com/office/word/2018/wordml/cex" xmlns:w16cid="http://schemas.microsoft.com/office/word/2016/wordml/cid" xmlns:w16="http://schemas.microsoft.com/office/word/2018/wordml" xmlns:w16sdtdh="http://schemas.microsoft.com/office/word/2020/wordml/sdtdatahash" xmlns:w16se="http://schemas.microsoft.com/office/word/2015/wordml/symex" xmlns:wpg="http://schemas.microsoft.com/office/word/2010/wordprocessingGroup" xmlns:wpi="http://schemas.microsoft.com/office/word/2010/wordprocessingInk" xmlns:wne="http://schemas.microsoft.com/office/word/2006/wordml" xmlns:wps="http://schemas.microsoft.com/office/word/2010/wordprocessingShape" mc:Ignorable="w14 w15 w16se w16cid w16 w16cex w16sdtdh wp14">
+<w:ftr xmlns:o="urn:schemas-microsoft-com:office:office" xmlns:r="http://schemas.openxmlformats.org/officeDocument/2006/relationships" xmlns:v="urn:schemas-microsoft-com:vml" xmlns:w="http://schemas.openxmlformats.org/wordprocessingml/2006/main" xmlns:w10="urn:schemas-microsoft-com:office:word" xmlns:wp="http://schemas.openxmlformats.org/drawingml/2006/wordprocessingDrawing" xmlns:wps="http://schemas.microsoft.com/office/word/2010/wordprocessingShape" xmlns:wpg="http://schemas.microsoft.com/office/word/2010/wordprocessingGroup" xmlns:mc="http://schemas.openxmlformats.org/markup-compatibility/2006" xmlns:wp14="http://schemas.microsoft.com/office/word/2010/wordprocessingDrawing" xmlns:w14="http://schemas.microsoft.com/office/word/2010/wordml" xmlns:w15="http://schemas.microsoft.com/office/word/2012/wordml" mc:Ignorable="w14 wp14 w15">
   <w:sdt>
     <w:sdtPr>
-      <w:id w:val="-400750695"/>
       <w:docPartObj>
         <w:docPartGallery w:val="Page Numbers (Bottom of Page)"/>
-        <w:docPartUnique/>
+        <w:docPartUnique w:val="true"/>
       </w:docPartObj>
+      <w:id w:val="-400750695"/>
     </w:sdtPr>
     <w:sdtContent>
       <w:p>
         <w:pPr>
-          <w:pStyle w:val="ae"/>
+          <w:pStyle w:val="Footer"/>
           <w:jc w:val="center"/>
+          <w:rPr/>
         </w:pPr>
         <w:r>
+          <w:rPr/>
           <w:fldChar w:fldCharType="begin"/>
         </w:r>
         <w:r>
+          <w:rPr/>
           <w:instrText xml:space="preserve"> PAGE </w:instrText>
         </w:r>
         <w:r>
+          <w:rPr/>
           <w:fldChar w:fldCharType="separate"/>
         </w:r>
         <w:r>
-          <w:t>3</w:t>
+          <w:rPr/>
+          <w:t>5</w:t>
         </w:r>
         <w:r>
+          <w:rPr/>
           <w:fldChar w:fldCharType="end"/>
         </w:r>
       </w:p>
@@ -1403,47 +1916,36 @@
   </w:sdt>
   <w:p>
     <w:pPr>
-      <w:pStyle w:val="ae"/>
+      <w:pStyle w:val="Footer"/>
+      <w:rPr/>
     </w:pPr>
+    <w:r>
+      <w:rPr/>
+    </w:r>
   </w:p>
 </w:ftr>
 </file>
 
 <file path=word/footer3.xml><?xml version="1.0" encoding="utf-8"?>
-<w:ftr xmlns:wpc="http://schemas.microsoft.com/office/word/2010/wordprocessingCanvas" xmlns:cx="http://schemas.microsoft.com/office/drawing/2014/chartex" xmlns:cx1="http://schemas.microsoft.com/office/drawing/2015/9/8/chartex" xmlns:cx2="http://schemas.microsoft.com/office/drawing/2015/10/21/chartex" xmlns:cx3="http://schemas.microsoft.com/office/drawing/2016/5/9/chartex" xmlns:cx4="http://schemas.microsoft.com/office/drawing/2016/5/10/chartex" xmlns:cx5="http://schemas.microsoft.com/office/drawing/2016/5/11/chartex" xmlns:cx6="http://schemas.microsoft.com/office/drawing/2016/5/12/chartex" xmlns:cx7="http://schemas.microsoft.com/office/drawing/2016/5/13/chartex" xmlns:cx8="http://schemas.microsoft.com/office/drawing/2016/5/14/chartex" xmlns:mc="http://schemas.openxmlformats.org/markup-compatibility/2006" xmlns:aink="http://schemas.microsoft.com/office/drawing/2016/ink" xmlns:am3d="http://schemas.microsoft.com/office/drawing/2017/model3d" xmlns:o="urn:schemas-microsoft-com:office:office" xmlns:oel="http://schemas.microsoft.com/office/2019/extlst" xmlns:r="http://schemas.openxmlformats.org/officeDocument/2006/relationships" xmlns:m="http://schemas.openxmlformats.org/officeDocument/2006/math" xmlns:v="urn:schemas-microsoft-com:vml" xmlns:wp14="http://schemas.microsoft.com/office/word/2010/wordprocessingDrawing" xmlns:wp="http://schemas.openxmlformats.org/drawingml/2006/wordprocessingDrawing" xmlns:w10="urn:schemas-microsoft-com:office:word" xmlns:w="http://schemas.openxmlformats.org/wordprocessingml/2006/main" xmlns:w14="http://schemas.microsoft.com/office/word/2010/wordml" xmlns:w15="http://schemas.microsoft.com/office/word/2012/wordml" xmlns:w16cex="http://schemas.microsoft.com/office/word/2018/wordml/cex" xmlns:w16cid="http://schemas.microsoft.com/office/word/2016/wordml/cid" xmlns:w16="http://schemas.microsoft.com/office/word/2018/wordml" xmlns:w16sdtdh="http://schemas.microsoft.com/office/word/2020/wordml/sdtdatahash" xmlns:w16se="http://schemas.microsoft.com/office/word/2015/wordml/symex" xmlns:wpg="http://schemas.microsoft.com/office/word/2010/wordprocessingGroup" xmlns:wpi="http://schemas.microsoft.com/office/word/2010/wordprocessingInk" xmlns:wne="http://schemas.microsoft.com/office/word/2006/wordml" xmlns:wps="http://schemas.microsoft.com/office/word/2010/wordprocessingShape" mc:Ignorable="w14 w15 w16se w16cid w16 w16cex w16sdtdh wp14">
+<w:ftr xmlns:o="urn:schemas-microsoft-com:office:office" xmlns:r="http://schemas.openxmlformats.org/officeDocument/2006/relationships" xmlns:v="urn:schemas-microsoft-com:vml" xmlns:w="http://schemas.openxmlformats.org/wordprocessingml/2006/main" xmlns:w10="urn:schemas-microsoft-com:office:word" xmlns:wp="http://schemas.openxmlformats.org/drawingml/2006/wordprocessingDrawing" xmlns:wps="http://schemas.microsoft.com/office/word/2010/wordprocessingShape" xmlns:wpg="http://schemas.microsoft.com/office/word/2010/wordprocessingGroup" xmlns:mc="http://schemas.openxmlformats.org/markup-compatibility/2006" xmlns:wp14="http://schemas.microsoft.com/office/word/2010/wordprocessingDrawing" xmlns:w14="http://schemas.microsoft.com/office/word/2010/wordml" xmlns:w15="http://schemas.microsoft.com/office/word/2012/wordml" mc:Ignorable="w14 wp14 w15">
   <w:p>
     <w:pPr>
-      <w:pStyle w:val="ae"/>
+      <w:pStyle w:val="Footer"/>
+      <w:rPr/>
     </w:pPr>
+    <w:r>
+      <w:rPr/>
+    </w:r>
   </w:p>
 </w:ftr>
 </file>
 
-<file path=word/footnotes.xml><?xml version="1.0" encoding="utf-8"?>
-<w:footnotes xmlns:wpc="http://schemas.microsoft.com/office/word/2010/wordprocessingCanvas" xmlns:cx="http://schemas.microsoft.com/office/drawing/2014/chartex" xmlns:cx1="http://schemas.microsoft.com/office/drawing/2015/9/8/chartex" xmlns:cx2="http://schemas.microsoft.com/office/drawing/2015/10/21/chartex" xmlns:cx3="http://schemas.microsoft.com/office/drawing/2016/5/9/chartex" xmlns:cx4="http://schemas.microsoft.com/office/drawing/2016/5/10/chartex" xmlns:cx5="http://schemas.microsoft.com/office/drawing/2016/5/11/chartex" xmlns:cx6="http://schemas.microsoft.com/office/drawing/2016/5/12/chartex" xmlns:cx7="http://schemas.microsoft.com/office/drawing/2016/5/13/chartex" xmlns:cx8="http://schemas.microsoft.com/office/drawing/2016/5/14/chartex" xmlns:mc="http://schemas.openxmlformats.org/markup-compatibility/2006" xmlns:aink="http://schemas.microsoft.com/office/drawing/2016/ink" xmlns:am3d="http://schemas.microsoft.com/office/drawing/2017/model3d" xmlns:o="urn:schemas-microsoft-com:office:office" xmlns:oel="http://schemas.microsoft.com/office/2019/extlst" xmlns:r="http://schemas.openxmlformats.org/officeDocument/2006/relationships" xmlns:m="http://schemas.openxmlformats.org/officeDocument/2006/math" xmlns:v="urn:schemas-microsoft-com:vml" xmlns:wp14="http://schemas.microsoft.com/office/word/2010/wordprocessingDrawing" xmlns:wp="http://schemas.openxmlformats.org/drawingml/2006/wordprocessingDrawing" xmlns:w10="urn:schemas-microsoft-com:office:word" xmlns:w="http://schemas.openxmlformats.org/wordprocessingml/2006/main" xmlns:w14="http://schemas.microsoft.com/office/word/2010/wordml" xmlns:w15="http://schemas.microsoft.com/office/word/2012/wordml" xmlns:w16cex="http://schemas.microsoft.com/office/word/2018/wordml/cex" xmlns:w16cid="http://schemas.microsoft.com/office/word/2016/wordml/cid" xmlns:w16="http://schemas.microsoft.com/office/word/2018/wordml" xmlns:w16sdtdh="http://schemas.microsoft.com/office/word/2020/wordml/sdtdatahash" xmlns:w16se="http://schemas.microsoft.com/office/word/2015/wordml/symex" xmlns:wpg="http://schemas.microsoft.com/office/word/2010/wordprocessingGroup" xmlns:wpi="http://schemas.microsoft.com/office/word/2010/wordprocessingInk" xmlns:wne="http://schemas.microsoft.com/office/word/2006/wordml" xmlns:wps="http://schemas.microsoft.com/office/word/2010/wordprocessingShape" mc:Ignorable="w14 w15 w16se w16cid w16 w16cex w16sdtdh wp14">
-  <w:footnote w:type="separator" w:id="-1">
-    <w:p>
-      <w:r>
-        <w:separator/>
-      </w:r>
-    </w:p>
-  </w:footnote>
-  <w:footnote w:type="continuationSeparator" w:id="0">
-    <w:p>
-      <w:r>
-        <w:continuationSeparator/>
-      </w:r>
-    </w:p>
-  </w:footnote>
-</w:footnotes>
-</file>
-
 <file path=word/styles.xml><?xml version="1.0" encoding="utf-8"?>
-<w:styles xmlns:mc="http://schemas.openxmlformats.org/markup-compatibility/2006" xmlns:r="http://schemas.openxmlformats.org/officeDocument/2006/relationships" xmlns:w="http://schemas.openxmlformats.org/wordprocessingml/2006/main" xmlns:w14="http://schemas.microsoft.com/office/word/2010/wordml" xmlns:w15="http://schemas.microsoft.com/office/word/2012/wordml" xmlns:w16cex="http://schemas.microsoft.com/office/word/2018/wordml/cex" xmlns:w16cid="http://schemas.microsoft.com/office/word/2016/wordml/cid" xmlns:w16="http://schemas.microsoft.com/office/word/2018/wordml" xmlns:w16sdtdh="http://schemas.microsoft.com/office/word/2020/wordml/sdtdatahash" xmlns:w16se="http://schemas.microsoft.com/office/word/2015/wordml/symex" mc:Ignorable="w14 w15 w16se w16cid w16 w16cex w16sdtdh">
+<w:styles xmlns:w="http://schemas.openxmlformats.org/wordprocessingml/2006/main" xmlns:w14="http://schemas.microsoft.com/office/word/2010/wordml" xmlns:mc="http://schemas.openxmlformats.org/markup-compatibility/2006" mc:Ignorable="w14">
   <w:docDefaults>
     <w:rPrDefault>
       <w:rPr>
-        <w:rFonts w:asciiTheme="minorHAnsi" w:eastAsiaTheme="minorHAnsi" w:hAnsiTheme="minorHAnsi" w:cstheme="minorBidi"/>
+        <w:rFonts w:ascii="Calibri" w:hAnsi="Calibri" w:eastAsia="Calibri" w:cs="" w:asciiTheme="minorHAnsi" w:cstheme="minorBidi" w:eastAsiaTheme="minorHAnsi" w:hAnsiTheme="minorHAnsi"/>
         <w:sz w:val="22"/>
         <w:szCs w:val="22"/>
         <w:lang w:val="ru-RU" w:eastAsia="en-US" w:bidi="ar-SA"/>
@@ -1451,21 +1953,21 @@
     </w:rPrDefault>
     <w:pPrDefault>
       <w:pPr>
-        <w:suppressAutoHyphens/>
+        <w:suppressAutoHyphens w:val="true"/>
       </w:pPr>
     </w:pPrDefault>
   </w:docDefaults>
   <w:latentStyles w:defLockedState="0" w:defUIPriority="99" w:defSemiHidden="0" w:defUnhideWhenUsed="0" w:defQFormat="0" w:count="376">
     <w:lsdException w:name="Normal" w:uiPriority="0" w:qFormat="1"/>
     <w:lsdException w:name="heading 1" w:uiPriority="9" w:qFormat="1"/>
-    <w:lsdException w:name="heading 2" w:semiHidden="1" w:uiPriority="9" w:unhideWhenUsed="1" w:qFormat="1"/>
-    <w:lsdException w:name="heading 3" w:semiHidden="1" w:uiPriority="9" w:unhideWhenUsed="1" w:qFormat="1"/>
-    <w:lsdException w:name="heading 4" w:semiHidden="1" w:uiPriority="9" w:unhideWhenUsed="1" w:qFormat="1"/>
-    <w:lsdException w:name="heading 5" w:semiHidden="1" w:uiPriority="9" w:unhideWhenUsed="1" w:qFormat="1"/>
-    <w:lsdException w:name="heading 6" w:semiHidden="1" w:uiPriority="9" w:unhideWhenUsed="1" w:qFormat="1"/>
-    <w:lsdException w:name="heading 7" w:semiHidden="1" w:uiPriority="9" w:unhideWhenUsed="1" w:qFormat="1"/>
-    <w:lsdException w:name="heading 8" w:semiHidden="1" w:uiPriority="9" w:unhideWhenUsed="1" w:qFormat="1"/>
-    <w:lsdException w:name="heading 9" w:semiHidden="1" w:uiPriority="9" w:unhideWhenUsed="1" w:qFormat="1"/>
+    <w:lsdException w:name="heading 2" w:uiPriority="9" w:semiHidden="1" w:unhideWhenUsed="1" w:qFormat="1"/>
+    <w:lsdException w:name="heading 3" w:uiPriority="9" w:semiHidden="1" w:unhideWhenUsed="1" w:qFormat="1"/>
+    <w:lsdException w:name="heading 4" w:uiPriority="9" w:semiHidden="1" w:unhideWhenUsed="1" w:qFormat="1"/>
+    <w:lsdException w:name="heading 5" w:uiPriority="9" w:semiHidden="1" w:unhideWhenUsed="1" w:qFormat="1"/>
+    <w:lsdException w:name="heading 6" w:uiPriority="9" w:semiHidden="1" w:unhideWhenUsed="1" w:qFormat="1"/>
+    <w:lsdException w:name="heading 7" w:uiPriority="9" w:semiHidden="1" w:unhideWhenUsed="1" w:qFormat="1"/>
+    <w:lsdException w:name="heading 8" w:uiPriority="9" w:semiHidden="1" w:unhideWhenUsed="1" w:qFormat="1"/>
+    <w:lsdException w:name="heading 9" w:uiPriority="9" w:semiHidden="1" w:unhideWhenUsed="1" w:qFormat="1"/>
     <w:lsdException w:name="index 1" w:semiHidden="1" w:unhideWhenUsed="1"/>
     <w:lsdException w:name="index 2" w:semiHidden="1" w:unhideWhenUsed="1"/>
     <w:lsdException w:name="index 3" w:semiHidden="1" w:unhideWhenUsed="1"/>
@@ -1475,22 +1977,22 @@
     <w:lsdException w:name="index 7" w:semiHidden="1" w:unhideWhenUsed="1"/>
     <w:lsdException w:name="index 8" w:semiHidden="1" w:unhideWhenUsed="1"/>
     <w:lsdException w:name="index 9" w:semiHidden="1" w:unhideWhenUsed="1"/>
-    <w:lsdException w:name="toc 1" w:semiHidden="1" w:uiPriority="39" w:unhideWhenUsed="1"/>
-    <w:lsdException w:name="toc 2" w:semiHidden="1" w:uiPriority="39" w:unhideWhenUsed="1"/>
-    <w:lsdException w:name="toc 3" w:semiHidden="1" w:uiPriority="39" w:unhideWhenUsed="1"/>
-    <w:lsdException w:name="toc 4" w:semiHidden="1" w:uiPriority="39" w:unhideWhenUsed="1"/>
-    <w:lsdException w:name="toc 5" w:semiHidden="1" w:uiPriority="39" w:unhideWhenUsed="1"/>
-    <w:lsdException w:name="toc 6" w:semiHidden="1" w:uiPriority="39" w:unhideWhenUsed="1"/>
-    <w:lsdException w:name="toc 7" w:semiHidden="1" w:uiPriority="39" w:unhideWhenUsed="1"/>
-    <w:lsdException w:name="toc 8" w:semiHidden="1" w:uiPriority="39" w:unhideWhenUsed="1"/>
-    <w:lsdException w:name="toc 9" w:semiHidden="1" w:uiPriority="39" w:unhideWhenUsed="1"/>
+    <w:lsdException w:name="toc 1" w:uiPriority="39" w:semiHidden="1" w:unhideWhenUsed="1"/>
+    <w:lsdException w:name="toc 2" w:uiPriority="39" w:semiHidden="1" w:unhideWhenUsed="1"/>
+    <w:lsdException w:name="toc 3" w:uiPriority="39" w:semiHidden="1" w:unhideWhenUsed="1"/>
+    <w:lsdException w:name="toc 4" w:uiPriority="39" w:semiHidden="1" w:unhideWhenUsed="1"/>
+    <w:lsdException w:name="toc 5" w:uiPriority="39" w:semiHidden="1" w:unhideWhenUsed="1"/>
+    <w:lsdException w:name="toc 6" w:uiPriority="39" w:semiHidden="1" w:unhideWhenUsed="1"/>
+    <w:lsdException w:name="toc 7" w:uiPriority="39" w:semiHidden="1" w:unhideWhenUsed="1"/>
+    <w:lsdException w:name="toc 8" w:uiPriority="39" w:semiHidden="1" w:unhideWhenUsed="1"/>
+    <w:lsdException w:name="toc 9" w:uiPriority="39" w:semiHidden="1" w:unhideWhenUsed="1"/>
     <w:lsdException w:name="Normal Indent" w:semiHidden="1" w:unhideWhenUsed="1"/>
     <w:lsdException w:name="footnote text" w:semiHidden="1" w:unhideWhenUsed="1"/>
     <w:lsdException w:name="annotation text" w:semiHidden="1" w:unhideWhenUsed="1"/>
     <w:lsdException w:name="header" w:semiHidden="1" w:unhideWhenUsed="1"/>
     <w:lsdException w:name="footer" w:semiHidden="1" w:unhideWhenUsed="1"/>
     <w:lsdException w:name="index heading" w:semiHidden="1" w:unhideWhenUsed="1"/>
-    <w:lsdException w:name="caption" w:semiHidden="1" w:uiPriority="35" w:unhideWhenUsed="1" w:qFormat="1"/>
+    <w:lsdException w:name="caption" w:uiPriority="35" w:semiHidden="1" w:unhideWhenUsed="1" w:qFormat="1"/>
     <w:lsdException w:name="table of figures" w:semiHidden="1" w:unhideWhenUsed="1"/>
     <w:lsdException w:name="envelope address" w:semiHidden="1" w:unhideWhenUsed="1"/>
     <w:lsdException w:name="envelope return" w:semiHidden="1" w:unhideWhenUsed="1"/>
@@ -1521,7 +2023,7 @@
     <w:lsdException w:name="Title" w:uiPriority="10" w:qFormat="1"/>
     <w:lsdException w:name="Closing" w:semiHidden="1" w:unhideWhenUsed="1"/>
     <w:lsdException w:name="Signature" w:semiHidden="1" w:unhideWhenUsed="1"/>
-    <w:lsdException w:name="Default Paragraph Font" w:semiHidden="1" w:uiPriority="1" w:unhideWhenUsed="1"/>
+    <w:lsdException w:name="Default Paragraph Font" w:uiPriority="1" w:semiHidden="1" w:unhideWhenUsed="1"/>
     <w:lsdException w:name="Body Text" w:semiHidden="1" w:unhideWhenUsed="1"/>
     <w:lsdException w:name="Body Text Indent" w:semiHidden="1" w:unhideWhenUsed="1"/>
     <w:lsdException w:name="List Continue" w:semiHidden="1" w:unhideWhenUsed="1"/>
@@ -1546,7 +2048,7 @@
     <w:lsdException w:name="Strong" w:uiPriority="22" w:qFormat="1"/>
     <w:lsdException w:name="Emphasis" w:uiPriority="20" w:qFormat="1"/>
     <w:lsdException w:name="Document Map" w:semiHidden="1" w:unhideWhenUsed="1"/>
-    <w:lsdException w:name="Plain Text" w:semiHidden="1" w:uiPriority="0" w:unhideWhenUsed="1"/>
+    <w:lsdException w:name="Plain Text" w:uiPriority="0" w:semiHidden="1" w:unhideWhenUsed="1"/>
     <w:lsdException w:name="E-mail Signature" w:semiHidden="1" w:unhideWhenUsed="1"/>
     <w:lsdException w:name="HTML Top of Form" w:semiHidden="1" w:unhideWhenUsed="1"/>
     <w:lsdException w:name="HTML Bottom of Form" w:semiHidden="1" w:unhideWhenUsed="1"/>
@@ -1721,8 +2223,8 @@
     <w:lsdException w:name="Subtle Reference" w:uiPriority="31" w:qFormat="1"/>
     <w:lsdException w:name="Intense Reference" w:uiPriority="32" w:qFormat="1"/>
     <w:lsdException w:name="Book Title" w:uiPriority="33" w:qFormat="1"/>
-    <w:lsdException w:name="Bibliography" w:semiHidden="1" w:uiPriority="37" w:unhideWhenUsed="1"/>
-    <w:lsdException w:name="TOC Heading" w:semiHidden="1" w:uiPriority="39" w:unhideWhenUsed="1" w:qFormat="1"/>
+    <w:lsdException w:name="Bibliography" w:uiPriority="37" w:semiHidden="1" w:unhideWhenUsed="1"/>
+    <w:lsdException w:name="TOC Heading" w:uiPriority="39" w:semiHidden="1" w:unhideWhenUsed="1" w:qFormat="1"/>
     <w:lsdException w:name="Plain Table 1" w:uiPriority="41"/>
     <w:lsdException w:name="Plain Table 2" w:uiPriority="42"/>
     <w:lsdException w:name="Plain Table 3" w:uiPriority="43"/>
@@ -1833,172 +2335,161 @@
     <w:lsdException w:name="Unresolved Mention" w:semiHidden="1" w:unhideWhenUsed="1"/>
     <w:lsdException w:name="Smart Link" w:semiHidden="1" w:unhideWhenUsed="1"/>
   </w:latentStyles>
-  <w:style w:type="paragraph" w:default="1" w:styleId="a">
+  <w:style w:type="paragraph" w:styleId="Normal" w:default="1">
     <w:name w:val="Normal"/>
     <w:qFormat/>
     <w:rsid w:val="00747870"/>
     <w:pPr>
-      <w:widowControl w:val="0"/>
+      <w:widowControl w:val="false"/>
+      <w:suppressAutoHyphens w:val="true"/>
+      <w:bidi w:val="0"/>
+      <w:spacing w:before="0" w:after="0"/>
+      <w:jc w:val="left"/>
     </w:pPr>
     <w:rPr>
-      <w:rFonts w:ascii="Times New Roman" w:eastAsia="Times New Roman" w:hAnsi="Times New Roman" w:cs="Times New Roman"/>
+      <w:rFonts w:ascii="Times New Roman" w:hAnsi="Times New Roman" w:eastAsia="Times New Roman" w:cs="Times New Roman"/>
+      <w:color w:val="000000"/>
+      <w:kern w:val="0"/>
+      <w:sz w:val="22"/>
+      <w:szCs w:val="20"/>
+      <w:lang w:eastAsia="ru-RU" w:val="ru-RU" w:bidi="ar-SA"/>
+    </w:rPr>
+  </w:style>
+  <w:style w:type="character" w:styleId="DefaultParagraphFont" w:default="1">
+    <w:name w:val="Default Paragraph Font"/>
+    <w:uiPriority w:val="1"/>
+    <w:unhideWhenUsed/>
+    <w:qFormat/>
+    <w:rPr/>
+  </w:style>
+  <w:style w:type="character" w:styleId="Style14" w:customStyle="1">
+    <w:name w:val="Текст Знак"/>
+    <w:basedOn w:val="DefaultParagraphFont"/>
+    <w:link w:val="PlainText"/>
+    <w:semiHidden/>
+    <w:qFormat/>
+    <w:rsid w:val="000a29dc"/>
+    <w:rPr>
+      <w:rFonts w:ascii="Courier New" w:hAnsi="Courier New" w:eastAsia="Times New Roman" w:cs="Times New Roman"/>
+      <w:sz w:val="20"/>
+      <w:szCs w:val="24"/>
+      <w:lang w:eastAsia="ru-RU"/>
+    </w:rPr>
+  </w:style>
+  <w:style w:type="character" w:styleId="Style15" w:customStyle="1">
+    <w:name w:val="Абзац списка Знак"/>
+    <w:basedOn w:val="DefaultParagraphFont"/>
+    <w:link w:val="ListParagraph"/>
+    <w:uiPriority w:val="34"/>
+    <w:qFormat/>
+    <w:locked/>
+    <w:rsid w:val="000a29dc"/>
+    <w:rPr>
+      <w:rFonts w:ascii="Times New Roman" w:hAnsi="Times New Roman" w:eastAsia="Times New Roman" w:cs="Times New Roman"/>
       <w:color w:val="000000"/>
       <w:szCs w:val="20"/>
       <w:lang w:eastAsia="ru-RU"/>
     </w:rPr>
   </w:style>
-  <w:style w:type="character" w:default="1" w:styleId="a0">
-    <w:name w:val="Default Paragraph Font"/>
-    <w:uiPriority w:val="1"/>
-    <w:unhideWhenUsed/>
-  </w:style>
-  <w:style w:type="table" w:default="1" w:styleId="a1">
-    <w:name w:val="Normal Table"/>
-    <w:uiPriority w:val="99"/>
-    <w:semiHidden/>
-    <w:unhideWhenUsed/>
-    <w:tblPr>
-      <w:tblInd w:w="0" w:type="dxa"/>
-      <w:tblCellMar>
-        <w:top w:w="0" w:type="dxa"/>
-        <w:left w:w="108" w:type="dxa"/>
-        <w:bottom w:w="0" w:type="dxa"/>
-        <w:right w:w="108" w:type="dxa"/>
-      </w:tblCellMar>
-    </w:tblPr>
-  </w:style>
-  <w:style w:type="numbering" w:default="1" w:styleId="a2">
-    <w:name w:val="No List"/>
-    <w:uiPriority w:val="99"/>
-    <w:semiHidden/>
-    <w:unhideWhenUsed/>
-  </w:style>
-  <w:style w:type="character" w:customStyle="1" w:styleId="a3">
-    <w:name w:val="Текст Знак"/>
-    <w:basedOn w:val="a0"/>
-    <w:link w:val="a4"/>
-    <w:semiHidden/>
-    <w:qFormat/>
-    <w:rsid w:val="000A29DC"/>
-    <w:rPr>
-      <w:rFonts w:ascii="Courier New" w:eastAsia="Times New Roman" w:hAnsi="Courier New" w:cs="Times New Roman"/>
-      <w:sz w:val="20"/>
-      <w:szCs w:val="24"/>
-      <w:lang w:eastAsia="ru-RU"/>
-    </w:rPr>
-  </w:style>
-  <w:style w:type="character" w:customStyle="1" w:styleId="a5">
-    <w:name w:val="Абзац списка Знак"/>
-    <w:basedOn w:val="a0"/>
-    <w:link w:val="a6"/>
-    <w:uiPriority w:val="34"/>
+  <w:style w:type="character" w:styleId="Style16" w:customStyle="1">
+    <w:name w:val="Код Знак"/>
+    <w:basedOn w:val="Style15"/>
+    <w:link w:val="Style20"/>
     <w:qFormat/>
     <w:locked/>
-    <w:rsid w:val="000A29DC"/>
+    <w:rsid w:val="000a29dc"/>
     <w:rPr>
-      <w:rFonts w:ascii="Times New Roman" w:eastAsia="Times New Roman" w:hAnsi="Times New Roman" w:cs="Times New Roman"/>
-      <w:color w:val="000000"/>
-      <w:szCs w:val="20"/>
-      <w:lang w:eastAsia="ru-RU"/>
-    </w:rPr>
-  </w:style>
-  <w:style w:type="character" w:customStyle="1" w:styleId="a7">
-    <w:name w:val="Код Знак"/>
-    <w:basedOn w:val="a5"/>
-    <w:link w:val="a8"/>
-    <w:qFormat/>
-    <w:locked/>
-    <w:rsid w:val="000A29DC"/>
-    <w:rPr>
-      <w:rFonts w:ascii="Courier New" w:eastAsia="Times New Roman" w:hAnsi="Courier New" w:cs="Courier New"/>
-      <w:color w:val="000000" w:themeColor="text1"/>
+      <w:rFonts w:ascii="Courier New" w:hAnsi="Courier New" w:eastAsia="Times New Roman" w:cs="Courier New"/>
+      <w:color w:themeColor="text1" w:val="000000"/>
       <w:sz w:val="20"/>
       <w:szCs w:val="20"/>
       <w:lang w:val="en-US" w:eastAsia="ru-RU"/>
     </w:rPr>
   </w:style>
-  <w:style w:type="character" w:customStyle="1" w:styleId="a9">
+  <w:style w:type="character" w:styleId="Style17" w:customStyle="1">
     <w:name w:val="База Знак"/>
-    <w:basedOn w:val="a0"/>
-    <w:link w:val="aa"/>
+    <w:basedOn w:val="DefaultParagraphFont"/>
+    <w:link w:val="Style21"/>
     <w:qFormat/>
     <w:locked/>
-    <w:rsid w:val="000A29DC"/>
+    <w:rsid w:val="000a29dc"/>
     <w:rPr>
-      <w:rFonts w:ascii="Times New Roman" w:eastAsia="Times New Roman" w:hAnsi="Times New Roman" w:cs="Times New Roman"/>
+      <w:rFonts w:ascii="Times New Roman" w:hAnsi="Times New Roman" w:eastAsia="Times New Roman" w:cs="Times New Roman"/>
       <w:color w:val="000000"/>
       <w:sz w:val="28"/>
       <w:szCs w:val="20"/>
       <w:lang w:eastAsia="ru-RU"/>
     </w:rPr>
   </w:style>
-  <w:style w:type="character" w:customStyle="1" w:styleId="ab">
+  <w:style w:type="character" w:styleId="Style18" w:customStyle="1">
     <w:name w:val="Верхний колонтитул Знак"/>
-    <w:basedOn w:val="a0"/>
-    <w:link w:val="ac"/>
+    <w:basedOn w:val="DefaultParagraphFont"/>
+    <w:link w:val="Header"/>
     <w:uiPriority w:val="99"/>
     <w:qFormat/>
-    <w:rsid w:val="001B1469"/>
+    <w:rsid w:val="001b1469"/>
     <w:rPr>
-      <w:rFonts w:ascii="Times New Roman" w:eastAsia="Times New Roman" w:hAnsi="Times New Roman" w:cs="Times New Roman"/>
+      <w:rFonts w:ascii="Times New Roman" w:hAnsi="Times New Roman" w:eastAsia="Times New Roman" w:cs="Times New Roman"/>
       <w:color w:val="000000"/>
       <w:szCs w:val="20"/>
       <w:lang w:eastAsia="ru-RU"/>
     </w:rPr>
   </w:style>
-  <w:style w:type="character" w:customStyle="1" w:styleId="ad">
+  <w:style w:type="character" w:styleId="Style19" w:customStyle="1">
     <w:name w:val="Нижний колонтитул Знак"/>
-    <w:basedOn w:val="a0"/>
-    <w:link w:val="ae"/>
+    <w:basedOn w:val="DefaultParagraphFont"/>
+    <w:link w:val="Footer"/>
     <w:uiPriority w:val="99"/>
     <w:qFormat/>
-    <w:rsid w:val="001B1469"/>
+    <w:rsid w:val="001b1469"/>
     <w:rPr>
-      <w:rFonts w:ascii="Times New Roman" w:eastAsia="Times New Roman" w:hAnsi="Times New Roman" w:cs="Times New Roman"/>
+      <w:rFonts w:ascii="Times New Roman" w:hAnsi="Times New Roman" w:eastAsia="Times New Roman" w:cs="Times New Roman"/>
       <w:color w:val="000000"/>
       <w:szCs w:val="20"/>
       <w:lang w:eastAsia="ru-RU"/>
     </w:rPr>
   </w:style>
-  <w:style w:type="character" w:styleId="af">
+  <w:style w:type="character" w:styleId="Hyperlink">
     <w:name w:val="Hyperlink"/>
     <w:rPr>
       <w:color w:val="000080"/>
       <w:u w:val="single"/>
     </w:rPr>
   </w:style>
-  <w:style w:type="paragraph" w:customStyle="1" w:styleId="Heading">
+  <w:style w:type="paragraph" w:styleId="Heading" w:customStyle="1">
     <w:name w:val="Heading"/>
-    <w:basedOn w:val="a"/>
-    <w:next w:val="af0"/>
+    <w:basedOn w:val="Normal"/>
+    <w:next w:val="BodyText"/>
     <w:qFormat/>
     <w:pPr>
-      <w:keepNext/>
+      <w:keepNext w:val="true"/>
       <w:spacing w:before="240" w:after="120"/>
     </w:pPr>
     <w:rPr>
-      <w:rFonts w:ascii="Liberation Sans" w:eastAsia="Noto Sans CJK SC" w:hAnsi="Liberation Sans" w:cs="Noto Sans Devanagari"/>
+      <w:rFonts w:ascii="Liberation Sans" w:hAnsi="Liberation Sans" w:eastAsia="Noto Sans CJK SC" w:cs="Noto Sans Devanagari"/>
       <w:sz w:val="28"/>
       <w:szCs w:val="28"/>
     </w:rPr>
   </w:style>
-  <w:style w:type="paragraph" w:styleId="af0">
+  <w:style w:type="paragraph" w:styleId="BodyText">
     <w:name w:val="Body Text"/>
-    <w:basedOn w:val="a"/>
+    <w:basedOn w:val="Normal"/>
     <w:pPr>
-      <w:spacing w:after="140" w:line="276" w:lineRule="auto"/>
+      <w:spacing w:lineRule="auto" w:line="276" w:before="0" w:after="140"/>
     </w:pPr>
+    <w:rPr/>
   </w:style>
-  <w:style w:type="paragraph" w:styleId="af1">
+  <w:style w:type="paragraph" w:styleId="List">
     <w:name w:val="List"/>
-    <w:basedOn w:val="af0"/>
+    <w:basedOn w:val="BodyText"/>
+    <w:pPr/>
     <w:rPr>
       <w:rFonts w:cs="Noto Sans Devanagari"/>
     </w:rPr>
   </w:style>
-  <w:style w:type="paragraph" w:styleId="af2">
-    <w:name w:val="caption"/>
-    <w:basedOn w:val="a"/>
+  <w:style w:type="paragraph" w:styleId="Caption">
+    <w:name w:val="Caption"/>
+    <w:basedOn w:val="Normal"/>
     <w:qFormat/>
     <w:pPr>
       <w:suppressLineNumbers/>
@@ -2012,9 +2503,9 @@
       <w:szCs w:val="24"/>
     </w:rPr>
   </w:style>
-  <w:style w:type="paragraph" w:customStyle="1" w:styleId="Index">
+  <w:style w:type="paragraph" w:styleId="Index" w:customStyle="1">
     <w:name w:val="Index"/>
-    <w:basedOn w:val="a"/>
+    <w:basedOn w:val="Normal"/>
     <w:qFormat/>
     <w:pPr>
       <w:suppressLineNumbers/>
@@ -2023,14 +2514,14 @@
       <w:rFonts w:cs="Noto Sans Devanagari"/>
     </w:rPr>
   </w:style>
-  <w:style w:type="paragraph" w:styleId="a4">
+  <w:style w:type="paragraph" w:styleId="PlainText">
     <w:name w:val="Plain Text"/>
-    <w:basedOn w:val="a"/>
-    <w:link w:val="a3"/>
+    <w:basedOn w:val="Normal"/>
+    <w:link w:val="Style14"/>
     <w:semiHidden/>
     <w:unhideWhenUsed/>
     <w:qFormat/>
-    <w:rsid w:val="000A29DC"/>
+    <w:rsid w:val="000a29dc"/>
     <w:pPr>
       <w:widowControl/>
     </w:pPr>
@@ -2041,134 +2532,163 @@
       <w:szCs w:val="24"/>
     </w:rPr>
   </w:style>
-  <w:style w:type="paragraph" w:styleId="a6">
+  <w:style w:type="paragraph" w:styleId="ListParagraph">
     <w:name w:val="List Paragraph"/>
-    <w:basedOn w:val="a"/>
-    <w:link w:val="a5"/>
+    <w:basedOn w:val="Normal"/>
+    <w:link w:val="Style15"/>
     <w:uiPriority w:val="34"/>
     <w:qFormat/>
-    <w:rsid w:val="000A29DC"/>
+    <w:rsid w:val="000a29dc"/>
     <w:pPr>
+      <w:spacing w:before="0" w:after="0"/>
       <w:ind w:left="720"/>
       <w:contextualSpacing/>
     </w:pPr>
+    <w:rPr/>
   </w:style>
-  <w:style w:type="paragraph" w:customStyle="1" w:styleId="a8">
+  <w:style w:type="paragraph" w:styleId="Style20" w:customStyle="1">
     <w:name w:val="Код"/>
-    <w:basedOn w:val="a6"/>
-    <w:link w:val="a7"/>
+    <w:basedOn w:val="ListParagraph"/>
+    <w:link w:val="Style16"/>
     <w:qFormat/>
-    <w:rsid w:val="000A29DC"/>
+    <w:rsid w:val="000a29dc"/>
     <w:pPr>
-      <w:spacing w:line="276" w:lineRule="auto"/>
+      <w:spacing w:lineRule="auto" w:line="276"/>
       <w:ind w:left="0"/>
     </w:pPr>
     <w:rPr>
       <w:rFonts w:ascii="Courier New" w:hAnsi="Courier New" w:cs="Courier New"/>
-      <w:color w:val="000000" w:themeColor="text1"/>
+      <w:color w:themeColor="text1" w:val="000000"/>
       <w:sz w:val="20"/>
       <w:lang w:val="en-US"/>
     </w:rPr>
   </w:style>
-  <w:style w:type="paragraph" w:customStyle="1" w:styleId="aa">
+  <w:style w:type="paragraph" w:styleId="Style21" w:customStyle="1">
     <w:name w:val="База"/>
-    <w:basedOn w:val="a"/>
-    <w:link w:val="a9"/>
+    <w:basedOn w:val="Normal"/>
+    <w:link w:val="Style17"/>
     <w:qFormat/>
-    <w:rsid w:val="000A29DC"/>
+    <w:rsid w:val="000a29dc"/>
     <w:pPr>
-      <w:spacing w:line="360" w:lineRule="auto"/>
+      <w:spacing w:lineRule="auto" w:line="360"/>
       <w:ind w:firstLine="709"/>
     </w:pPr>
     <w:rPr>
       <w:sz w:val="28"/>
     </w:rPr>
   </w:style>
-  <w:style w:type="paragraph" w:customStyle="1" w:styleId="HeaderandFooter">
+  <w:style w:type="paragraph" w:styleId="HeaderandFooter" w:customStyle="1">
     <w:name w:val="Header and Footer"/>
-    <w:basedOn w:val="a"/>
+    <w:basedOn w:val="Normal"/>
+    <w:qFormat/>
+    <w:pPr/>
+    <w:rPr/>
+  </w:style>
+  <w:style w:type="paragraph" w:styleId="Header">
+    <w:name w:val="Header"/>
+    <w:basedOn w:val="Normal"/>
+    <w:link w:val="Style18"/>
+    <w:uiPriority w:val="99"/>
+    <w:unhideWhenUsed/>
+    <w:rsid w:val="001b1469"/>
+    <w:pPr>
+      <w:tabs>
+        <w:tab w:val="clear" w:pos="708"/>
+        <w:tab w:val="center" w:pos="4677" w:leader="none"/>
+        <w:tab w:val="right" w:pos="9355" w:leader="none"/>
+      </w:tabs>
+    </w:pPr>
+    <w:rPr/>
+  </w:style>
+  <w:style w:type="paragraph" w:styleId="Footer">
+    <w:name w:val="Footer"/>
+    <w:basedOn w:val="Normal"/>
+    <w:link w:val="Style19"/>
+    <w:uiPriority w:val="99"/>
+    <w:unhideWhenUsed/>
+    <w:rsid w:val="001b1469"/>
+    <w:pPr>
+      <w:tabs>
+        <w:tab w:val="clear" w:pos="708"/>
+        <w:tab w:val="center" w:pos="4677" w:leader="none"/>
+        <w:tab w:val="right" w:pos="9355" w:leader="none"/>
+      </w:tabs>
+    </w:pPr>
+    <w:rPr/>
+  </w:style>
+  <w:style w:type="numbering" w:styleId="NoList" w:default="1">
+    <w:name w:val="No List"/>
+    <w:uiPriority w:val="99"/>
+    <w:semiHidden/>
+    <w:unhideWhenUsed/>
     <w:qFormat/>
   </w:style>
-  <w:style w:type="paragraph" w:styleId="ac">
-    <w:name w:val="header"/>
-    <w:basedOn w:val="a"/>
-    <w:link w:val="ab"/>
+  <w:style w:type="table" w:default="1" w:styleId="a1">
+    <w:name w:val="Normal Table"/>
     <w:uiPriority w:val="99"/>
+    <w:semiHidden/>
     <w:unhideWhenUsed/>
-    <w:rsid w:val="001B1469"/>
-    <w:pPr>
-      <w:tabs>
-        <w:tab w:val="center" w:pos="4677"/>
-        <w:tab w:val="right" w:pos="9355"/>
-      </w:tabs>
-    </w:pPr>
-  </w:style>
-  <w:style w:type="paragraph" w:styleId="ae">
-    <w:name w:val="footer"/>
-    <w:basedOn w:val="a"/>
-    <w:link w:val="ad"/>
-    <w:uiPriority w:val="99"/>
-    <w:unhideWhenUsed/>
-    <w:rsid w:val="001B1469"/>
-    <w:pPr>
-      <w:tabs>
-        <w:tab w:val="center" w:pos="4677"/>
-        <w:tab w:val="right" w:pos="9355"/>
-      </w:tabs>
-    </w:pPr>
+    <w:tblPr>
+      <w:tblCellMar>
+        <w:top w:w="0" w:type="dxa"/>
+        <w:left w:w="108" w:type="dxa"/>
+        <w:bottom w:w="0" w:type="dxa"/>
+        <w:right w:w="108" w:type="dxa"/>
+      </w:tblCellMar>
+    </w:tblPr>
   </w:style>
 </w:styles>
 </file>
 
 <file path=word/theme/theme1.xml><?xml version="1.0" encoding="utf-8"?>
-<a:theme xmlns:a="http://schemas.openxmlformats.org/drawingml/2006/main" name="Тема Office">
+<a:theme xmlns:a="http://schemas.openxmlformats.org/drawingml/2006/main" xmlns:r="http://schemas.openxmlformats.org/officeDocument/2006/relationships" name="Тема Office">
   <a:themeElements>
     <a:clrScheme name="Стандартная">
       <a:dk1>
         <a:srgbClr val="000000"/>
       </a:dk1>
       <a:lt1>
-        <a:srgbClr val="FFFFFF"/>
+        <a:srgbClr val="ffffff"/>
       </a:lt1>
       <a:dk2>
-        <a:srgbClr val="44546A"/>
+        <a:srgbClr val="44546a"/>
       </a:dk2>
       <a:lt2>
-        <a:srgbClr val="E7E6E6"/>
+        <a:srgbClr val="e7e6e6"/>
       </a:lt2>
       <a:accent1>
-        <a:srgbClr val="4472C4"/>
+        <a:srgbClr val="4472c4"/>
       </a:accent1>
       <a:accent2>
-        <a:srgbClr val="ED7D31"/>
+        <a:srgbClr val="ed7d31"/>
       </a:accent2>
       <a:accent3>
-        <a:srgbClr val="A5A5A5"/>
+        <a:srgbClr val="a5a5a5"/>
       </a:accent3>
       <a:accent4>
-        <a:srgbClr val="FFC000"/>
+        <a:srgbClr val="ffc000"/>
       </a:accent4>
       <a:accent5>
-        <a:srgbClr val="5B9BD5"/>
+        <a:srgbClr val="5b9bd5"/>
       </a:accent5>
       <a:accent6>
-        <a:srgbClr val="70AD47"/>
+        <a:srgbClr val="70ad47"/>
       </a:accent6>
       <a:hlink>
-        <a:srgbClr val="0563C1"/>
+        <a:srgbClr val="0563c1"/>
       </a:hlink>
       <a:folHlink>
-        <a:srgbClr val="954F72"/>
+        <a:srgbClr val="954f72"/>
       </a:folHlink>
     </a:clrScheme>
     <a:fontScheme name="Стандартная">
       <a:majorFont>
-        <a:latin typeface="Calibri Light" panose="020F0302020204030204"/>
+        <a:latin typeface="Calibri Light" panose="020F0302020204030204" pitchFamily="0" charset="1"/>
         <a:ea typeface=""/>
         <a:cs typeface=""/>
       </a:majorFont>
       <a:minorFont>
-        <a:latin typeface="Calibri" panose="020F0502020204030204"/>
+        <a:latin typeface="Calibri" panose="020F0502020204030204" pitchFamily="0" charset="1"/>
         <a:ea typeface=""/>
         <a:cs typeface=""/>
       </a:minorFont>
@@ -2200,7 +2720,7 @@
             </a:gs>
           </a:gsLst>
           <a:lin ang="5400000" scaled="0"/>
-          <a:tileRect/>
+          <a:tileRect l="0" t="0" r="0" b="0"/>
         </a:gradFill>
         <a:gradFill>
           <a:gsLst>
@@ -2224,7 +2744,7 @@
             </a:gs>
           </a:gsLst>
           <a:lin ang="5400000" scaled="0"/>
-          <a:tileRect/>
+          <a:tileRect l="0" t="0" r="0" b="0"/>
         </a:gradFill>
       </a:fillStyleLst>
       <a:lnStyleLst>
@@ -2284,12 +2804,10 @@
             </a:gs>
           </a:gsLst>
           <a:lin ang="5400000" scaled="0"/>
-          <a:tileRect/>
+          <a:tileRect l="0" t="0" r="0" b="0"/>
         </a:gradFill>
       </a:bgFillStyleLst>
     </a:fmtScheme>
   </a:themeElements>
-  <a:objectDefaults/>
-  <a:extraClrSchemeLst/>
 </a:theme>
 </file>
--- a/network/lab-5/ПРИ123-ИС-#05-Нямаа.docx
+++ b/network/lab-5/ПРИ123-ИС-#05-Нямаа.docx
@@ -1,10 +1,9 @@
 
 <file path=word/document.xml><?xml version="1.0" encoding="utf-8"?>
-<w:document xmlns:o="urn:schemas-microsoft-com:office:office" xmlns:r="http://schemas.openxmlformats.org/officeDocument/2006/relationships" xmlns:v="urn:schemas-microsoft-com:vml" xmlns:w="http://schemas.openxmlformats.org/wordprocessingml/2006/main" xmlns:w10="urn:schemas-microsoft-com:office:word" xmlns:wp="http://schemas.openxmlformats.org/drawingml/2006/wordprocessingDrawing" xmlns:wps="http://schemas.microsoft.com/office/word/2010/wordprocessingShape" xmlns:wpg="http://schemas.microsoft.com/office/word/2010/wordprocessingGroup" xmlns:mc="http://schemas.openxmlformats.org/markup-compatibility/2006" xmlns:wp14="http://schemas.microsoft.com/office/word/2010/wordprocessingDrawing" xmlns:w14="http://schemas.microsoft.com/office/word/2010/wordml" xmlns:w15="http://schemas.microsoft.com/office/word/2012/wordml" mc:Ignorable="w14 wp14 w15">
+<w:document xmlns:wpc="http://schemas.microsoft.com/office/word/2010/wordprocessingCanvas" xmlns:cx="http://schemas.microsoft.com/office/drawing/2014/chartex" xmlns:cx1="http://schemas.microsoft.com/office/drawing/2015/9/8/chartex" xmlns:cx2="http://schemas.microsoft.com/office/drawing/2015/10/21/chartex" xmlns:cx3="http://schemas.microsoft.com/office/drawing/2016/5/9/chartex" xmlns:cx4="http://schemas.microsoft.com/office/drawing/2016/5/10/chartex" xmlns:cx5="http://schemas.microsoft.com/office/drawing/2016/5/11/chartex" xmlns:cx6="http://schemas.microsoft.com/office/drawing/2016/5/12/chartex" xmlns:cx7="http://schemas.microsoft.com/office/drawing/2016/5/13/chartex" xmlns:cx8="http://schemas.microsoft.com/office/drawing/2016/5/14/chartex" xmlns:mc="http://schemas.openxmlformats.org/markup-compatibility/2006" xmlns:aink="http://schemas.microsoft.com/office/drawing/2016/ink" xmlns:am3d="http://schemas.microsoft.com/office/drawing/2017/model3d" xmlns:o="urn:schemas-microsoft-com:office:office" xmlns:oel="http://schemas.microsoft.com/office/2019/extlst" xmlns:r="http://schemas.openxmlformats.org/officeDocument/2006/relationships" xmlns:m="http://schemas.openxmlformats.org/officeDocument/2006/math" xmlns:v="urn:schemas-microsoft-com:vml" xmlns:wp14="http://schemas.microsoft.com/office/word/2010/wordprocessingDrawing" xmlns:wp="http://schemas.openxmlformats.org/drawingml/2006/wordprocessingDrawing" xmlns:w10="urn:schemas-microsoft-com:office:word" xmlns:w="http://schemas.openxmlformats.org/wordprocessingml/2006/main" xmlns:w14="http://schemas.microsoft.com/office/word/2010/wordml" xmlns:w15="http://schemas.microsoft.com/office/word/2012/wordml" xmlns:w16cex="http://schemas.microsoft.com/office/word/2018/wordml/cex" xmlns:w16cid="http://schemas.microsoft.com/office/word/2016/wordml/cid" xmlns:w16="http://schemas.microsoft.com/office/word/2018/wordml" xmlns:w16sdtdh="http://schemas.microsoft.com/office/word/2020/wordml/sdtdatahash" xmlns:w16se="http://schemas.microsoft.com/office/word/2015/wordml/symex" xmlns:wpg="http://schemas.microsoft.com/office/word/2010/wordprocessingGroup" xmlns:wpi="http://schemas.microsoft.com/office/word/2010/wordprocessingInk" xmlns:wne="http://schemas.microsoft.com/office/word/2006/wordml" xmlns:wps="http://schemas.microsoft.com/office/word/2010/wordprocessingShape" mc:Ignorable="w14 w15 w16se w16cid w16 w16cex w16sdtdh wp14">
   <w:body>
     <w:p>
       <w:pPr>
-        <w:pStyle w:val="Normal"/>
         <w:ind w:right="-1"/>
         <w:jc w:val="center"/>
         <w:rPr>
@@ -68,7 +67,6 @@
     </w:p>
     <w:p>
       <w:pPr>
-        <w:pStyle w:val="Normal"/>
         <w:ind w:right="-1"/>
         <w:jc w:val="center"/>
         <w:rPr>
@@ -190,7 +188,6 @@
     </w:p>
     <w:p>
       <w:pPr>
-        <w:pStyle w:val="Normal"/>
         <w:ind w:right="-1"/>
         <w:jc w:val="center"/>
         <w:rPr>
@@ -238,7 +235,6 @@
     </w:p>
     <w:p>
       <w:pPr>
-        <w:pStyle w:val="Normal"/>
         <w:ind w:right="-1"/>
         <w:jc w:val="center"/>
         <w:rPr>
@@ -347,7 +343,6 @@
     </w:p>
     <w:p>
       <w:pPr>
-        <w:pStyle w:val="Normal"/>
         <w:ind w:right="-1"/>
         <w:jc w:val="center"/>
         <w:rPr>
@@ -361,12 +356,29 @@
           <w:sz w:val="24"/>
           <w:szCs w:val="24"/>
         </w:rPr>
-        <w:t>(ВлГУ)</w:t>
-      </w:r>
-    </w:p>
-    <w:p>
-      <w:pPr>
-        <w:pStyle w:val="Normal"/>
+        <w:t>(</w:t>
+      </w:r>
+      <w:proofErr w:type="spellStart"/>
+      <w:r>
+        <w:rPr>
+          <w:b/>
+          <w:sz w:val="24"/>
+          <w:szCs w:val="24"/>
+        </w:rPr>
+        <w:t>ВлГУ</w:t>
+      </w:r>
+      <w:proofErr w:type="spellEnd"/>
+      <w:r>
+        <w:rPr>
+          <w:b/>
+          <w:sz w:val="24"/>
+          <w:szCs w:val="24"/>
+        </w:rPr>
+        <w:t>)</w:t>
+      </w:r>
+    </w:p>
+    <w:p>
+      <w:pPr>
         <w:ind w:right="-1"/>
         <w:jc w:val="center"/>
         <w:rPr>
@@ -375,17 +387,9 @@
           <w:szCs w:val="24"/>
         </w:rPr>
       </w:pPr>
-      <w:r>
-        <w:rPr>
-          <w:b/>
-          <w:sz w:val="24"/>
-          <w:szCs w:val="24"/>
-        </w:rPr>
-      </w:r>
-    </w:p>
-    <w:p>
-      <w:pPr>
-        <w:pStyle w:val="Normal"/>
+    </w:p>
+    <w:p>
+      <w:pPr>
         <w:ind w:right="-1"/>
         <w:jc w:val="center"/>
         <w:rPr>
@@ -490,194 +494,116 @@
     </w:p>
     <w:p>
       <w:pPr>
-        <w:pStyle w:val="PlainText"/>
+        <w:pStyle w:val="a4"/>
         <w:rPr>
           <w:rFonts w:ascii="Times New Roman" w:hAnsi="Times New Roman"/>
           <w:sz w:val="28"/>
           <w:szCs w:val="28"/>
         </w:rPr>
       </w:pPr>
-      <w:r>
+    </w:p>
+    <w:p>
+      <w:pPr>
+        <w:pStyle w:val="a4"/>
         <w:rPr>
           <w:rFonts w:ascii="Times New Roman" w:hAnsi="Times New Roman"/>
           <w:sz w:val="28"/>
           <w:szCs w:val="28"/>
         </w:rPr>
-      </w:r>
-    </w:p>
-    <w:p>
-      <w:pPr>
-        <w:pStyle w:val="PlainText"/>
+      </w:pPr>
+    </w:p>
+    <w:p>
+      <w:pPr>
+        <w:pStyle w:val="a4"/>
         <w:rPr>
           <w:rFonts w:ascii="Times New Roman" w:hAnsi="Times New Roman"/>
           <w:sz w:val="28"/>
           <w:szCs w:val="28"/>
         </w:rPr>
       </w:pPr>
-      <w:r>
+    </w:p>
+    <w:p>
+      <w:pPr>
+        <w:pStyle w:val="a4"/>
         <w:rPr>
           <w:rFonts w:ascii="Times New Roman" w:hAnsi="Times New Roman"/>
           <w:sz w:val="28"/>
           <w:szCs w:val="28"/>
         </w:rPr>
-      </w:r>
-    </w:p>
-    <w:p>
-      <w:pPr>
-        <w:pStyle w:val="PlainText"/>
+      </w:pPr>
+    </w:p>
+    <w:p>
+      <w:pPr>
+        <w:pStyle w:val="a4"/>
         <w:rPr>
           <w:rFonts w:ascii="Times New Roman" w:hAnsi="Times New Roman"/>
           <w:sz w:val="28"/>
           <w:szCs w:val="28"/>
         </w:rPr>
       </w:pPr>
-      <w:r>
+    </w:p>
+    <w:p>
+      <w:pPr>
+        <w:pStyle w:val="a4"/>
         <w:rPr>
           <w:rFonts w:ascii="Times New Roman" w:hAnsi="Times New Roman"/>
           <w:sz w:val="28"/>
           <w:szCs w:val="28"/>
         </w:rPr>
-      </w:r>
-    </w:p>
-    <w:p>
-      <w:pPr>
-        <w:pStyle w:val="PlainText"/>
+      </w:pPr>
+    </w:p>
+    <w:p>
+      <w:pPr>
+        <w:pStyle w:val="a4"/>
         <w:rPr>
           <w:rFonts w:ascii="Times New Roman" w:hAnsi="Times New Roman"/>
           <w:sz w:val="28"/>
           <w:szCs w:val="28"/>
         </w:rPr>
       </w:pPr>
-      <w:r>
+    </w:p>
+    <w:p>
+      <w:pPr>
+        <w:pStyle w:val="a4"/>
         <w:rPr>
           <w:rFonts w:ascii="Times New Roman" w:hAnsi="Times New Roman"/>
           <w:sz w:val="28"/>
           <w:szCs w:val="28"/>
         </w:rPr>
-      </w:r>
-    </w:p>
-    <w:p>
-      <w:pPr>
-        <w:pStyle w:val="PlainText"/>
+      </w:pPr>
+    </w:p>
+    <w:p>
+      <w:pPr>
+        <w:pStyle w:val="a4"/>
         <w:rPr>
           <w:rFonts w:ascii="Times New Roman" w:hAnsi="Times New Roman"/>
           <w:sz w:val="28"/>
           <w:szCs w:val="28"/>
         </w:rPr>
       </w:pPr>
-      <w:r>
+    </w:p>
+    <w:p>
+      <w:pPr>
+        <w:pStyle w:val="a4"/>
         <w:rPr>
           <w:rFonts w:ascii="Times New Roman" w:hAnsi="Times New Roman"/>
           <w:sz w:val="28"/>
           <w:szCs w:val="28"/>
         </w:rPr>
-      </w:r>
-    </w:p>
-    <w:p>
-      <w:pPr>
-        <w:pStyle w:val="PlainText"/>
+      </w:pPr>
+    </w:p>
+    <w:p>
+      <w:pPr>
+        <w:pStyle w:val="a4"/>
         <w:rPr>
           <w:rFonts w:ascii="Times New Roman" w:hAnsi="Times New Roman"/>
           <w:sz w:val="28"/>
           <w:szCs w:val="28"/>
         </w:rPr>
       </w:pPr>
-      <w:r>
-        <w:rPr>
-          <w:rFonts w:ascii="Times New Roman" w:hAnsi="Times New Roman"/>
-          <w:sz w:val="28"/>
-          <w:szCs w:val="28"/>
-        </w:rPr>
-      </w:r>
-    </w:p>
-    <w:p>
-      <w:pPr>
-        <w:pStyle w:val="PlainText"/>
-        <w:rPr>
-          <w:rFonts w:ascii="Times New Roman" w:hAnsi="Times New Roman"/>
-          <w:sz w:val="28"/>
-          <w:szCs w:val="28"/>
-        </w:rPr>
-      </w:pPr>
-      <w:r>
-        <w:rPr>
-          <w:rFonts w:ascii="Times New Roman" w:hAnsi="Times New Roman"/>
-          <w:sz w:val="28"/>
-          <w:szCs w:val="28"/>
-        </w:rPr>
-      </w:r>
-    </w:p>
-    <w:p>
-      <w:pPr>
-        <w:pStyle w:val="PlainText"/>
-        <w:rPr>
-          <w:rFonts w:ascii="Times New Roman" w:hAnsi="Times New Roman"/>
-          <w:sz w:val="28"/>
-          <w:szCs w:val="28"/>
-        </w:rPr>
-      </w:pPr>
-      <w:r>
-        <w:rPr>
-          <w:rFonts w:ascii="Times New Roman" w:hAnsi="Times New Roman"/>
-          <w:sz w:val="28"/>
-          <w:szCs w:val="28"/>
-        </w:rPr>
-      </w:r>
-    </w:p>
-    <w:p>
-      <w:pPr>
-        <w:pStyle w:val="PlainText"/>
-        <w:rPr>
-          <w:rFonts w:ascii="Times New Roman" w:hAnsi="Times New Roman"/>
-          <w:sz w:val="28"/>
-          <w:szCs w:val="28"/>
-        </w:rPr>
-      </w:pPr>
-      <w:r>
-        <w:rPr>
-          <w:rFonts w:ascii="Times New Roman" w:hAnsi="Times New Roman"/>
-          <w:sz w:val="28"/>
-          <w:szCs w:val="28"/>
-        </w:rPr>
-      </w:r>
-    </w:p>
-    <w:p>
-      <w:pPr>
-        <w:pStyle w:val="PlainText"/>
-        <w:rPr>
-          <w:rFonts w:ascii="Times New Roman" w:hAnsi="Times New Roman"/>
-          <w:sz w:val="28"/>
-          <w:szCs w:val="28"/>
-        </w:rPr>
-      </w:pPr>
-      <w:r>
-        <w:rPr>
-          <w:rFonts w:ascii="Times New Roman" w:hAnsi="Times New Roman"/>
-          <w:sz w:val="28"/>
-          <w:szCs w:val="28"/>
-        </w:rPr>
-      </w:r>
-    </w:p>
-    <w:p>
-      <w:pPr>
-        <w:pStyle w:val="PlainText"/>
-        <w:rPr>
-          <w:rFonts w:ascii="Times New Roman" w:hAnsi="Times New Roman"/>
-          <w:sz w:val="28"/>
-          <w:szCs w:val="28"/>
-        </w:rPr>
-      </w:pPr>
-      <w:r>
-        <w:rPr>
-          <w:rFonts w:ascii="Times New Roman" w:hAnsi="Times New Roman"/>
-          <w:sz w:val="28"/>
-          <w:szCs w:val="28"/>
-        </w:rPr>
-      </w:r>
-    </w:p>
-    <w:p>
-      <w:pPr>
-        <w:pStyle w:val="Normal"/>
+    </w:p>
+    <w:p>
+      <w:pPr>
         <w:jc w:val="center"/>
         <w:rPr>
           <w:sz w:val="44"/>
@@ -694,7 +620,6 @@
     </w:p>
     <w:p>
       <w:pPr>
-        <w:pStyle w:val="Normal"/>
         <w:jc w:val="center"/>
         <w:rPr>
           <w:sz w:val="44"/>
@@ -711,37 +636,22 @@
     </w:p>
     <w:p>
       <w:pPr>
-        <w:pStyle w:val="Normal"/>
         <w:rPr>
           <w:sz w:val="44"/>
           <w:szCs w:val="28"/>
         </w:rPr>
       </w:pPr>
-      <w:r>
-        <w:rPr>
-          <w:sz w:val="44"/>
-          <w:szCs w:val="28"/>
-        </w:rPr>
-      </w:r>
-    </w:p>
-    <w:p>
-      <w:pPr>
-        <w:pStyle w:val="Normal"/>
-        <w:rPr>
-          <w:sz w:val="28"/>
-          <w:szCs w:val="28"/>
-        </w:rPr>
-      </w:pPr>
-      <w:r>
-        <w:rPr>
-          <w:sz w:val="28"/>
-          <w:szCs w:val="28"/>
-        </w:rPr>
-      </w:r>
-    </w:p>
-    <w:p>
-      <w:pPr>
-        <w:pStyle w:val="Normal"/>
+    </w:p>
+    <w:p>
+      <w:pPr>
+        <w:rPr>
+          <w:sz w:val="28"/>
+          <w:szCs w:val="28"/>
+        </w:rPr>
+      </w:pPr>
+    </w:p>
+    <w:p>
+      <w:pPr>
         <w:jc w:val="center"/>
         <w:rPr>
           <w:sz w:val="36"/>
@@ -795,83 +705,47 @@
     </w:p>
     <w:p>
       <w:pPr>
-        <w:pStyle w:val="Normal"/>
-        <w:rPr>
-          <w:sz w:val="28"/>
-          <w:szCs w:val="28"/>
-        </w:rPr>
-      </w:pPr>
-      <w:r>
-        <w:rPr>
-          <w:sz w:val="28"/>
-          <w:szCs w:val="28"/>
-        </w:rPr>
-      </w:r>
-    </w:p>
-    <w:p>
-      <w:pPr>
-        <w:pStyle w:val="Normal"/>
-        <w:rPr>
-          <w:sz w:val="28"/>
-          <w:szCs w:val="28"/>
-        </w:rPr>
-      </w:pPr>
-      <w:r>
-        <w:rPr>
-          <w:sz w:val="28"/>
-          <w:szCs w:val="28"/>
-        </w:rPr>
-      </w:r>
-    </w:p>
-    <w:p>
-      <w:pPr>
-        <w:pStyle w:val="Normal"/>
-        <w:rPr>
-          <w:sz w:val="28"/>
-          <w:szCs w:val="28"/>
-        </w:rPr>
-      </w:pPr>
-      <w:r>
-        <w:rPr>
-          <w:sz w:val="28"/>
-          <w:szCs w:val="28"/>
-        </w:rPr>
-      </w:r>
-    </w:p>
-    <w:p>
-      <w:pPr>
-        <w:pStyle w:val="Normal"/>
-        <w:rPr>
-          <w:sz w:val="28"/>
-          <w:szCs w:val="28"/>
-        </w:rPr>
-      </w:pPr>
-      <w:r>
-        <w:rPr>
-          <w:sz w:val="28"/>
-          <w:szCs w:val="28"/>
-        </w:rPr>
-      </w:r>
-    </w:p>
-    <w:p>
-      <w:pPr>
-        <w:pStyle w:val="Normal"/>
-        <w:rPr>
-          <w:sz w:val="28"/>
-          <w:szCs w:val="28"/>
-        </w:rPr>
-      </w:pPr>
-      <w:r>
-        <w:rPr>
-          <w:sz w:val="28"/>
-          <w:szCs w:val="28"/>
-        </w:rPr>
-      </w:r>
-    </w:p>
-    <w:p>
-      <w:pPr>
-        <w:pStyle w:val="Normal"/>
-        <w:ind w:hanging="284" w:left="6663"/>
+        <w:rPr>
+          <w:sz w:val="28"/>
+          <w:szCs w:val="28"/>
+        </w:rPr>
+      </w:pPr>
+    </w:p>
+    <w:p>
+      <w:pPr>
+        <w:rPr>
+          <w:sz w:val="28"/>
+          <w:szCs w:val="28"/>
+        </w:rPr>
+      </w:pPr>
+    </w:p>
+    <w:p>
+      <w:pPr>
+        <w:rPr>
+          <w:sz w:val="28"/>
+          <w:szCs w:val="28"/>
+        </w:rPr>
+      </w:pPr>
+    </w:p>
+    <w:p>
+      <w:pPr>
+        <w:rPr>
+          <w:sz w:val="28"/>
+          <w:szCs w:val="28"/>
+        </w:rPr>
+      </w:pPr>
+    </w:p>
+    <w:p>
+      <w:pPr>
+        <w:rPr>
+          <w:sz w:val="28"/>
+          <w:szCs w:val="28"/>
+        </w:rPr>
+      </w:pPr>
+    </w:p>
+    <w:p>
+      <w:pPr>
+        <w:ind w:left="6663" w:hanging="284"/>
         <w:rPr>
           <w:sz w:val="28"/>
           <w:szCs w:val="28"/>
@@ -887,8 +761,7 @@
     </w:p>
     <w:p>
       <w:pPr>
-        <w:pStyle w:val="Normal"/>
-        <w:ind w:hanging="284" w:left="6663"/>
+        <w:ind w:left="6663" w:hanging="284"/>
         <w:rPr>
           <w:sz w:val="28"/>
           <w:szCs w:val="28"/>
@@ -904,43 +777,44 @@
     </w:p>
     <w:p>
       <w:pPr>
-        <w:pStyle w:val="Normal"/>
-        <w:ind w:hanging="284" w:left="6663"/>
-        <w:rPr>
-          <w:color w:themeColor="text1" w:val="000000"/>
-          <w:sz w:val="28"/>
-          <w:szCs w:val="28"/>
-        </w:rPr>
-      </w:pPr>
-      <w:r>
-        <w:rPr>
-          <w:color w:themeColor="text1" w:val="000000"/>
-          <w:sz w:val="28"/>
-          <w:szCs w:val="28"/>
-        </w:rPr>
-        <w:t>А.Ц. Нямаа</w:t>
-      </w:r>
-    </w:p>
-    <w:p>
-      <w:pPr>
-        <w:pStyle w:val="Normal"/>
+        <w:ind w:left="6663" w:hanging="284"/>
+        <w:rPr>
+          <w:color w:val="000000" w:themeColor="text1"/>
+          <w:sz w:val="28"/>
+          <w:szCs w:val="28"/>
+        </w:rPr>
+      </w:pPr>
+      <w:r>
+        <w:rPr>
+          <w:color w:val="000000" w:themeColor="text1"/>
+          <w:sz w:val="28"/>
+          <w:szCs w:val="28"/>
+        </w:rPr>
+        <w:t xml:space="preserve">А.Ц. </w:t>
+      </w:r>
+      <w:proofErr w:type="spellStart"/>
+      <w:r>
+        <w:rPr>
+          <w:color w:val="000000" w:themeColor="text1"/>
+          <w:sz w:val="28"/>
+          <w:szCs w:val="28"/>
+        </w:rPr>
+        <w:t>Нямаа</w:t>
+      </w:r>
+      <w:proofErr w:type="spellEnd"/>
+    </w:p>
+    <w:p>
+      <w:pPr>
         <w:jc w:val="right"/>
         <w:rPr>
           <w:sz w:val="28"/>
           <w:szCs w:val="28"/>
         </w:rPr>
       </w:pPr>
-      <w:r>
-        <w:rPr>
-          <w:sz w:val="28"/>
-          <w:szCs w:val="28"/>
-        </w:rPr>
-      </w:r>
-    </w:p>
-    <w:p>
-      <w:pPr>
-        <w:pStyle w:val="Normal"/>
-        <w:ind w:hanging="284" w:left="6663"/>
+    </w:p>
+    <w:p>
+      <w:pPr>
+        <w:ind w:left="6663" w:hanging="284"/>
         <w:rPr>
           <w:sz w:val="28"/>
           <w:szCs w:val="28"/>
@@ -956,8 +830,7 @@
     </w:p>
     <w:p>
       <w:pPr>
-        <w:pStyle w:val="Normal"/>
-        <w:ind w:hanging="284" w:left="6663"/>
+        <w:ind w:left="6663" w:hanging="284"/>
         <w:rPr>
           <w:sz w:val="28"/>
           <w:szCs w:val="28"/>
@@ -973,17 +846,16 @@
     </w:p>
     <w:p>
       <w:pPr>
-        <w:pStyle w:val="Normal"/>
-        <w:ind w:hanging="284" w:left="6663"/>
-        <w:rPr>
-          <w:color w:themeColor="text1" w:val="000000"/>
-          <w:sz w:val="28"/>
-          <w:szCs w:val="28"/>
-        </w:rPr>
-      </w:pPr>
-      <w:r>
-        <w:rPr>
-          <w:color w:themeColor="text1" w:val="000000"/>
+        <w:ind w:left="6663" w:hanging="284"/>
+        <w:rPr>
+          <w:color w:val="000000" w:themeColor="text1"/>
+          <w:sz w:val="28"/>
+          <w:szCs w:val="28"/>
+        </w:rPr>
+      </w:pPr>
+      <w:r>
+        <w:rPr>
+          <w:color w:val="000000" w:themeColor="text1"/>
           <w:sz w:val="28"/>
           <w:szCs w:val="28"/>
         </w:rPr>
@@ -992,134 +864,98 @@
     </w:p>
     <w:p>
       <w:pPr>
-        <w:pStyle w:val="PlainText"/>
+        <w:pStyle w:val="a4"/>
         <w:rPr>
           <w:rFonts w:ascii="Times New Roman" w:hAnsi="Times New Roman"/>
           <w:sz w:val="28"/>
           <w:szCs w:val="28"/>
         </w:rPr>
       </w:pPr>
-      <w:r>
+    </w:p>
+    <w:p>
+      <w:pPr>
+        <w:pStyle w:val="a4"/>
         <w:rPr>
           <w:rFonts w:ascii="Times New Roman" w:hAnsi="Times New Roman"/>
           <w:sz w:val="28"/>
           <w:szCs w:val="28"/>
         </w:rPr>
-      </w:r>
-    </w:p>
-    <w:p>
-      <w:pPr>
-        <w:pStyle w:val="PlainText"/>
+      </w:pPr>
+    </w:p>
+    <w:p>
+      <w:pPr>
+        <w:pStyle w:val="a4"/>
         <w:rPr>
           <w:rFonts w:ascii="Times New Roman" w:hAnsi="Times New Roman"/>
           <w:sz w:val="28"/>
           <w:szCs w:val="28"/>
         </w:rPr>
       </w:pPr>
-      <w:r>
+    </w:p>
+    <w:p>
+      <w:pPr>
+        <w:pStyle w:val="a4"/>
         <w:rPr>
           <w:rFonts w:ascii="Times New Roman" w:hAnsi="Times New Roman"/>
           <w:sz w:val="28"/>
           <w:szCs w:val="28"/>
         </w:rPr>
-      </w:r>
-    </w:p>
-    <w:p>
-      <w:pPr>
-        <w:pStyle w:val="PlainText"/>
+      </w:pPr>
+    </w:p>
+    <w:p>
+      <w:pPr>
+        <w:pStyle w:val="a4"/>
+        <w:jc w:val="center"/>
         <w:rPr>
           <w:rFonts w:ascii="Times New Roman" w:hAnsi="Times New Roman"/>
           <w:sz w:val="28"/>
           <w:szCs w:val="28"/>
         </w:rPr>
       </w:pPr>
-      <w:r>
+    </w:p>
+    <w:p>
+      <w:pPr>
+        <w:pStyle w:val="a4"/>
+        <w:jc w:val="center"/>
         <w:rPr>
           <w:rFonts w:ascii="Times New Roman" w:hAnsi="Times New Roman"/>
           <w:sz w:val="28"/>
           <w:szCs w:val="28"/>
         </w:rPr>
-      </w:r>
-    </w:p>
-    <w:p>
-      <w:pPr>
-        <w:pStyle w:val="PlainText"/>
+      </w:pPr>
+      <w:r>
         <w:rPr>
           <w:rFonts w:ascii="Times New Roman" w:hAnsi="Times New Roman"/>
           <w:sz w:val="28"/>
           <w:szCs w:val="28"/>
         </w:rPr>
-      </w:pPr>
-      <w:r>
-        <w:rPr>
-          <w:rFonts w:ascii="Times New Roman" w:hAnsi="Times New Roman"/>
-          <w:sz w:val="28"/>
-          <w:szCs w:val="28"/>
-        </w:rPr>
-      </w:r>
-    </w:p>
-    <w:p>
-      <w:pPr>
-        <w:pStyle w:val="PlainText"/>
+        <w:t>Владимир, 2025 г.</w:t>
+      </w:r>
+      <w:r>
+        <w:br w:type="page"/>
+      </w:r>
+    </w:p>
+    <w:p>
+      <w:pPr>
+        <w:spacing w:line="360" w:lineRule="auto"/>
         <w:jc w:val="center"/>
         <w:rPr>
-          <w:rFonts w:ascii="Times New Roman" w:hAnsi="Times New Roman"/>
-          <w:sz w:val="28"/>
-          <w:szCs w:val="28"/>
-        </w:rPr>
-      </w:pPr>
-      <w:r>
-        <w:rPr>
-          <w:rFonts w:ascii="Times New Roman" w:hAnsi="Times New Roman"/>
-          <w:sz w:val="28"/>
-          <w:szCs w:val="28"/>
-        </w:rPr>
-      </w:r>
-    </w:p>
-    <w:p>
-      <w:pPr>
-        <w:pStyle w:val="PlainText"/>
-        <w:jc w:val="center"/>
-        <w:rPr>
-          <w:rFonts w:ascii="Times New Roman" w:hAnsi="Times New Roman"/>
-          <w:sz w:val="28"/>
-          <w:szCs w:val="28"/>
-        </w:rPr>
-      </w:pPr>
-      <w:r>
-        <w:rPr>
-          <w:rFonts w:ascii="Times New Roman" w:hAnsi="Times New Roman"/>
-          <w:sz w:val="28"/>
-          <w:szCs w:val="28"/>
-        </w:rPr>
-        <w:t>Владимир, 2025 г.</w:t>
-      </w:r>
-      <w:r>
-        <w:br w:type="page"/>
-      </w:r>
-    </w:p>
-    <w:p>
-      <w:pPr>
-        <w:pStyle w:val="Normal"/>
-        <w:spacing w:lineRule="auto" w:line="360" w:before="0" w:after="0"/>
-        <w:jc w:val="center"/>
-        <w:rPr>
-          <w:sz w:val="28"/>
-          <w:szCs w:val="28"/>
-        </w:rPr>
-      </w:pPr>
-      <w:r>
-        <w:rPr>
-          <w:sz w:val="28"/>
-          <w:szCs w:val="28"/>
-        </w:rPr>
+          <w:sz w:val="28"/>
+          <w:szCs w:val="28"/>
+        </w:rPr>
+      </w:pPr>
+      <w:r>
+        <w:rPr>
+          <w:sz w:val="28"/>
+          <w:szCs w:val="28"/>
+        </w:rPr>
+        <w:lastRenderedPageBreak/>
         <w:t>ЦЕЛЬ РАБОТЫ:</w:t>
       </w:r>
     </w:p>
     <w:p>
       <w:pPr>
-        <w:pStyle w:val="Normal"/>
-        <w:spacing w:lineRule="auto" w:line="360"/>
+        <w:spacing w:line="360" w:lineRule="auto"/>
         <w:ind w:firstLine="709"/>
         <w:jc w:val="both"/>
         <w:rPr>
@@ -1130,13 +966,40 @@
         <w:rPr>
           <w:sz w:val="28"/>
         </w:rPr>
-        <w:t>Изучить основы работы с протоколом HTTP, telnet, получить практические навыки по работе с HTTPS-протоколом посредством оpenssl, научиться создавать сертификаты.</w:t>
-      </w:r>
-    </w:p>
-    <w:p>
-      <w:pPr>
-        <w:pStyle w:val="Normal"/>
-        <w:spacing w:lineRule="auto" w:line="360"/>
+        <w:t xml:space="preserve">Изучить основы работы с протоколом HTTP, </w:t>
+      </w:r>
+      <w:proofErr w:type="spellStart"/>
+      <w:r>
+        <w:rPr>
+          <w:sz w:val="28"/>
+        </w:rPr>
+        <w:t>telnet</w:t>
+      </w:r>
+      <w:proofErr w:type="spellEnd"/>
+      <w:r>
+        <w:rPr>
+          <w:sz w:val="28"/>
+        </w:rPr>
+        <w:t xml:space="preserve">, получить практические навыки по работе с HTTPS-протоколом посредством </w:t>
+      </w:r>
+      <w:proofErr w:type="spellStart"/>
+      <w:r>
+        <w:rPr>
+          <w:sz w:val="28"/>
+        </w:rPr>
+        <w:t>оpenssl</w:t>
+      </w:r>
+      <w:proofErr w:type="spellEnd"/>
+      <w:r>
+        <w:rPr>
+          <w:sz w:val="28"/>
+        </w:rPr>
+        <w:t>, научиться создавать сертификаты.</w:t>
+      </w:r>
+    </w:p>
+    <w:p>
+      <w:pPr>
+        <w:spacing w:line="360" w:lineRule="auto"/>
         <w:jc w:val="center"/>
         <w:rPr>
           <w:sz w:val="28"/>
@@ -1151,8 +1014,7 @@
     </w:p>
     <w:p>
       <w:pPr>
-        <w:pStyle w:val="Normal"/>
-        <w:spacing w:lineRule="auto" w:line="360"/>
+        <w:spacing w:line="360" w:lineRule="auto"/>
         <w:ind w:firstLine="709"/>
         <w:jc w:val="both"/>
         <w:rPr>
@@ -1163,13 +1025,34 @@
         <w:rPr>
           <w:sz w:val="28"/>
         </w:rPr>
-        <w:t>Подключиться по openssl к веб-сайту и отправить запрос. Проанализировать ответ сервера. Описать работу HTTP протокола в данном случае.ы</w:t>
-      </w:r>
-    </w:p>
-    <w:p>
-      <w:pPr>
-        <w:pStyle w:val="Normal"/>
-        <w:spacing w:lineRule="auto" w:line="360"/>
+        <w:t xml:space="preserve">Подключиться по </w:t>
+      </w:r>
+      <w:proofErr w:type="spellStart"/>
+      <w:r>
+        <w:rPr>
+          <w:sz w:val="28"/>
+        </w:rPr>
+        <w:t>openssl</w:t>
+      </w:r>
+      <w:proofErr w:type="spellEnd"/>
+      <w:r>
+        <w:rPr>
+          <w:sz w:val="28"/>
+        </w:rPr>
+        <w:t xml:space="preserve"> к веб-сайту и отправить запрос. Проанализировать ответ сервера. Описать работу HTTP протокола в данном </w:t>
+      </w:r>
+      <w:proofErr w:type="spellStart"/>
+      <w:r>
+        <w:rPr>
+          <w:sz w:val="28"/>
+        </w:rPr>
+        <w:t>случае.ы</w:t>
+      </w:r>
+      <w:proofErr w:type="spellEnd"/>
+    </w:p>
+    <w:p>
+      <w:pPr>
+        <w:spacing w:line="360" w:lineRule="auto"/>
         <w:jc w:val="center"/>
         <w:rPr>
           <w:sz w:val="28"/>
@@ -1184,35 +1067,84 @@
     </w:p>
     <w:p>
       <w:pPr>
-        <w:pStyle w:val="Normal"/>
-        <w:spacing w:lineRule="auto" w:line="360"/>
+        <w:spacing w:line="360" w:lineRule="auto"/>
         <w:ind w:firstLine="709"/>
         <w:jc w:val="both"/>
         <w:rPr>
           <w:sz w:val="28"/>
-        </w:rPr>
-      </w:pPr>
-      <w:r>
-        <w:rPr>
-          <w:sz w:val="28"/>
-        </w:rPr>
-        <w:t xml:space="preserve">В ходе выполнения данной лабораторной работы была </w:t>
-      </w:r>
-    </w:p>
-    <w:p>
-      <w:pPr>
-        <w:pStyle w:val="Normal"/>
-        <w:spacing w:lineRule="auto" w:line="360"/>
+          <w:lang w:val="en-US"/>
+        </w:rPr>
+      </w:pPr>
+      <w:r>
+        <w:rPr>
+          <w:sz w:val="28"/>
+        </w:rPr>
+        <w:t xml:space="preserve">Вначале выполнения данной лабораторной работы подключился с помощью консольной утилиты </w:t>
+      </w:r>
+      <w:proofErr w:type="spellStart"/>
+      <w:r>
+        <w:rPr>
+          <w:sz w:val="28"/>
+          <w:lang w:val="en-US"/>
+        </w:rPr>
+        <w:t>openssl</w:t>
+      </w:r>
+      <w:proofErr w:type="spellEnd"/>
+      <w:r>
+        <w:rPr>
+          <w:sz w:val="28"/>
+          <w:lang w:val="en-US"/>
+        </w:rPr>
+        <w:t xml:space="preserve"> </w:t>
+      </w:r>
+      <w:r>
+        <w:rPr>
+          <w:sz w:val="28"/>
+        </w:rPr>
+        <w:t>к серверу под домено</w:t>
+      </w:r>
+      <w:r>
+        <w:rPr>
+          <w:sz w:val="28"/>
+        </w:rPr>
+        <w:t xml:space="preserve">м </w:t>
+      </w:r>
+      <w:r>
+        <w:rPr>
+          <w:sz w:val="28"/>
+          <w:lang w:val="en-US"/>
+        </w:rPr>
+        <w:t>wikipedia</w:t>
+      </w:r>
+      <w:r>
+        <w:rPr>
+          <w:sz w:val="28"/>
+          <w:lang w:val="en-US"/>
+        </w:rPr>
+        <w:t>.</w:t>
+      </w:r>
+      <w:r>
+        <w:rPr>
+          <w:sz w:val="28"/>
+          <w:lang w:val="en-US"/>
+        </w:rPr>
+        <w:t>org.</w:t>
+      </w:r>
+    </w:p>
+    <w:p>
+      <w:pPr>
+        <w:spacing w:line="360" w:lineRule="auto"/>
         <w:jc w:val="center"/>
-        <w:rPr/>
-      </w:pPr>
-      <w:r>
-        <w:rPr/>
+      </w:pPr>
+      <w:r>
+        <w:rPr>
+          <w:noProof/>
+        </w:rPr>
         <w:drawing>
-          <wp:inline distT="0" distB="0" distL="0" distR="0">
-            <wp:extent cx="5940425" cy="3124835"/>
+          <wp:inline distT="0" distB="0" distL="0" distR="0" wp14:anchorId="084843F8" wp14:editId="166F3CD3">
+            <wp:extent cx="5121729" cy="2686500"/>
             <wp:effectExtent l="0" t="0" r="0" b="0"/>
-            <wp:docPr id="1" name="Image1" descr=""/>
+            <wp:docPr id="1" name="Рисунок 1"/>
             <wp:cNvGraphicFramePr>
               <a:graphicFrameLocks xmlns:a="http://schemas.openxmlformats.org/drawingml/2006/main" noChangeAspect="1"/>
             </wp:cNvGraphicFramePr>
@@ -1220,25 +1152,30 @@
               <a:graphicData uri="http://schemas.openxmlformats.org/drawingml/2006/picture">
                 <pic:pic xmlns:pic="http://schemas.openxmlformats.org/drawingml/2006/picture">
                   <pic:nvPicPr>
-                    <pic:cNvPr id="1" name="Image1" descr=""/>
-                    <pic:cNvPicPr>
-                      <a:picLocks noChangeAspect="1" noChangeArrowheads="1"/>
-                    </pic:cNvPicPr>
+                    <pic:cNvPr id="1" name=""/>
+                    <pic:cNvPicPr/>
                   </pic:nvPicPr>
-                  <pic:blipFill>
-                    <a:blip r:embed="rId2"/>
-                    <a:stretch>
-                      <a:fillRect/>
-                    </a:stretch>
+                  <pic:blipFill rotWithShape="1">
+                    <a:blip r:embed="rId6"/>
+                    <a:srcRect l="549" r="1"/>
+                    <a:stretch/>
                   </pic:blipFill>
                   <pic:spPr bwMode="auto">
                     <a:xfrm>
                       <a:off x="0" y="0"/>
-                      <a:ext cx="5940425" cy="3124835"/>
+                      <a:ext cx="5143485" cy="2697912"/>
                     </a:xfrm>
                     <a:prstGeom prst="rect">
                       <a:avLst/>
                     </a:prstGeom>
+                    <a:ln>
+                      <a:noFill/>
+                    </a:ln>
+                    <a:extLst>
+                      <a:ext uri="{53640926-AAD7-44D8-BBD7-CCE9431645EC}">
+                        <a14:shadowObscured xmlns:a14="http://schemas.microsoft.com/office/drawing/2010/main"/>
+                      </a:ext>
+                    </a:extLst>
                   </pic:spPr>
                 </pic:pic>
               </a:graphicData>
@@ -1249,8 +1186,7 @@
     </w:p>
     <w:p>
       <w:pPr>
-        <w:pStyle w:val="Normal"/>
-        <w:spacing w:lineRule="auto" w:line="360"/>
+        <w:spacing w:line="360" w:lineRule="auto"/>
         <w:jc w:val="center"/>
         <w:rPr>
           <w:sz w:val="28"/>
@@ -1262,29 +1198,183 @@
           <w:sz w:val="28"/>
           <w:szCs w:val="28"/>
         </w:rPr>
-        <w:t>Рисунок 1. Таблица работы алгоритма по шагам вычислений.</w:t>
-      </w:r>
-    </w:p>
-    <w:p>
-      <w:pPr>
-        <w:pStyle w:val="Normal"/>
-        <w:spacing w:lineRule="auto" w:line="360"/>
+        <w:t xml:space="preserve">Рисунок 1. </w:t>
+      </w:r>
+      <w:r>
+        <w:rPr>
+          <w:sz w:val="28"/>
+          <w:szCs w:val="28"/>
+        </w:rPr>
+        <w:t xml:space="preserve">Подключение при помощи утилиты </w:t>
+      </w:r>
+      <w:proofErr w:type="spellStart"/>
+      <w:r>
+        <w:rPr>
+          <w:sz w:val="28"/>
+          <w:szCs w:val="28"/>
+          <w:lang w:val="en-US"/>
+        </w:rPr>
+        <w:t>openssl</w:t>
+      </w:r>
+      <w:proofErr w:type="spellEnd"/>
+      <w:r>
+        <w:rPr>
+          <w:sz w:val="28"/>
+          <w:szCs w:val="28"/>
+          <w:lang w:val="en-US"/>
+        </w:rPr>
+        <w:t>.</w:t>
+      </w:r>
+    </w:p>
+    <w:p>
+      <w:pPr>
+        <w:spacing w:line="360" w:lineRule="auto"/>
         <w:jc w:val="center"/>
         <w:rPr>
           <w:sz w:val="28"/>
           <w:szCs w:val="28"/>
         </w:rPr>
       </w:pPr>
-      <w:r>
-        <w:rPr>
-          <w:sz w:val="28"/>
-          <w:szCs w:val="28"/>
-        </w:rPr>
+    </w:p>
+    <w:p>
+      <w:pPr>
+        <w:spacing w:line="360" w:lineRule="auto"/>
+        <w:ind w:firstLine="709"/>
+        <w:jc w:val="both"/>
+        <w:rPr>
+          <w:sz w:val="28"/>
+          <w:szCs w:val="28"/>
+        </w:rPr>
+      </w:pPr>
+      <w:r>
+        <w:rPr>
+          <w:sz w:val="28"/>
+          <w:szCs w:val="28"/>
+        </w:rPr>
+        <w:t xml:space="preserve">Следующим шагом сделал </w:t>
+      </w:r>
+      <w:r>
+        <w:rPr>
+          <w:sz w:val="28"/>
+          <w:szCs w:val="28"/>
+          <w:lang w:val="en-US"/>
+        </w:rPr>
+        <w:t xml:space="preserve">GET </w:t>
+      </w:r>
+      <w:r>
+        <w:rPr>
+          <w:sz w:val="28"/>
+          <w:szCs w:val="28"/>
+        </w:rPr>
+        <w:t xml:space="preserve">запрос </w:t>
+      </w:r>
+      <w:r>
+        <w:rPr>
+          <w:sz w:val="28"/>
+          <w:szCs w:val="28"/>
+        </w:rPr>
+        <w:t xml:space="preserve">по адресу </w:t>
+      </w:r>
+      <w:r>
+        <w:rPr>
+          <w:sz w:val="28"/>
+          <w:szCs w:val="28"/>
+          <w:lang w:val="en-US"/>
+        </w:rPr>
+        <w:t>/wiki/</w:t>
+      </w:r>
+      <w:proofErr w:type="spellStart"/>
+      <w:r>
+        <w:rPr>
+          <w:sz w:val="28"/>
+          <w:szCs w:val="28"/>
+          <w:lang w:val="en-US"/>
+        </w:rPr>
+        <w:t>Main_page</w:t>
+      </w:r>
+      <w:proofErr w:type="spellEnd"/>
+      <w:r>
+        <w:rPr>
+          <w:sz w:val="28"/>
+          <w:szCs w:val="28"/>
+          <w:lang w:val="en-US"/>
+        </w:rPr>
+        <w:t xml:space="preserve"> </w:t>
+      </w:r>
+      <w:r>
+        <w:rPr>
+          <w:sz w:val="28"/>
+          <w:szCs w:val="28"/>
+        </w:rPr>
+        <w:t xml:space="preserve">с использованием </w:t>
+      </w:r>
+      <w:r>
+        <w:rPr>
+          <w:sz w:val="28"/>
+          <w:szCs w:val="28"/>
+          <w:lang w:val="en-US"/>
+        </w:rPr>
+        <w:t xml:space="preserve">HTTP </w:t>
+      </w:r>
+      <w:r>
+        <w:rPr>
+          <w:sz w:val="28"/>
+          <w:szCs w:val="28"/>
+        </w:rPr>
+        <w:t xml:space="preserve">протокола. После того, как запрос был отправлен, сервер отправил ответ в виде 200 кода (то есть запрос успешен), некоторых </w:t>
+      </w:r>
+      <w:r>
+        <w:rPr>
+          <w:sz w:val="28"/>
+          <w:szCs w:val="28"/>
+          <w:lang w:val="en-US"/>
+        </w:rPr>
+        <w:t xml:space="preserve">http </w:t>
+      </w:r>
+      <w:r>
+        <w:rPr>
+          <w:sz w:val="28"/>
+          <w:szCs w:val="28"/>
+        </w:rPr>
+        <w:t xml:space="preserve">заголовков и </w:t>
+      </w:r>
+      <w:r>
+        <w:rPr>
+          <w:sz w:val="28"/>
+          <w:szCs w:val="28"/>
+          <w:lang w:val="en-US"/>
+        </w:rPr>
+        <w:t xml:space="preserve">html </w:t>
+      </w:r>
+      <w:r>
+        <w:rPr>
+          <w:sz w:val="28"/>
+          <w:szCs w:val="28"/>
+        </w:rPr>
+        <w:t>разметки возвращаемой страницы.</w:t>
+      </w:r>
+    </w:p>
+    <w:p>
+      <w:pPr>
+        <w:spacing w:line="360" w:lineRule="auto"/>
+        <w:jc w:val="center"/>
+        <w:rPr>
+          <w:sz w:val="28"/>
+          <w:szCs w:val="28"/>
+        </w:rPr>
+      </w:pPr>
+      <w:r>
+        <w:rPr>
+          <w:noProof/>
+          <w:sz w:val="28"/>
+          <w:szCs w:val="28"/>
+        </w:rPr>
+        <w:lastRenderedPageBreak/>
         <w:drawing>
-          <wp:inline distT="0" distB="0" distL="0" distR="0">
+          <wp:inline distT="0" distB="0" distL="0" distR="0" wp14:anchorId="2644E76E" wp14:editId="3C6F32A4">
             <wp:extent cx="5940425" cy="2873375"/>
             <wp:effectExtent l="0" t="0" r="0" b="0"/>
-            <wp:docPr id="2" name="Image2" descr=""/>
+            <wp:docPr id="2" name="Image2"/>
             <wp:cNvGraphicFramePr>
               <a:graphicFrameLocks xmlns:a="http://schemas.openxmlformats.org/drawingml/2006/main" noChangeAspect="1"/>
             </wp:cNvGraphicFramePr>
@@ -1292,13 +1382,13 @@
               <a:graphicData uri="http://schemas.openxmlformats.org/drawingml/2006/picture">
                 <pic:pic xmlns:pic="http://schemas.openxmlformats.org/drawingml/2006/picture">
                   <pic:nvPicPr>
-                    <pic:cNvPr id="2" name="Image2" descr=""/>
+                    <pic:cNvPr id="2" name="Image2"/>
                     <pic:cNvPicPr>
                       <a:picLocks noChangeAspect="1" noChangeArrowheads="1"/>
                     </pic:cNvPicPr>
                   </pic:nvPicPr>
                   <pic:blipFill>
-                    <a:blip r:embed="rId3"/>
+                    <a:blip r:embed="rId7"/>
                     <a:stretch>
                       <a:fillRect/>
                     </a:stretch>
@@ -1321,11 +1411,73 @@
     </w:p>
     <w:p>
       <w:pPr>
-        <w:pStyle w:val="Normal"/>
-        <w:spacing w:lineRule="auto" w:line="360"/>
+        <w:spacing w:line="360" w:lineRule="auto"/>
         <w:jc w:val="center"/>
         <w:rPr>
           <w:sz w:val="28"/>
+          <w:szCs w:val="28"/>
+        </w:rPr>
+      </w:pPr>
+      <w:r>
+        <w:rPr>
+          <w:sz w:val="28"/>
+          <w:szCs w:val="28"/>
+        </w:rPr>
+        <w:t xml:space="preserve">Рисунок </w:t>
+      </w:r>
+      <w:r>
+        <w:rPr>
+          <w:sz w:val="28"/>
+          <w:szCs w:val="28"/>
+        </w:rPr>
+        <w:t>2</w:t>
+      </w:r>
+      <w:r>
+        <w:rPr>
+          <w:sz w:val="28"/>
+          <w:szCs w:val="28"/>
+        </w:rPr>
+        <w:t xml:space="preserve">. </w:t>
+      </w:r>
+      <w:r>
+        <w:rPr>
+          <w:sz w:val="28"/>
+          <w:szCs w:val="28"/>
+        </w:rPr>
+        <w:t xml:space="preserve">Выполнение </w:t>
+      </w:r>
+      <w:r>
+        <w:rPr>
+          <w:sz w:val="28"/>
+          <w:szCs w:val="28"/>
+          <w:lang w:val="en-US"/>
+        </w:rPr>
+        <w:t xml:space="preserve">Get </w:t>
+      </w:r>
+      <w:r>
+        <w:rPr>
+          <w:sz w:val="28"/>
+          <w:szCs w:val="28"/>
+        </w:rPr>
+        <w:t>запроса.</w:t>
+      </w:r>
+    </w:p>
+    <w:p>
+      <w:pPr>
+        <w:spacing w:line="360" w:lineRule="auto"/>
+        <w:jc w:val="center"/>
+        <w:rPr>
+          <w:sz w:val="28"/>
+          <w:szCs w:val="28"/>
+        </w:rPr>
+      </w:pPr>
+    </w:p>
+    <w:p>
+      <w:pPr>
+        <w:spacing w:line="360" w:lineRule="auto"/>
+        <w:jc w:val="center"/>
+        <w:rPr>
+          <w:sz w:val="28"/>
         </w:rPr>
       </w:pPr>
       <w:r>
@@ -1337,8 +1489,7 @@
     </w:p>
     <w:p>
       <w:pPr>
-        <w:pStyle w:val="Normal"/>
-        <w:spacing w:lineRule="auto" w:line="360"/>
+        <w:spacing w:line="360" w:lineRule="auto"/>
         <w:ind w:firstLine="709"/>
         <w:jc w:val="both"/>
         <w:rPr>
@@ -1367,8 +1518,7 @@
     </w:p>
     <w:p>
       <w:pPr>
-        <w:pStyle w:val="Normal"/>
-        <w:spacing w:lineRule="auto" w:line="360"/>
+        <w:spacing w:line="360" w:lineRule="auto"/>
         <w:jc w:val="center"/>
         <w:rPr>
           <w:sz w:val="28"/>
@@ -1383,8 +1533,7 @@
     </w:p>
     <w:p>
       <w:pPr>
-        <w:pStyle w:val="Normal"/>
-        <w:spacing w:lineRule="auto" w:line="360"/>
+        <w:spacing w:line="360" w:lineRule="auto"/>
         <w:ind w:firstLine="709"/>
         <w:jc w:val="both"/>
         <w:rPr>
@@ -1395,188 +1544,120 @@
         <w:rPr>
           <w:sz w:val="28"/>
         </w:rPr>
-        <w:t xml:space="preserve">В ходе выполнения данной лабораторной работы была </w:t>
-      </w:r>
-    </w:p>
-    <w:p>
-      <w:pPr>
-        <w:pStyle w:val="Normal"/>
-        <w:spacing w:lineRule="auto" w:line="360"/>
-        <w:ind w:firstLine="709"/>
-        <w:jc w:val="both"/>
-        <w:rPr>
-          <w:sz w:val="28"/>
-        </w:rPr>
-      </w:pPr>
-      <w:r>
-        <w:rPr>
-          <w:sz w:val="28"/>
-        </w:rPr>
-        <w:t>import ssl</w:t>
-      </w:r>
-    </w:p>
-    <w:p>
-      <w:pPr>
-        <w:pStyle w:val="Normal"/>
-        <w:spacing w:lineRule="auto" w:line="360"/>
-        <w:ind w:firstLine="709"/>
-        <w:jc w:val="both"/>
-        <w:rPr>
-          <w:sz w:val="28"/>
-        </w:rPr>
-      </w:pPr>
-      <w:r>
-        <w:rPr>
-          <w:sz w:val="28"/>
-        </w:rPr>
-        <w:t>from http.server import HTTPServer, SimpleHTTPRequestHandler</w:t>
-      </w:r>
-    </w:p>
-    <w:p>
-      <w:pPr>
-        <w:pStyle w:val="Normal"/>
-        <w:spacing w:lineRule="auto" w:line="360"/>
-        <w:ind w:firstLine="709"/>
-        <w:jc w:val="both"/>
-        <w:rPr>
-          <w:sz w:val="28"/>
-        </w:rPr>
-      </w:pPr>
-      <w:r>
-        <w:rPr>
-          <w:sz w:val="28"/>
-        </w:rPr>
-      </w:r>
-    </w:p>
-    <w:p>
-      <w:pPr>
-        <w:pStyle w:val="Normal"/>
-        <w:spacing w:lineRule="auto" w:line="360"/>
-        <w:ind w:firstLine="709"/>
-        <w:jc w:val="both"/>
-        <w:rPr>
-          <w:sz w:val="28"/>
-        </w:rPr>
-      </w:pPr>
-      <w:r>
-        <w:rPr>
-          <w:sz w:val="28"/>
-        </w:rPr>
-        <w:t>context = ssl.SSLContext(ssl.PROTOCOL_TLS_SERVER)</w:t>
-      </w:r>
-    </w:p>
-    <w:p>
-      <w:pPr>
-        <w:pStyle w:val="Normal"/>
-        <w:spacing w:lineRule="auto" w:line="360"/>
-        <w:ind w:firstLine="709"/>
-        <w:jc w:val="both"/>
-        <w:rPr>
-          <w:sz w:val="28"/>
-        </w:rPr>
-      </w:pPr>
-      <w:r>
-        <w:rPr>
-          <w:sz w:val="28"/>
-        </w:rPr>
-        <w:t>context.load_cert_chain(certfile="server.pem", keyfile="key.pem")</w:t>
-      </w:r>
-    </w:p>
-    <w:p>
-      <w:pPr>
-        <w:pStyle w:val="Normal"/>
-        <w:spacing w:lineRule="auto" w:line="360"/>
-        <w:ind w:firstLine="709"/>
-        <w:jc w:val="both"/>
-        <w:rPr>
-          <w:sz w:val="28"/>
-        </w:rPr>
-      </w:pPr>
-      <w:r>
-        <w:rPr>
-          <w:sz w:val="28"/>
-        </w:rPr>
-      </w:r>
-    </w:p>
-    <w:p>
-      <w:pPr>
-        <w:pStyle w:val="Normal"/>
-        <w:spacing w:lineRule="auto" w:line="360"/>
-        <w:ind w:firstLine="709"/>
-        <w:jc w:val="both"/>
-        <w:rPr>
-          <w:sz w:val="28"/>
-        </w:rPr>
-      </w:pPr>
-      <w:r>
-        <w:rPr>
-          <w:sz w:val="28"/>
-        </w:rPr>
-        <w:t>httpd = HTTPServer(("0.0.0.0", 4443), SimpleHTTPRequestHandler)</w:t>
-      </w:r>
-    </w:p>
-    <w:p>
-      <w:pPr>
-        <w:pStyle w:val="Normal"/>
-        <w:spacing w:lineRule="auto" w:line="360"/>
-        <w:ind w:firstLine="709"/>
-        <w:jc w:val="both"/>
-        <w:rPr>
-          <w:sz w:val="28"/>
-        </w:rPr>
-      </w:pPr>
-      <w:r>
-        <w:rPr>
-          <w:sz w:val="28"/>
-        </w:rPr>
-        <w:t>httpd.socket = context.wrap_socket(httpd.socket, server_side=True)</w:t>
-      </w:r>
-    </w:p>
-    <w:p>
-      <w:pPr>
-        <w:pStyle w:val="Normal"/>
-        <w:spacing w:lineRule="auto" w:line="360"/>
-        <w:ind w:firstLine="709"/>
-        <w:jc w:val="both"/>
-        <w:rPr>
-          <w:sz w:val="28"/>
-        </w:rPr>
-      </w:pPr>
-      <w:r>
-        <w:rPr>
-          <w:sz w:val="28"/>
-        </w:rPr>
-        <w:t>httpd.serve_forever()</w:t>
-      </w:r>
-    </w:p>
-    <w:p>
-      <w:pPr>
-        <w:pStyle w:val="Normal"/>
-        <w:spacing w:lineRule="auto" w:line="360"/>
-        <w:ind w:firstLine="709"/>
-        <w:jc w:val="both"/>
-        <w:rPr>
-          <w:sz w:val="28"/>
-        </w:rPr>
-      </w:pPr>
-      <w:r>
-        <w:rPr/>
-      </w:r>
-    </w:p>
-    <w:p>
-      <w:pPr>
-        <w:pStyle w:val="Normal"/>
-        <w:spacing w:lineRule="auto" w:line="360"/>
+        <w:t>В ходе выполнения данной лабораторной работы был</w:t>
+      </w:r>
+      <w:r>
+        <w:rPr>
+          <w:sz w:val="28"/>
+        </w:rPr>
+        <w:t>а</w:t>
+      </w:r>
+      <w:r>
+        <w:rPr>
+          <w:sz w:val="28"/>
+          <w:lang w:val="en-US"/>
+        </w:rPr>
+        <w:t xml:space="preserve"> </w:t>
+      </w:r>
+      <w:r>
+        <w:rPr>
+          <w:sz w:val="28"/>
+        </w:rPr>
+        <w:t>созда</w:t>
+      </w:r>
+      <w:r>
+        <w:rPr>
+          <w:sz w:val="28"/>
+        </w:rPr>
+        <w:t>на пара</w:t>
+      </w:r>
+      <w:r>
+        <w:rPr>
+          <w:sz w:val="28"/>
+        </w:rPr>
+        <w:t xml:space="preserve"> ключ</w:t>
+      </w:r>
+      <w:r>
+        <w:rPr>
+          <w:sz w:val="28"/>
+        </w:rPr>
+        <w:t>ей</w:t>
+      </w:r>
+      <w:r>
+        <w:rPr>
+          <w:sz w:val="28"/>
+        </w:rPr>
+        <w:t xml:space="preserve"> шифрования </w:t>
+      </w:r>
+      <w:r>
+        <w:rPr>
+          <w:sz w:val="28"/>
+          <w:lang w:val="en-US"/>
+        </w:rPr>
+        <w:t>x509</w:t>
+      </w:r>
+      <w:r>
+        <w:rPr>
+          <w:sz w:val="28"/>
+        </w:rPr>
+        <w:t xml:space="preserve"> (открытый и закрытый)</w:t>
+      </w:r>
+      <w:r>
+        <w:rPr>
+          <w:sz w:val="28"/>
+          <w:lang w:val="en-US"/>
+        </w:rPr>
+        <w:t xml:space="preserve"> </w:t>
+      </w:r>
+      <w:r>
+        <w:rPr>
+          <w:sz w:val="28"/>
+        </w:rPr>
+        <w:t xml:space="preserve">для работы по протоколу </w:t>
+      </w:r>
+      <w:r>
+        <w:rPr>
+          <w:sz w:val="28"/>
+          <w:lang w:val="en-US"/>
+        </w:rPr>
+        <w:t>https</w:t>
+      </w:r>
+      <w:r>
+        <w:rPr>
+          <w:sz w:val="28"/>
+        </w:rPr>
+        <w:t xml:space="preserve"> при помощи утилиты </w:t>
+      </w:r>
+      <w:proofErr w:type="spellStart"/>
+      <w:r>
+        <w:rPr>
+          <w:sz w:val="28"/>
+          <w:lang w:val="en-US"/>
+        </w:rPr>
+        <w:t>openssl</w:t>
+      </w:r>
+      <w:proofErr w:type="spellEnd"/>
+      <w:r>
+        <w:rPr>
+          <w:sz w:val="28"/>
+        </w:rPr>
+        <w:t>.</w:t>
+      </w:r>
+    </w:p>
+    <w:p>
+      <w:pPr>
+        <w:spacing w:line="360" w:lineRule="auto"/>
         <w:jc w:val="center"/>
-        <w:rPr/>
-      </w:pPr>
-      <w:r>
-        <w:rPr/>
+      </w:pPr>
+      <w:r>
+        <w:rPr>
+          <w:noProof/>
+        </w:rPr>
         <w:drawing>
-          <wp:inline distT="0" distB="0" distL="0" distR="0">
-            <wp:extent cx="5940425" cy="2163445"/>
+          <wp:inline distT="0" distB="0" distL="0" distR="0" wp14:anchorId="10F68297" wp14:editId="63D6D733">
+            <wp:extent cx="5655128" cy="2059543"/>
             <wp:effectExtent l="0" t="0" r="0" b="0"/>
-            <wp:docPr id="3" name="Image3" descr=""/>
+            <wp:docPr id="3" name="Image3"/>
             <wp:cNvGraphicFramePr>
               <a:graphicFrameLocks xmlns:a="http://schemas.openxmlformats.org/drawingml/2006/main" noChangeAspect="1"/>
             </wp:cNvGraphicFramePr>
@@ -1584,13 +1665,13 @@
               <a:graphicData uri="http://schemas.openxmlformats.org/drawingml/2006/picture">
                 <pic:pic xmlns:pic="http://schemas.openxmlformats.org/drawingml/2006/picture">
                   <pic:nvPicPr>
-                    <pic:cNvPr id="3" name="Image3" descr=""/>
+                    <pic:cNvPr id="3" name="Image3"/>
                     <pic:cNvPicPr>
                       <a:picLocks noChangeAspect="1" noChangeArrowheads="1"/>
                     </pic:cNvPicPr>
                   </pic:nvPicPr>
                   <pic:blipFill>
-                    <a:blip r:embed="rId4"/>
+                    <a:blip r:embed="rId8"/>
                     <a:stretch>
                       <a:fillRect/>
                     </a:stretch>
@@ -1598,7 +1679,7 @@
                   <pic:spPr bwMode="auto">
                     <a:xfrm>
                       <a:off x="0" y="0"/>
-                      <a:ext cx="5940425" cy="2163445"/>
+                      <a:ext cx="5664468" cy="2062944"/>
                     </a:xfrm>
                     <a:prstGeom prst="rect">
                       <a:avLst/>
@@ -1613,8 +1694,7 @@
     </w:p>
     <w:p>
       <w:pPr>
-        <w:pStyle w:val="Normal"/>
-        <w:spacing w:lineRule="auto" w:line="360"/>
+        <w:spacing w:line="360" w:lineRule="auto"/>
         <w:jc w:val="center"/>
         <w:rPr>
           <w:sz w:val="28"/>
@@ -1626,29 +1706,61 @@
           <w:sz w:val="28"/>
           <w:szCs w:val="28"/>
         </w:rPr>
-        <w:t>Рисунок 1. Таблица работы алгоритма по шагам вычислений.</w:t>
-      </w:r>
-    </w:p>
-    <w:p>
-      <w:pPr>
-        <w:pStyle w:val="Normal"/>
-        <w:spacing w:lineRule="auto" w:line="360"/>
+        <w:t xml:space="preserve">Рисунок </w:t>
+      </w:r>
+      <w:r>
+        <w:rPr>
+          <w:sz w:val="28"/>
+          <w:szCs w:val="28"/>
+        </w:rPr>
+        <w:t>3</w:t>
+      </w:r>
+      <w:r>
+        <w:rPr>
+          <w:sz w:val="28"/>
+          <w:szCs w:val="28"/>
+        </w:rPr>
+        <w:t xml:space="preserve">. </w:t>
+      </w:r>
+      <w:r>
+        <w:rPr>
+          <w:sz w:val="28"/>
+          <w:szCs w:val="28"/>
+        </w:rPr>
+        <w:t>Создание ключа шифрования.</w:t>
+      </w:r>
+    </w:p>
+    <w:p>
+      <w:pPr>
+        <w:spacing w:line="360" w:lineRule="auto"/>
         <w:jc w:val="center"/>
         <w:rPr>
           <w:sz w:val="28"/>
           <w:szCs w:val="28"/>
         </w:rPr>
       </w:pPr>
-      <w:r>
-        <w:rPr>
-          <w:sz w:val="28"/>
-          <w:szCs w:val="28"/>
-        </w:rPr>
+    </w:p>
+    <w:p>
+      <w:pPr>
+        <w:spacing w:line="360" w:lineRule="auto"/>
+        <w:jc w:val="center"/>
+        <w:rPr>
+          <w:sz w:val="28"/>
+          <w:szCs w:val="28"/>
+        </w:rPr>
+      </w:pPr>
+      <w:r>
+        <w:rPr>
+          <w:noProof/>
+          <w:sz w:val="28"/>
+          <w:szCs w:val="28"/>
+        </w:rPr>
+        <w:lastRenderedPageBreak/>
         <w:drawing>
-          <wp:inline distT="0" distB="0" distL="0" distR="0">
-            <wp:extent cx="5000625" cy="552450"/>
+          <wp:inline distT="0" distB="0" distL="0" distR="0" wp14:anchorId="04997149" wp14:editId="698BBB2B">
+            <wp:extent cx="4795157" cy="495915"/>
             <wp:effectExtent l="0" t="0" r="0" b="0"/>
-            <wp:docPr id="4" name="Image4" descr=""/>
+            <wp:docPr id="4" name="Image4"/>
             <wp:cNvGraphicFramePr>
               <a:graphicFrameLocks xmlns:a="http://schemas.openxmlformats.org/drawingml/2006/main" noChangeAspect="1"/>
             </wp:cNvGraphicFramePr>
@@ -1656,25 +1768,32 @@
               <a:graphicData uri="http://schemas.openxmlformats.org/drawingml/2006/picture">
                 <pic:pic xmlns:pic="http://schemas.openxmlformats.org/drawingml/2006/picture">
                   <pic:nvPicPr>
-                    <pic:cNvPr id="4" name="Image4" descr=""/>
+                    <pic:cNvPr id="4" name="Image4"/>
                     <pic:cNvPicPr>
                       <a:picLocks noChangeAspect="1" noChangeArrowheads="1"/>
                     </pic:cNvPicPr>
                   </pic:nvPicPr>
-                  <pic:blipFill>
-                    <a:blip r:embed="rId5"/>
-                    <a:stretch>
-                      <a:fillRect/>
-                    </a:stretch>
+                  <pic:blipFill rotWithShape="1">
+                    <a:blip r:embed="rId9"/>
+                    <a:srcRect l="545" t="6897" b="-1"/>
+                    <a:stretch/>
                   </pic:blipFill>
                   <pic:spPr bwMode="auto">
                     <a:xfrm>
                       <a:off x="0" y="0"/>
-                      <a:ext cx="5000625" cy="552450"/>
+                      <a:ext cx="4827435" cy="499253"/>
                     </a:xfrm>
                     <a:prstGeom prst="rect">
                       <a:avLst/>
                     </a:prstGeom>
+                    <a:ln>
+                      <a:noFill/>
+                    </a:ln>
+                    <a:extLst>
+                      <a:ext uri="{53640926-AAD7-44D8-BBD7-CCE9431645EC}">
+                        <a14:shadowObscured xmlns:a14="http://schemas.microsoft.com/office/drawing/2010/main"/>
+                      </a:ext>
+                    </a:extLst>
                   </pic:spPr>
                 </pic:pic>
               </a:graphicData>
@@ -1685,8 +1804,7 @@
     </w:p>
     <w:p>
       <w:pPr>
-        <w:pStyle w:val="Normal"/>
-        <w:spacing w:lineRule="auto" w:line="360"/>
+        <w:spacing w:line="360" w:lineRule="auto"/>
         <w:jc w:val="center"/>
         <w:rPr>
           <w:sz w:val="28"/>
@@ -1698,11 +1816,770 @@
           <w:sz w:val="28"/>
           <w:szCs w:val="28"/>
         </w:rPr>
+        <w:t xml:space="preserve">Рисунок </w:t>
+      </w:r>
+      <w:r>
+        <w:rPr>
+          <w:sz w:val="28"/>
+          <w:szCs w:val="28"/>
+        </w:rPr>
+        <w:t>4</w:t>
+      </w:r>
+      <w:r>
+        <w:rPr>
+          <w:sz w:val="28"/>
+          <w:szCs w:val="28"/>
+        </w:rPr>
+        <w:t xml:space="preserve">. </w:t>
+      </w:r>
+      <w:r>
+        <w:rPr>
+          <w:sz w:val="28"/>
+          <w:szCs w:val="28"/>
+        </w:rPr>
+        <w:t>Созданн</w:t>
+      </w:r>
+      <w:r>
+        <w:rPr>
+          <w:sz w:val="28"/>
+          <w:szCs w:val="28"/>
+        </w:rPr>
+        <w:t>ая пара</w:t>
+      </w:r>
+      <w:r>
+        <w:rPr>
+          <w:sz w:val="28"/>
+          <w:szCs w:val="28"/>
+        </w:rPr>
+        <w:t xml:space="preserve"> ключ</w:t>
+      </w:r>
+      <w:r>
+        <w:rPr>
+          <w:sz w:val="28"/>
+          <w:szCs w:val="28"/>
+        </w:rPr>
+        <w:t>ей</w:t>
+      </w:r>
+      <w:r>
+        <w:rPr>
+          <w:sz w:val="28"/>
+          <w:szCs w:val="28"/>
+        </w:rPr>
+        <w:t xml:space="preserve"> шифрования.</w:t>
+      </w:r>
+    </w:p>
+    <w:p>
+      <w:pPr>
+        <w:spacing w:line="360" w:lineRule="auto"/>
+        <w:ind w:firstLine="709"/>
+        <w:jc w:val="both"/>
+        <w:rPr>
+          <w:sz w:val="28"/>
+        </w:rPr>
+      </w:pPr>
+    </w:p>
+    <w:p>
+      <w:pPr>
+        <w:spacing w:line="360" w:lineRule="auto"/>
+        <w:ind w:firstLine="709"/>
+        <w:jc w:val="both"/>
+        <w:rPr>
+          <w:sz w:val="28"/>
+        </w:rPr>
+      </w:pPr>
+      <w:r>
+        <w:rPr>
+          <w:sz w:val="28"/>
+        </w:rPr>
+        <w:t xml:space="preserve">Далее был реализован код на </w:t>
+      </w:r>
+      <w:r>
+        <w:rPr>
+          <w:sz w:val="28"/>
+          <w:lang w:val="en-US"/>
+        </w:rPr>
+        <w:t xml:space="preserve">python </w:t>
+      </w:r>
+      <w:r>
+        <w:rPr>
+          <w:sz w:val="28"/>
+        </w:rPr>
+        <w:t xml:space="preserve">для поднятия сервера (код из методического указания был </w:t>
+      </w:r>
+      <w:proofErr w:type="spellStart"/>
+      <w:r>
+        <w:rPr>
+          <w:sz w:val="28"/>
+        </w:rPr>
+        <w:t>изменен</w:t>
+      </w:r>
+      <w:proofErr w:type="spellEnd"/>
+      <w:r>
+        <w:rPr>
+          <w:sz w:val="28"/>
+        </w:rPr>
+        <w:t xml:space="preserve">, так как реализация метода </w:t>
+      </w:r>
+      <w:proofErr w:type="spellStart"/>
+      <w:r>
+        <w:rPr>
+          <w:sz w:val="28"/>
+          <w:lang w:val="en-US"/>
+        </w:rPr>
+        <w:t>wrap_socket</w:t>
+      </w:r>
+      <w:proofErr w:type="spellEnd"/>
+      <w:r>
+        <w:rPr>
+          <w:sz w:val="28"/>
+          <w:lang w:val="en-US"/>
+        </w:rPr>
+        <w:t xml:space="preserve">() </w:t>
+      </w:r>
+      <w:r>
+        <w:rPr>
+          <w:sz w:val="28"/>
+        </w:rPr>
+        <w:t xml:space="preserve">изменилась, начиная с </w:t>
+      </w:r>
+      <w:r>
+        <w:rPr>
+          <w:sz w:val="28"/>
+          <w:lang w:val="en-US"/>
+        </w:rPr>
+        <w:t>python3.12)</w:t>
+      </w:r>
+      <w:r>
+        <w:rPr>
+          <w:sz w:val="28"/>
+          <w:lang w:val="en-US"/>
+        </w:rPr>
+        <w:t xml:space="preserve">, </w:t>
+      </w:r>
+      <w:r>
+        <w:rPr>
+          <w:sz w:val="28"/>
+        </w:rPr>
+        <w:t xml:space="preserve">работающего по </w:t>
+      </w:r>
+      <w:r>
+        <w:rPr>
+          <w:sz w:val="28"/>
+          <w:lang w:val="en-US"/>
+        </w:rPr>
+        <w:t>https</w:t>
+      </w:r>
+      <w:r>
+        <w:rPr>
+          <w:sz w:val="28"/>
+        </w:rPr>
+        <w:t>.</w:t>
+      </w:r>
+      <w:r>
+        <w:rPr>
+          <w:sz w:val="28"/>
+        </w:rPr>
+        <w:t xml:space="preserve"> Созданный сервер был запущен.</w:t>
+      </w:r>
+    </w:p>
+    <w:p>
+      <w:pPr>
+        <w:spacing w:line="360" w:lineRule="auto"/>
+        <w:jc w:val="both"/>
+        <w:rPr>
+          <w:sz w:val="28"/>
+        </w:rPr>
+      </w:pPr>
+      <w:r>
+        <w:rPr>
+          <w:sz w:val="28"/>
+        </w:rPr>
+        <w:t>Листинг кода:</w:t>
+      </w:r>
+    </w:p>
+    <w:p>
+      <w:pPr>
+        <w:spacing w:line="360" w:lineRule="auto"/>
+        <w:rPr>
+          <w:rFonts w:ascii="Courier New" w:hAnsi="Courier New" w:cs="Courier New"/>
+          <w:sz w:val="20"/>
+          <w:szCs w:val="14"/>
+        </w:rPr>
+      </w:pPr>
+      <w:proofErr w:type="spellStart"/>
+      <w:r>
+        <w:rPr>
+          <w:rFonts w:ascii="Courier New" w:hAnsi="Courier New" w:cs="Courier New"/>
+          <w:sz w:val="20"/>
+          <w:szCs w:val="14"/>
+        </w:rPr>
+        <w:t>import</w:t>
+      </w:r>
+      <w:proofErr w:type="spellEnd"/>
+      <w:r>
+        <w:rPr>
+          <w:rFonts w:ascii="Courier New" w:hAnsi="Courier New" w:cs="Courier New"/>
+          <w:sz w:val="20"/>
+          <w:szCs w:val="14"/>
+        </w:rPr>
+        <w:t xml:space="preserve"> </w:t>
+      </w:r>
+      <w:proofErr w:type="spellStart"/>
+      <w:r>
+        <w:rPr>
+          <w:rFonts w:ascii="Courier New" w:hAnsi="Courier New" w:cs="Courier New"/>
+          <w:sz w:val="20"/>
+          <w:szCs w:val="14"/>
+        </w:rPr>
+        <w:t>ssl</w:t>
+      </w:r>
+      <w:proofErr w:type="spellEnd"/>
+    </w:p>
+    <w:p>
+      <w:pPr>
+        <w:spacing w:line="360" w:lineRule="auto"/>
+        <w:rPr>
+          <w:rFonts w:ascii="Courier New" w:hAnsi="Courier New" w:cs="Courier New"/>
+          <w:sz w:val="20"/>
+          <w:szCs w:val="14"/>
+        </w:rPr>
+      </w:pPr>
+      <w:proofErr w:type="spellStart"/>
+      <w:r>
+        <w:rPr>
+          <w:rFonts w:ascii="Courier New" w:hAnsi="Courier New" w:cs="Courier New"/>
+          <w:sz w:val="20"/>
+          <w:szCs w:val="14"/>
+        </w:rPr>
+        <w:t>from</w:t>
+      </w:r>
+      <w:proofErr w:type="spellEnd"/>
+      <w:r>
+        <w:rPr>
+          <w:rFonts w:ascii="Courier New" w:hAnsi="Courier New" w:cs="Courier New"/>
+          <w:sz w:val="20"/>
+          <w:szCs w:val="14"/>
+        </w:rPr>
+        <w:t xml:space="preserve"> </w:t>
+      </w:r>
+      <w:proofErr w:type="spellStart"/>
+      <w:r>
+        <w:rPr>
+          <w:rFonts w:ascii="Courier New" w:hAnsi="Courier New" w:cs="Courier New"/>
+          <w:sz w:val="20"/>
+          <w:szCs w:val="14"/>
+        </w:rPr>
+        <w:t>http.server</w:t>
+      </w:r>
+      <w:proofErr w:type="spellEnd"/>
+      <w:r>
+        <w:rPr>
+          <w:rFonts w:ascii="Courier New" w:hAnsi="Courier New" w:cs="Courier New"/>
+          <w:sz w:val="20"/>
+          <w:szCs w:val="14"/>
+        </w:rPr>
+        <w:t xml:space="preserve"> </w:t>
+      </w:r>
+      <w:proofErr w:type="spellStart"/>
+      <w:r>
+        <w:rPr>
+          <w:rFonts w:ascii="Courier New" w:hAnsi="Courier New" w:cs="Courier New"/>
+          <w:sz w:val="20"/>
+          <w:szCs w:val="14"/>
+        </w:rPr>
+        <w:t>import</w:t>
+      </w:r>
+      <w:proofErr w:type="spellEnd"/>
+      <w:r>
+        <w:rPr>
+          <w:rFonts w:ascii="Courier New" w:hAnsi="Courier New" w:cs="Courier New"/>
+          <w:sz w:val="20"/>
+          <w:szCs w:val="14"/>
+        </w:rPr>
+        <w:t xml:space="preserve"> </w:t>
+      </w:r>
+      <w:proofErr w:type="spellStart"/>
+      <w:r>
+        <w:rPr>
+          <w:rFonts w:ascii="Courier New" w:hAnsi="Courier New" w:cs="Courier New"/>
+          <w:sz w:val="20"/>
+          <w:szCs w:val="14"/>
+        </w:rPr>
+        <w:t>HTTPServer</w:t>
+      </w:r>
+      <w:proofErr w:type="spellEnd"/>
+      <w:r>
+        <w:rPr>
+          <w:rFonts w:ascii="Courier New" w:hAnsi="Courier New" w:cs="Courier New"/>
+          <w:sz w:val="20"/>
+          <w:szCs w:val="14"/>
+        </w:rPr>
+        <w:t xml:space="preserve">, </w:t>
+      </w:r>
+      <w:proofErr w:type="spellStart"/>
+      <w:r>
+        <w:rPr>
+          <w:rFonts w:ascii="Courier New" w:hAnsi="Courier New" w:cs="Courier New"/>
+          <w:sz w:val="20"/>
+          <w:szCs w:val="14"/>
+        </w:rPr>
+        <w:t>SimpleHTTPRequestHandler</w:t>
+      </w:r>
+      <w:proofErr w:type="spellEnd"/>
+    </w:p>
+    <w:p>
+      <w:pPr>
+        <w:spacing w:line="360" w:lineRule="auto"/>
+        <w:rPr>
+          <w:rFonts w:ascii="Courier New" w:hAnsi="Courier New" w:cs="Courier New"/>
+          <w:sz w:val="20"/>
+          <w:szCs w:val="14"/>
+        </w:rPr>
+      </w:pPr>
+    </w:p>
+    <w:p>
+      <w:pPr>
+        <w:spacing w:line="360" w:lineRule="auto"/>
+        <w:rPr>
+          <w:rFonts w:ascii="Courier New" w:hAnsi="Courier New" w:cs="Courier New"/>
+          <w:sz w:val="20"/>
+          <w:szCs w:val="14"/>
+        </w:rPr>
+      </w:pPr>
+      <w:proofErr w:type="spellStart"/>
+      <w:r>
+        <w:rPr>
+          <w:rFonts w:ascii="Courier New" w:hAnsi="Courier New" w:cs="Courier New"/>
+          <w:sz w:val="20"/>
+          <w:szCs w:val="14"/>
+        </w:rPr>
+        <w:t>context</w:t>
+      </w:r>
+      <w:proofErr w:type="spellEnd"/>
+      <w:r>
+        <w:rPr>
+          <w:rFonts w:ascii="Courier New" w:hAnsi="Courier New" w:cs="Courier New"/>
+          <w:sz w:val="20"/>
+          <w:szCs w:val="14"/>
+        </w:rPr>
+        <w:t xml:space="preserve"> = </w:t>
+      </w:r>
+      <w:proofErr w:type="spellStart"/>
+      <w:r>
+        <w:rPr>
+          <w:rFonts w:ascii="Courier New" w:hAnsi="Courier New" w:cs="Courier New"/>
+          <w:sz w:val="20"/>
+          <w:szCs w:val="14"/>
+        </w:rPr>
+        <w:t>ssl.SSLContext</w:t>
+      </w:r>
+      <w:proofErr w:type="spellEnd"/>
+      <w:r>
+        <w:rPr>
+          <w:rFonts w:ascii="Courier New" w:hAnsi="Courier New" w:cs="Courier New"/>
+          <w:sz w:val="20"/>
+          <w:szCs w:val="14"/>
+        </w:rPr>
+        <w:t>(</w:t>
+      </w:r>
+      <w:proofErr w:type="spellStart"/>
+      <w:r>
+        <w:rPr>
+          <w:rFonts w:ascii="Courier New" w:hAnsi="Courier New" w:cs="Courier New"/>
+          <w:sz w:val="20"/>
+          <w:szCs w:val="14"/>
+        </w:rPr>
+        <w:t>ssl.PROTOCOL_TLS_SERVER</w:t>
+      </w:r>
+      <w:proofErr w:type="spellEnd"/>
+      <w:r>
+        <w:rPr>
+          <w:rFonts w:ascii="Courier New" w:hAnsi="Courier New" w:cs="Courier New"/>
+          <w:sz w:val="20"/>
+          <w:szCs w:val="14"/>
+        </w:rPr>
+        <w:t>)</w:t>
+      </w:r>
+    </w:p>
+    <w:p>
+      <w:pPr>
+        <w:spacing w:line="360" w:lineRule="auto"/>
+        <w:rPr>
+          <w:rFonts w:ascii="Courier New" w:hAnsi="Courier New" w:cs="Courier New"/>
+          <w:sz w:val="20"/>
+          <w:szCs w:val="14"/>
+        </w:rPr>
+      </w:pPr>
+      <w:proofErr w:type="spellStart"/>
+      <w:r>
+        <w:rPr>
+          <w:rFonts w:ascii="Courier New" w:hAnsi="Courier New" w:cs="Courier New"/>
+          <w:sz w:val="20"/>
+          <w:szCs w:val="14"/>
+        </w:rPr>
+        <w:t>context.load_cert_chain</w:t>
+      </w:r>
+      <w:proofErr w:type="spellEnd"/>
+      <w:r>
+        <w:rPr>
+          <w:rFonts w:ascii="Courier New" w:hAnsi="Courier New" w:cs="Courier New"/>
+          <w:sz w:val="20"/>
+          <w:szCs w:val="14"/>
+        </w:rPr>
+        <w:t>(</w:t>
+      </w:r>
+      <w:proofErr w:type="spellStart"/>
+      <w:r>
+        <w:rPr>
+          <w:rFonts w:ascii="Courier New" w:hAnsi="Courier New" w:cs="Courier New"/>
+          <w:sz w:val="20"/>
+          <w:szCs w:val="14"/>
+        </w:rPr>
+        <w:t>certfile</w:t>
+      </w:r>
+      <w:proofErr w:type="spellEnd"/>
+      <w:r>
+        <w:rPr>
+          <w:rFonts w:ascii="Courier New" w:hAnsi="Courier New" w:cs="Courier New"/>
+          <w:sz w:val="20"/>
+          <w:szCs w:val="14"/>
+        </w:rPr>
+        <w:t>="</w:t>
+      </w:r>
+      <w:proofErr w:type="spellStart"/>
+      <w:r>
+        <w:rPr>
+          <w:rFonts w:ascii="Courier New" w:hAnsi="Courier New" w:cs="Courier New"/>
+          <w:sz w:val="20"/>
+          <w:szCs w:val="14"/>
+        </w:rPr>
+        <w:t>server.pem</w:t>
+      </w:r>
+      <w:proofErr w:type="spellEnd"/>
+      <w:r>
+        <w:rPr>
+          <w:rFonts w:ascii="Courier New" w:hAnsi="Courier New" w:cs="Courier New"/>
+          <w:sz w:val="20"/>
+          <w:szCs w:val="14"/>
+        </w:rPr>
+        <w:t xml:space="preserve">", </w:t>
+      </w:r>
+      <w:proofErr w:type="spellStart"/>
+      <w:r>
+        <w:rPr>
+          <w:rFonts w:ascii="Courier New" w:hAnsi="Courier New" w:cs="Courier New"/>
+          <w:sz w:val="20"/>
+          <w:szCs w:val="14"/>
+        </w:rPr>
+        <w:t>keyfile</w:t>
+      </w:r>
+      <w:proofErr w:type="spellEnd"/>
+      <w:r>
+        <w:rPr>
+          <w:rFonts w:ascii="Courier New" w:hAnsi="Courier New" w:cs="Courier New"/>
+          <w:sz w:val="20"/>
+          <w:szCs w:val="14"/>
+        </w:rPr>
+        <w:t>="</w:t>
+      </w:r>
+      <w:proofErr w:type="spellStart"/>
+      <w:r>
+        <w:rPr>
+          <w:rFonts w:ascii="Courier New" w:hAnsi="Courier New" w:cs="Courier New"/>
+          <w:sz w:val="20"/>
+          <w:szCs w:val="14"/>
+        </w:rPr>
+        <w:t>key.pem</w:t>
+      </w:r>
+      <w:proofErr w:type="spellEnd"/>
+      <w:r>
+        <w:rPr>
+          <w:rFonts w:ascii="Courier New" w:hAnsi="Courier New" w:cs="Courier New"/>
+          <w:sz w:val="20"/>
+          <w:szCs w:val="14"/>
+        </w:rPr>
+        <w:t>")</w:t>
+      </w:r>
+    </w:p>
+    <w:p>
+      <w:pPr>
+        <w:spacing w:line="360" w:lineRule="auto"/>
+        <w:rPr>
+          <w:rFonts w:ascii="Courier New" w:hAnsi="Courier New" w:cs="Courier New"/>
+          <w:sz w:val="20"/>
+          <w:szCs w:val="14"/>
+        </w:rPr>
+      </w:pPr>
+    </w:p>
+    <w:p>
+      <w:pPr>
+        <w:spacing w:line="360" w:lineRule="auto"/>
+        <w:rPr>
+          <w:rFonts w:ascii="Courier New" w:hAnsi="Courier New" w:cs="Courier New"/>
+          <w:sz w:val="20"/>
+          <w:szCs w:val="14"/>
+        </w:rPr>
+      </w:pPr>
+      <w:proofErr w:type="spellStart"/>
+      <w:r>
+        <w:rPr>
+          <w:rFonts w:ascii="Courier New" w:hAnsi="Courier New" w:cs="Courier New"/>
+          <w:sz w:val="20"/>
+          <w:szCs w:val="14"/>
+        </w:rPr>
+        <w:t>httpd</w:t>
+      </w:r>
+      <w:proofErr w:type="spellEnd"/>
+      <w:r>
+        <w:rPr>
+          <w:rFonts w:ascii="Courier New" w:hAnsi="Courier New" w:cs="Courier New"/>
+          <w:sz w:val="20"/>
+          <w:szCs w:val="14"/>
+        </w:rPr>
+        <w:t xml:space="preserve"> = </w:t>
+      </w:r>
+      <w:proofErr w:type="spellStart"/>
+      <w:r>
+        <w:rPr>
+          <w:rFonts w:ascii="Courier New" w:hAnsi="Courier New" w:cs="Courier New"/>
+          <w:sz w:val="20"/>
+          <w:szCs w:val="14"/>
+        </w:rPr>
+        <w:t>HTTPServer</w:t>
+      </w:r>
+      <w:proofErr w:type="spellEnd"/>
+      <w:r>
+        <w:rPr>
+          <w:rFonts w:ascii="Courier New" w:hAnsi="Courier New" w:cs="Courier New"/>
+          <w:sz w:val="20"/>
+          <w:szCs w:val="14"/>
+        </w:rPr>
+        <w:t xml:space="preserve">(("0.0.0.0", 4443), </w:t>
+      </w:r>
+      <w:proofErr w:type="spellStart"/>
+      <w:r>
+        <w:rPr>
+          <w:rFonts w:ascii="Courier New" w:hAnsi="Courier New" w:cs="Courier New"/>
+          <w:sz w:val="20"/>
+          <w:szCs w:val="14"/>
+        </w:rPr>
+        <w:t>SimpleHTTPRequestHandler</w:t>
+      </w:r>
+      <w:proofErr w:type="spellEnd"/>
+      <w:r>
+        <w:rPr>
+          <w:rFonts w:ascii="Courier New" w:hAnsi="Courier New" w:cs="Courier New"/>
+          <w:sz w:val="20"/>
+          <w:szCs w:val="14"/>
+        </w:rPr>
+        <w:t>)</w:t>
+      </w:r>
+    </w:p>
+    <w:p>
+      <w:pPr>
+        <w:spacing w:line="360" w:lineRule="auto"/>
+        <w:rPr>
+          <w:rFonts w:ascii="Courier New" w:hAnsi="Courier New" w:cs="Courier New"/>
+          <w:sz w:val="20"/>
+          <w:szCs w:val="14"/>
+        </w:rPr>
+      </w:pPr>
+      <w:proofErr w:type="spellStart"/>
+      <w:r>
+        <w:rPr>
+          <w:rFonts w:ascii="Courier New" w:hAnsi="Courier New" w:cs="Courier New"/>
+          <w:sz w:val="20"/>
+          <w:szCs w:val="14"/>
+        </w:rPr>
+        <w:t>httpd.socket</w:t>
+      </w:r>
+      <w:proofErr w:type="spellEnd"/>
+      <w:r>
+        <w:rPr>
+          <w:rFonts w:ascii="Courier New" w:hAnsi="Courier New" w:cs="Courier New"/>
+          <w:sz w:val="20"/>
+          <w:szCs w:val="14"/>
+        </w:rPr>
+        <w:t xml:space="preserve"> = </w:t>
+      </w:r>
+      <w:proofErr w:type="spellStart"/>
+      <w:r>
+        <w:rPr>
+          <w:rFonts w:ascii="Courier New" w:hAnsi="Courier New" w:cs="Courier New"/>
+          <w:sz w:val="20"/>
+          <w:szCs w:val="14"/>
+        </w:rPr>
+        <w:t>context.wrap_socket</w:t>
+      </w:r>
+      <w:proofErr w:type="spellEnd"/>
+      <w:r>
+        <w:rPr>
+          <w:rFonts w:ascii="Courier New" w:hAnsi="Courier New" w:cs="Courier New"/>
+          <w:sz w:val="20"/>
+          <w:szCs w:val="14"/>
+        </w:rPr>
+        <w:t>(</w:t>
+      </w:r>
+      <w:proofErr w:type="spellStart"/>
+      <w:r>
+        <w:rPr>
+          <w:rFonts w:ascii="Courier New" w:hAnsi="Courier New" w:cs="Courier New"/>
+          <w:sz w:val="20"/>
+          <w:szCs w:val="14"/>
+        </w:rPr>
+        <w:t>httpd.socket</w:t>
+      </w:r>
+      <w:proofErr w:type="spellEnd"/>
+      <w:r>
+        <w:rPr>
+          <w:rFonts w:ascii="Courier New" w:hAnsi="Courier New" w:cs="Courier New"/>
+          <w:sz w:val="20"/>
+          <w:szCs w:val="14"/>
+        </w:rPr>
+        <w:t xml:space="preserve">, </w:t>
+      </w:r>
+      <w:proofErr w:type="spellStart"/>
+      <w:r>
+        <w:rPr>
+          <w:rFonts w:ascii="Courier New" w:hAnsi="Courier New" w:cs="Courier New"/>
+          <w:sz w:val="20"/>
+          <w:szCs w:val="14"/>
+        </w:rPr>
+        <w:t>server_side</w:t>
+      </w:r>
+      <w:proofErr w:type="spellEnd"/>
+      <w:r>
+        <w:rPr>
+          <w:rFonts w:ascii="Courier New" w:hAnsi="Courier New" w:cs="Courier New"/>
+          <w:sz w:val="20"/>
+          <w:szCs w:val="14"/>
+        </w:rPr>
+        <w:t>=True)</w:t>
+      </w:r>
+    </w:p>
+    <w:p>
+      <w:pPr>
+        <w:spacing w:line="360" w:lineRule="auto"/>
+        <w:rPr>
+          <w:rFonts w:ascii="Courier New" w:hAnsi="Courier New" w:cs="Courier New"/>
+          <w:sz w:val="20"/>
+          <w:szCs w:val="14"/>
+        </w:rPr>
+      </w:pPr>
+      <w:proofErr w:type="spellStart"/>
+      <w:r>
+        <w:rPr>
+          <w:rFonts w:ascii="Courier New" w:hAnsi="Courier New" w:cs="Courier New"/>
+          <w:sz w:val="20"/>
+          <w:szCs w:val="14"/>
+        </w:rPr>
+        <w:t>httpd.serve_forever</w:t>
+      </w:r>
+      <w:proofErr w:type="spellEnd"/>
+      <w:r>
+        <w:rPr>
+          <w:rFonts w:ascii="Courier New" w:hAnsi="Courier New" w:cs="Courier New"/>
+          <w:sz w:val="20"/>
+          <w:szCs w:val="14"/>
+        </w:rPr>
+        <w:t>()</w:t>
+      </w:r>
+    </w:p>
+    <w:p>
+      <w:pPr>
+        <w:spacing w:line="360" w:lineRule="auto"/>
+        <w:rPr>
+          <w:rFonts w:ascii="Courier New" w:hAnsi="Courier New" w:cs="Courier New"/>
+          <w:sz w:val="20"/>
+          <w:szCs w:val="14"/>
+        </w:rPr>
+      </w:pPr>
+    </w:p>
+    <w:p>
+      <w:pPr>
+        <w:spacing w:line="360" w:lineRule="auto"/>
+        <w:ind w:firstLine="709"/>
+        <w:jc w:val="both"/>
+        <w:rPr>
+          <w:sz w:val="28"/>
+          <w:szCs w:val="28"/>
+        </w:rPr>
+      </w:pPr>
+      <w:r>
+        <w:rPr>
+          <w:sz w:val="28"/>
+          <w:szCs w:val="28"/>
+        </w:rPr>
+        <w:t xml:space="preserve">Далее подключился к созданному локальному серверу при помощи утилиты </w:t>
+      </w:r>
+      <w:proofErr w:type="spellStart"/>
+      <w:r>
+        <w:rPr>
+          <w:sz w:val="28"/>
+          <w:szCs w:val="28"/>
+          <w:lang w:val="en-US"/>
+        </w:rPr>
+        <w:t>openssl</w:t>
+      </w:r>
+      <w:proofErr w:type="spellEnd"/>
+      <w:r>
+        <w:rPr>
+          <w:sz w:val="28"/>
+          <w:szCs w:val="28"/>
+        </w:rPr>
+        <w:t xml:space="preserve"> и отправил </w:t>
+      </w:r>
+      <w:r>
+        <w:rPr>
+          <w:sz w:val="28"/>
+          <w:szCs w:val="28"/>
+          <w:lang w:val="en-US"/>
+        </w:rPr>
+        <w:t xml:space="preserve">Get </w:t>
+      </w:r>
+      <w:r>
+        <w:rPr>
+          <w:sz w:val="28"/>
+          <w:szCs w:val="28"/>
+        </w:rPr>
+        <w:t xml:space="preserve">запрос, который вернул 200 код и </w:t>
+      </w:r>
+      <w:r>
+        <w:rPr>
+          <w:sz w:val="28"/>
+          <w:szCs w:val="28"/>
+          <w:lang w:val="en-US"/>
+        </w:rPr>
+        <w:t xml:space="preserve">html </w:t>
+      </w:r>
+      <w:r>
+        <w:rPr>
+          <w:sz w:val="28"/>
+          <w:szCs w:val="28"/>
+        </w:rPr>
+        <w:t>разметку страницы (список файлов в директории, из которой запущен сервер).</w:t>
+      </w:r>
+    </w:p>
+    <w:p>
+      <w:pPr>
+        <w:spacing w:line="360" w:lineRule="auto"/>
+        <w:jc w:val="center"/>
+        <w:rPr>
+          <w:sz w:val="28"/>
+          <w:szCs w:val="28"/>
+        </w:rPr>
+      </w:pPr>
+      <w:r>
+        <w:rPr>
+          <w:noProof/>
+          <w:sz w:val="28"/>
+          <w:szCs w:val="28"/>
+        </w:rPr>
         <w:drawing>
-          <wp:inline distT="0" distB="0" distL="0" distR="0">
+          <wp:inline distT="0" distB="0" distL="0" distR="0" wp14:anchorId="28C81979" wp14:editId="1F860F13">
             <wp:extent cx="5940425" cy="2246630"/>
             <wp:effectExtent l="0" t="0" r="0" b="0"/>
-            <wp:docPr id="5" name="Image5" descr=""/>
+            <wp:docPr id="5" name="Image5"/>
             <wp:cNvGraphicFramePr>
               <a:graphicFrameLocks xmlns:a="http://schemas.openxmlformats.org/drawingml/2006/main" noChangeAspect="1"/>
             </wp:cNvGraphicFramePr>
@@ -1710,13 +2587,13 @@
               <a:graphicData uri="http://schemas.openxmlformats.org/drawingml/2006/picture">
                 <pic:pic xmlns:pic="http://schemas.openxmlformats.org/drawingml/2006/picture">
                   <pic:nvPicPr>
-                    <pic:cNvPr id="5" name="Image5" descr=""/>
+                    <pic:cNvPr id="5" name="Image5"/>
                     <pic:cNvPicPr>
                       <a:picLocks noChangeAspect="1" noChangeArrowheads="1"/>
                     </pic:cNvPicPr>
                   </pic:nvPicPr>
                   <pic:blipFill>
-                    <a:blip r:embed="rId6"/>
+                    <a:blip r:embed="rId10"/>
                     <a:stretch>
                       <a:fillRect/>
                     </a:stretch>
@@ -1739,8 +2616,7 @@
     </w:p>
     <w:p>
       <w:pPr>
-        <w:pStyle w:val="Normal"/>
-        <w:spacing w:lineRule="auto" w:line="360"/>
+        <w:spacing w:line="360" w:lineRule="auto"/>
         <w:jc w:val="center"/>
         <w:rPr>
           <w:sz w:val="28"/>
@@ -1752,11 +2628,78 @@
           <w:sz w:val="28"/>
           <w:szCs w:val="28"/>
         </w:rPr>
+        <w:t xml:space="preserve">Рисунок </w:t>
+      </w:r>
+      <w:r>
+        <w:rPr>
+          <w:sz w:val="28"/>
+          <w:szCs w:val="28"/>
+        </w:rPr>
+        <w:t>5</w:t>
+      </w:r>
+      <w:r>
+        <w:rPr>
+          <w:sz w:val="28"/>
+          <w:szCs w:val="28"/>
+        </w:rPr>
+        <w:t xml:space="preserve">. </w:t>
+      </w:r>
+      <w:r>
+        <w:rPr>
+          <w:sz w:val="28"/>
+          <w:szCs w:val="28"/>
+        </w:rPr>
+        <w:t xml:space="preserve">Подключение к серверу при помощи </w:t>
+      </w:r>
+      <w:proofErr w:type="spellStart"/>
+      <w:r>
+        <w:rPr>
+          <w:sz w:val="28"/>
+          <w:szCs w:val="28"/>
+          <w:lang w:val="en-US"/>
+        </w:rPr>
+        <w:t>openssl</w:t>
+      </w:r>
+      <w:proofErr w:type="spellEnd"/>
+      <w:r>
+        <w:rPr>
+          <w:sz w:val="28"/>
+          <w:szCs w:val="28"/>
+        </w:rPr>
+        <w:t>.</w:t>
+      </w:r>
+    </w:p>
+    <w:p>
+      <w:pPr>
+        <w:spacing w:line="360" w:lineRule="auto"/>
+        <w:jc w:val="center"/>
+        <w:rPr>
+          <w:sz w:val="28"/>
+          <w:szCs w:val="28"/>
+        </w:rPr>
+      </w:pPr>
+    </w:p>
+    <w:p>
+      <w:pPr>
+        <w:spacing w:line="360" w:lineRule="auto"/>
+        <w:jc w:val="center"/>
+        <w:rPr>
+          <w:sz w:val="28"/>
+          <w:szCs w:val="28"/>
+        </w:rPr>
+      </w:pPr>
+      <w:r>
+        <w:rPr>
+          <w:noProof/>
+          <w:sz w:val="28"/>
+          <w:szCs w:val="28"/>
+        </w:rPr>
+        <w:lastRenderedPageBreak/>
         <w:drawing>
-          <wp:inline distT="0" distB="0" distL="0" distR="0">
-            <wp:extent cx="3962400" cy="2295525"/>
+          <wp:inline distT="0" distB="0" distL="0" distR="0" wp14:anchorId="74FD16C1" wp14:editId="087412DA">
+            <wp:extent cx="3505200" cy="2030657"/>
             <wp:effectExtent l="0" t="0" r="0" b="0"/>
-            <wp:docPr id="6" name="Image6" descr=""/>
+            <wp:docPr id="6" name="Image6"/>
             <wp:cNvGraphicFramePr>
               <a:graphicFrameLocks xmlns:a="http://schemas.openxmlformats.org/drawingml/2006/main" noChangeAspect="1"/>
             </wp:cNvGraphicFramePr>
@@ -1764,13 +2707,13 @@
               <a:graphicData uri="http://schemas.openxmlformats.org/drawingml/2006/picture">
                 <pic:pic xmlns:pic="http://schemas.openxmlformats.org/drawingml/2006/picture">
                   <pic:nvPicPr>
-                    <pic:cNvPr id="6" name="Image6" descr=""/>
+                    <pic:cNvPr id="6" name="Image6"/>
                     <pic:cNvPicPr>
                       <a:picLocks noChangeAspect="1" noChangeArrowheads="1"/>
                     </pic:cNvPicPr>
                   </pic:nvPicPr>
                   <pic:blipFill>
-                    <a:blip r:embed="rId7"/>
+                    <a:blip r:embed="rId11"/>
                     <a:stretch>
                       <a:fillRect/>
                     </a:stretch>
@@ -1778,7 +2721,7 @@
                   <pic:spPr bwMode="auto">
                     <a:xfrm>
                       <a:off x="0" y="0"/>
-                      <a:ext cx="3962400" cy="2295525"/>
+                      <a:ext cx="3511311" cy="2034197"/>
                     </a:xfrm>
                     <a:prstGeom prst="rect">
                       <a:avLst/>
@@ -1793,8 +2736,7 @@
     </w:p>
     <w:p>
       <w:pPr>
-        <w:pStyle w:val="Normal"/>
-        <w:spacing w:lineRule="auto" w:line="360"/>
+        <w:spacing w:line="360" w:lineRule="auto"/>
         <w:jc w:val="center"/>
         <w:rPr>
           <w:sz w:val="28"/>
@@ -1806,18 +2748,49 @@
           <w:sz w:val="28"/>
           <w:szCs w:val="28"/>
         </w:rPr>
-      </w:r>
-    </w:p>
-    <w:p>
-      <w:pPr>
-        <w:pStyle w:val="Normal"/>
-        <w:spacing w:lineRule="auto" w:line="360"/>
+        <w:t xml:space="preserve">Рисунок </w:t>
+      </w:r>
+      <w:r>
+        <w:rPr>
+          <w:sz w:val="28"/>
+          <w:szCs w:val="28"/>
+        </w:rPr>
+        <w:t>6</w:t>
+      </w:r>
+      <w:r>
+        <w:rPr>
+          <w:sz w:val="28"/>
+          <w:szCs w:val="28"/>
+        </w:rPr>
+        <w:t xml:space="preserve">. </w:t>
+      </w:r>
+      <w:r>
+        <w:rPr>
+          <w:sz w:val="28"/>
+          <w:szCs w:val="28"/>
+        </w:rPr>
+        <w:t>Отправленный запрос и полученный ответ от сервера.</w:t>
+      </w:r>
+    </w:p>
+    <w:p>
+      <w:pPr>
+        <w:spacing w:line="360" w:lineRule="auto"/>
         <w:jc w:val="center"/>
         <w:rPr>
           <w:sz w:val="28"/>
           <w:szCs w:val="28"/>
         </w:rPr>
       </w:pPr>
+    </w:p>
+    <w:p>
+      <w:pPr>
+        <w:spacing w:line="360" w:lineRule="auto"/>
+        <w:jc w:val="center"/>
+        <w:rPr>
+          <w:sz w:val="28"/>
+          <w:szCs w:val="28"/>
+        </w:rPr>
+      </w:pPr>
       <w:r>
         <w:rPr>
           <w:sz w:val="28"/>
@@ -1828,8 +2801,7 @@
     </w:p>
     <w:p>
       <w:pPr>
-        <w:pStyle w:val="Normal"/>
-        <w:spacing w:lineRule="auto" w:line="360"/>
+        <w:spacing w:line="360" w:lineRule="auto"/>
         <w:ind w:firstLine="709"/>
         <w:jc w:val="both"/>
         <w:rPr>
@@ -1840,75 +2812,110 @@
         <w:rPr>
           <w:sz w:val="28"/>
         </w:rPr>
-        <w:t>Я изучил основы работы с протоколом HTTP, telnet, получил практические навыки по работе с HTTPS-протоколом посредством оpenssl, научился создавать сертификаты.</w:t>
+        <w:t xml:space="preserve">Я изучил основы работы с протоколом HTTP, </w:t>
+      </w:r>
+      <w:proofErr w:type="spellStart"/>
+      <w:r>
+        <w:rPr>
+          <w:sz w:val="28"/>
+        </w:rPr>
+        <w:t>telnet</w:t>
+      </w:r>
+      <w:proofErr w:type="spellEnd"/>
+      <w:r>
+        <w:rPr>
+          <w:sz w:val="28"/>
+        </w:rPr>
+        <w:t xml:space="preserve">, получил практические навыки по работе с HTTPS-протоколом посредством </w:t>
+      </w:r>
+      <w:proofErr w:type="spellStart"/>
+      <w:r>
+        <w:rPr>
+          <w:sz w:val="28"/>
+        </w:rPr>
+        <w:t>оpenssl</w:t>
+      </w:r>
+      <w:proofErr w:type="spellEnd"/>
+      <w:r>
+        <w:rPr>
+          <w:sz w:val="28"/>
+        </w:rPr>
+        <w:t>, научился создавать сертификаты.</w:t>
       </w:r>
     </w:p>
     <w:sectPr>
-      <w:footerReference w:type="even" r:id="rId8"/>
-      <w:footerReference w:type="default" r:id="rId9"/>
-      <w:footerReference w:type="first" r:id="rId10"/>
-      <w:type w:val="nextPage"/>
+      <w:footerReference w:type="even" r:id="rId12"/>
+      <w:footerReference w:type="default" r:id="rId13"/>
+      <w:footerReference w:type="first" r:id="rId14"/>
       <w:pgSz w:w="11906" w:h="16838"/>
-      <w:pgMar w:left="1701" w:right="850" w:gutter="0" w:header="0" w:top="1134" w:footer="708" w:bottom="1134"/>
-      <w:pgNumType w:fmt="decimal"/>
-      <w:formProt w:val="false"/>
+      <w:pgMar w:top="1134" w:right="850" w:bottom="1134" w:left="1701" w:header="0" w:footer="708" w:gutter="0"/>
+      <w:cols w:space="720"/>
+      <w:formProt w:val="0"/>
       <w:titlePg/>
-      <w:textDirection w:val="lrTb"/>
-      <w:docGrid w:type="default" w:linePitch="360" w:charSpace="12288"/>
+      <w:docGrid w:linePitch="360" w:charSpace="12288"/>
     </w:sectPr>
   </w:body>
 </w:document>
 </file>
 
+<file path=word/endnotes.xml><?xml version="1.0" encoding="utf-8"?>
+<w:endnotes xmlns:wpc="http://schemas.microsoft.com/office/word/2010/wordprocessingCanvas" xmlns:cx="http://schemas.microsoft.com/office/drawing/2014/chartex" xmlns:cx1="http://schemas.microsoft.com/office/drawing/2015/9/8/chartex" xmlns:cx2="http://schemas.microsoft.com/office/drawing/2015/10/21/chartex" xmlns:cx3="http://schemas.microsoft.com/office/drawing/2016/5/9/chartex" xmlns:cx4="http://schemas.microsoft.com/office/drawing/2016/5/10/chartex" xmlns:cx5="http://schemas.microsoft.com/office/drawing/2016/5/11/chartex" xmlns:cx6="http://schemas.microsoft.com/office/drawing/2016/5/12/chartex" xmlns:cx7="http://schemas.microsoft.com/office/drawing/2016/5/13/chartex" xmlns:cx8="http://schemas.microsoft.com/office/drawing/2016/5/14/chartex" xmlns:mc="http://schemas.openxmlformats.org/markup-compatibility/2006" xmlns:aink="http://schemas.microsoft.com/office/drawing/2016/ink" xmlns:am3d="http://schemas.microsoft.com/office/drawing/2017/model3d" xmlns:o="urn:schemas-microsoft-com:office:office" xmlns:oel="http://schemas.microsoft.com/office/2019/extlst" xmlns:r="http://schemas.openxmlformats.org/officeDocument/2006/relationships" xmlns:m="http://schemas.openxmlformats.org/officeDocument/2006/math" xmlns:v="urn:schemas-microsoft-com:vml" xmlns:wp14="http://schemas.microsoft.com/office/word/2010/wordprocessingDrawing" xmlns:wp="http://schemas.openxmlformats.org/drawingml/2006/wordprocessingDrawing" xmlns:w10="urn:schemas-microsoft-com:office:word" xmlns:w="http://schemas.openxmlformats.org/wordprocessingml/2006/main" xmlns:w14="http://schemas.microsoft.com/office/word/2010/wordml" xmlns:w15="http://schemas.microsoft.com/office/word/2012/wordml" xmlns:w16cex="http://schemas.microsoft.com/office/word/2018/wordml/cex" xmlns:w16cid="http://schemas.microsoft.com/office/word/2016/wordml/cid" xmlns:w16="http://schemas.microsoft.com/office/word/2018/wordml" xmlns:w16sdtdh="http://schemas.microsoft.com/office/word/2020/wordml/sdtdatahash" xmlns:w16se="http://schemas.microsoft.com/office/word/2015/wordml/symex" xmlns:wpg="http://schemas.microsoft.com/office/word/2010/wordprocessingGroup" xmlns:wpi="http://schemas.microsoft.com/office/word/2010/wordprocessingInk" xmlns:wne="http://schemas.microsoft.com/office/word/2006/wordml" xmlns:wps="http://schemas.microsoft.com/office/word/2010/wordprocessingShape" mc:Ignorable="w14 w15 w16se w16cid w16 w16cex w16sdtdh wp14">
+  <w:endnote w:type="separator" w:id="-1">
+    <w:p>
+      <w:r>
+        <w:separator/>
+      </w:r>
+    </w:p>
+  </w:endnote>
+  <w:endnote w:type="continuationSeparator" w:id="0">
+    <w:p>
+      <w:r>
+        <w:continuationSeparator/>
+      </w:r>
+    </w:p>
+  </w:endnote>
+</w:endnotes>
+</file>
+
 <file path=word/footer1.xml><?xml version="1.0" encoding="utf-8"?>
-<w:ftr xmlns:o="urn:schemas-microsoft-com:office:office" xmlns:r="http://schemas.openxmlformats.org/officeDocument/2006/relationships" xmlns:v="urn:schemas-microsoft-com:vml" xmlns:w="http://schemas.openxmlformats.org/wordprocessingml/2006/main" xmlns:w10="urn:schemas-microsoft-com:office:word" xmlns:wp="http://schemas.openxmlformats.org/drawingml/2006/wordprocessingDrawing" xmlns:wps="http://schemas.microsoft.com/office/word/2010/wordprocessingShape" xmlns:wpg="http://schemas.microsoft.com/office/word/2010/wordprocessingGroup" xmlns:mc="http://schemas.openxmlformats.org/markup-compatibility/2006" xmlns:wp14="http://schemas.microsoft.com/office/word/2010/wordprocessingDrawing" xmlns:w14="http://schemas.microsoft.com/office/word/2010/wordml" xmlns:w15="http://schemas.microsoft.com/office/word/2012/wordml" mc:Ignorable="w14 wp14 w15">
+<w:ftr xmlns:wpc="http://schemas.microsoft.com/office/word/2010/wordprocessingCanvas" xmlns:cx="http://schemas.microsoft.com/office/drawing/2014/chartex" xmlns:cx1="http://schemas.microsoft.com/office/drawing/2015/9/8/chartex" xmlns:cx2="http://schemas.microsoft.com/office/drawing/2015/10/21/chartex" xmlns:cx3="http://schemas.microsoft.com/office/drawing/2016/5/9/chartex" xmlns:cx4="http://schemas.microsoft.com/office/drawing/2016/5/10/chartex" xmlns:cx5="http://schemas.microsoft.com/office/drawing/2016/5/11/chartex" xmlns:cx6="http://schemas.microsoft.com/office/drawing/2016/5/12/chartex" xmlns:cx7="http://schemas.microsoft.com/office/drawing/2016/5/13/chartex" xmlns:cx8="http://schemas.microsoft.com/office/drawing/2016/5/14/chartex" xmlns:mc="http://schemas.openxmlformats.org/markup-compatibility/2006" xmlns:aink="http://schemas.microsoft.com/office/drawing/2016/ink" xmlns:am3d="http://schemas.microsoft.com/office/drawing/2017/model3d" xmlns:o="urn:schemas-microsoft-com:office:office" xmlns:oel="http://schemas.microsoft.com/office/2019/extlst" xmlns:r="http://schemas.openxmlformats.org/officeDocument/2006/relationships" xmlns:m="http://schemas.openxmlformats.org/officeDocument/2006/math" xmlns:v="urn:schemas-microsoft-com:vml" xmlns:wp14="http://schemas.microsoft.com/office/word/2010/wordprocessingDrawing" xmlns:wp="http://schemas.openxmlformats.org/drawingml/2006/wordprocessingDrawing" xmlns:w10="urn:schemas-microsoft-com:office:word" xmlns:w="http://schemas.openxmlformats.org/wordprocessingml/2006/main" xmlns:w14="http://schemas.microsoft.com/office/word/2010/wordml" xmlns:w15="http://schemas.microsoft.com/office/word/2012/wordml" xmlns:w16cex="http://schemas.microsoft.com/office/word/2018/wordml/cex" xmlns:w16cid="http://schemas.microsoft.com/office/word/2016/wordml/cid" xmlns:w16="http://schemas.microsoft.com/office/word/2018/wordml" xmlns:w16sdtdh="http://schemas.microsoft.com/office/word/2020/wordml/sdtdatahash" xmlns:w16se="http://schemas.microsoft.com/office/word/2015/wordml/symex" xmlns:wpg="http://schemas.microsoft.com/office/word/2010/wordprocessingGroup" xmlns:wpi="http://schemas.microsoft.com/office/word/2010/wordprocessingInk" xmlns:wne="http://schemas.microsoft.com/office/word/2006/wordml" xmlns:wps="http://schemas.microsoft.com/office/word/2010/wordprocessingShape" mc:Ignorable="w14 w15 w16se w16cid w16 w16cex w16sdtdh wp14">
   <w:p>
     <w:pPr>
-      <w:pStyle w:val="Footer"/>
-      <w:rPr/>
+      <w:pStyle w:val="ae"/>
     </w:pPr>
-    <w:r>
-      <w:rPr/>
-    </w:r>
   </w:p>
 </w:ftr>
 </file>
 
 <file path=word/footer2.xml><?xml version="1.0" encoding="utf-8"?>
-<w:ftr xmlns:o="urn:schemas-microsoft-com:office:office" xmlns:r="http://schemas.openxmlformats.org/officeDocument/2006/relationships" xmlns:v="urn:schemas-microsoft-com:vml" xmlns:w="http://schemas.openxmlformats.org/wordprocessingml/2006/main" xmlns:w10="urn:schemas-microsoft-com:office:word" xmlns:wp="http://schemas.openxmlformats.org/drawingml/2006/wordprocessingDrawing" xmlns:wps="http://schemas.microsoft.com/office/word/2010/wordprocessingShape" xmlns:wpg="http://schemas.microsoft.com/office/word/2010/wordprocessingGroup" xmlns:mc="http://schemas.openxmlformats.org/markup-compatibility/2006" xmlns:wp14="http://schemas.microsoft.com/office/word/2010/wordprocessingDrawing" xmlns:w14="http://schemas.microsoft.com/office/word/2010/wordml" xmlns:w15="http://schemas.microsoft.com/office/word/2012/wordml" mc:Ignorable="w14 wp14 w15">
+<w:ftr xmlns:wpc="http://schemas.microsoft.com/office/word/2010/wordprocessingCanvas" xmlns:cx="http://schemas.microsoft.com/office/drawing/2014/chartex" xmlns:cx1="http://schemas.microsoft.com/office/drawing/2015/9/8/chartex" xmlns:cx2="http://schemas.microsoft.com/office/drawing/2015/10/21/chartex" xmlns:cx3="http://schemas.microsoft.com/office/drawing/2016/5/9/chartex" xmlns:cx4="http://schemas.microsoft.com/office/drawing/2016/5/10/chartex" xmlns:cx5="http://schemas.microsoft.com/office/drawing/2016/5/11/chartex" xmlns:cx6="http://schemas.microsoft.com/office/drawing/2016/5/12/chartex" xmlns:cx7="http://schemas.microsoft.com/office/drawing/2016/5/13/chartex" xmlns:cx8="http://schemas.microsoft.com/office/drawing/2016/5/14/chartex" xmlns:mc="http://schemas.openxmlformats.org/markup-compatibility/2006" xmlns:aink="http://schemas.microsoft.com/office/drawing/2016/ink" xmlns:am3d="http://schemas.microsoft.com/office/drawing/2017/model3d" xmlns:o="urn:schemas-microsoft-com:office:office" xmlns:oel="http://schemas.microsoft.com/office/2019/extlst" xmlns:r="http://schemas.openxmlformats.org/officeDocument/2006/relationships" xmlns:m="http://schemas.openxmlformats.org/officeDocument/2006/math" xmlns:v="urn:schemas-microsoft-com:vml" xmlns:wp14="http://schemas.microsoft.com/office/word/2010/wordprocessingDrawing" xmlns:wp="http://schemas.openxmlformats.org/drawingml/2006/wordprocessingDrawing" xmlns:w10="urn:schemas-microsoft-com:office:word" xmlns:w="http://schemas.openxmlformats.org/wordprocessingml/2006/main" xmlns:w14="http://schemas.microsoft.com/office/word/2010/wordml" xmlns:w15="http://schemas.microsoft.com/office/word/2012/wordml" xmlns:w16cex="http://schemas.microsoft.com/office/word/2018/wordml/cex" xmlns:w16cid="http://schemas.microsoft.com/office/word/2016/wordml/cid" xmlns:w16="http://schemas.microsoft.com/office/word/2018/wordml" xmlns:w16sdtdh="http://schemas.microsoft.com/office/word/2020/wordml/sdtdatahash" xmlns:w16se="http://schemas.microsoft.com/office/word/2015/wordml/symex" xmlns:wpg="http://schemas.microsoft.com/office/word/2010/wordprocessingGroup" xmlns:wpi="http://schemas.microsoft.com/office/word/2010/wordprocessingInk" xmlns:wne="http://schemas.microsoft.com/office/word/2006/wordml" xmlns:wps="http://schemas.microsoft.com/office/word/2010/wordprocessingShape" mc:Ignorable="w14 w15 w16se w16cid w16 w16cex w16sdtdh wp14">
   <w:sdt>
     <w:sdtPr>
+      <w:id w:val="-400750695"/>
       <w:docPartObj>
         <w:docPartGallery w:val="Page Numbers (Bottom of Page)"/>
-        <w:docPartUnique w:val="true"/>
+        <w:docPartUnique/>
       </w:docPartObj>
-      <w:id w:val="-400750695"/>
     </w:sdtPr>
     <w:sdtContent>
       <w:p>
         <w:pPr>
-          <w:pStyle w:val="Footer"/>
+          <w:pStyle w:val="ae"/>
           <w:jc w:val="center"/>
-          <w:rPr/>
         </w:pPr>
         <w:r>
-          <w:rPr/>
           <w:fldChar w:fldCharType="begin"/>
         </w:r>
         <w:r>
-          <w:rPr/>
           <w:instrText xml:space="preserve"> PAGE </w:instrText>
         </w:r>
         <w:r>
-          <w:rPr/>
           <w:fldChar w:fldCharType="separate"/>
         </w:r>
         <w:r>
-          <w:rPr/>
           <w:t>5</w:t>
         </w:r>
         <w:r>
-          <w:rPr/>
           <w:fldChar w:fldCharType="end"/>
         </w:r>
       </w:p>
@@ -1916,36 +2923,47 @@
   </w:sdt>
   <w:p>
     <w:pPr>
-      <w:pStyle w:val="Footer"/>
-      <w:rPr/>
+      <w:pStyle w:val="ae"/>
     </w:pPr>
-    <w:r>
-      <w:rPr/>
-    </w:r>
   </w:p>
 </w:ftr>
 </file>
 
 <file path=word/footer3.xml><?xml version="1.0" encoding="utf-8"?>
-<w:ftr xmlns:o="urn:schemas-microsoft-com:office:office" xmlns:r="http://schemas.openxmlformats.org/officeDocument/2006/relationships" xmlns:v="urn:schemas-microsoft-com:vml" xmlns:w="http://schemas.openxmlformats.org/wordprocessingml/2006/main" xmlns:w10="urn:schemas-microsoft-com:office:word" xmlns:wp="http://schemas.openxmlformats.org/drawingml/2006/wordprocessingDrawing" xmlns:wps="http://schemas.microsoft.com/office/word/2010/wordprocessingShape" xmlns:wpg="http://schemas.microsoft.com/office/word/2010/wordprocessingGroup" xmlns:mc="http://schemas.openxmlformats.org/markup-compatibility/2006" xmlns:wp14="http://schemas.microsoft.com/office/word/2010/wordprocessingDrawing" xmlns:w14="http://schemas.microsoft.com/office/word/2010/wordml" xmlns:w15="http://schemas.microsoft.com/office/word/2012/wordml" mc:Ignorable="w14 wp14 w15">
+<w:ftr xmlns:wpc="http://schemas.microsoft.com/office/word/2010/wordprocessingCanvas" xmlns:cx="http://schemas.microsoft.com/office/drawing/2014/chartex" xmlns:cx1="http://schemas.microsoft.com/office/drawing/2015/9/8/chartex" xmlns:cx2="http://schemas.microsoft.com/office/drawing/2015/10/21/chartex" xmlns:cx3="http://schemas.microsoft.com/office/drawing/2016/5/9/chartex" xmlns:cx4="http://schemas.microsoft.com/office/drawing/2016/5/10/chartex" xmlns:cx5="http://schemas.microsoft.com/office/drawing/2016/5/11/chartex" xmlns:cx6="http://schemas.microsoft.com/office/drawing/2016/5/12/chartex" xmlns:cx7="http://schemas.microsoft.com/office/drawing/2016/5/13/chartex" xmlns:cx8="http://schemas.microsoft.com/office/drawing/2016/5/14/chartex" xmlns:mc="http://schemas.openxmlformats.org/markup-compatibility/2006" xmlns:aink="http://schemas.microsoft.com/office/drawing/2016/ink" xmlns:am3d="http://schemas.microsoft.com/office/drawing/2017/model3d" xmlns:o="urn:schemas-microsoft-com:office:office" xmlns:oel="http://schemas.microsoft.com/office/2019/extlst" xmlns:r="http://schemas.openxmlformats.org/officeDocument/2006/relationships" xmlns:m="http://schemas.openxmlformats.org/officeDocument/2006/math" xmlns:v="urn:schemas-microsoft-com:vml" xmlns:wp14="http://schemas.microsoft.com/office/word/2010/wordprocessingDrawing" xmlns:wp="http://schemas.openxmlformats.org/drawingml/2006/wordprocessingDrawing" xmlns:w10="urn:schemas-microsoft-com:office:word" xmlns:w="http://schemas.openxmlformats.org/wordprocessingml/2006/main" xmlns:w14="http://schemas.microsoft.com/office/word/2010/wordml" xmlns:w15="http://schemas.microsoft.com/office/word/2012/wordml" xmlns:w16cex="http://schemas.microsoft.com/office/word/2018/wordml/cex" xmlns:w16cid="http://schemas.microsoft.com/office/word/2016/wordml/cid" xmlns:w16="http://schemas.microsoft.com/office/word/2018/wordml" xmlns:w16sdtdh="http://schemas.microsoft.com/office/word/2020/wordml/sdtdatahash" xmlns:w16se="http://schemas.microsoft.com/office/word/2015/wordml/symex" xmlns:wpg="http://schemas.microsoft.com/office/word/2010/wordprocessingGroup" xmlns:wpi="http://schemas.microsoft.com/office/word/2010/wordprocessingInk" xmlns:wne="http://schemas.microsoft.com/office/word/2006/wordml" xmlns:wps="http://schemas.microsoft.com/office/word/2010/wordprocessingShape" mc:Ignorable="w14 w15 w16se w16cid w16 w16cex w16sdtdh wp14">
   <w:p>
     <w:pPr>
-      <w:pStyle w:val="Footer"/>
-      <w:rPr/>
+      <w:pStyle w:val="ae"/>
     </w:pPr>
-    <w:r>
-      <w:rPr/>
-    </w:r>
   </w:p>
 </w:ftr>
 </file>
 
+<file path=word/footnotes.xml><?xml version="1.0" encoding="utf-8"?>
+<w:footnotes xmlns:wpc="http://schemas.microsoft.com/office/word/2010/wordprocessingCanvas" xmlns:cx="http://schemas.microsoft.com/office/drawing/2014/chartex" xmlns:cx1="http://schemas.microsoft.com/office/drawing/2015/9/8/chartex" xmlns:cx2="http://schemas.microsoft.com/office/drawing/2015/10/21/chartex" xmlns:cx3="http://schemas.microsoft.com/office/drawing/2016/5/9/chartex" xmlns:cx4="http://schemas.microsoft.com/office/drawing/2016/5/10/chartex" xmlns:cx5="http://schemas.microsoft.com/office/drawing/2016/5/11/chartex" xmlns:cx6="http://schemas.microsoft.com/office/drawing/2016/5/12/chartex" xmlns:cx7="http://schemas.microsoft.com/office/drawing/2016/5/13/chartex" xmlns:cx8="http://schemas.microsoft.com/office/drawing/2016/5/14/chartex" xmlns:mc="http://schemas.openxmlformats.org/markup-compatibility/2006" xmlns:aink="http://schemas.microsoft.com/office/drawing/2016/ink" xmlns:am3d="http://schemas.microsoft.com/office/drawing/2017/model3d" xmlns:o="urn:schemas-microsoft-com:office:office" xmlns:oel="http://schemas.microsoft.com/office/2019/extlst" xmlns:r="http://schemas.openxmlformats.org/officeDocument/2006/relationships" xmlns:m="http://schemas.openxmlformats.org/officeDocument/2006/math" xmlns:v="urn:schemas-microsoft-com:vml" xmlns:wp14="http://schemas.microsoft.com/office/word/2010/wordprocessingDrawing" xmlns:wp="http://schemas.openxmlformats.org/drawingml/2006/wordprocessingDrawing" xmlns:w10="urn:schemas-microsoft-com:office:word" xmlns:w="http://schemas.openxmlformats.org/wordprocessingml/2006/main" xmlns:w14="http://schemas.microsoft.com/office/word/2010/wordml" xmlns:w15="http://schemas.microsoft.com/office/word/2012/wordml" xmlns:w16cex="http://schemas.microsoft.com/office/word/2018/wordml/cex" xmlns:w16cid="http://schemas.microsoft.com/office/word/2016/wordml/cid" xmlns:w16="http://schemas.microsoft.com/office/word/2018/wordml" xmlns:w16sdtdh="http://schemas.microsoft.com/office/word/2020/wordml/sdtdatahash" xmlns:w16se="http://schemas.microsoft.com/office/word/2015/wordml/symex" xmlns:wpg="http://schemas.microsoft.com/office/word/2010/wordprocessingGroup" xmlns:wpi="http://schemas.microsoft.com/office/word/2010/wordprocessingInk" xmlns:wne="http://schemas.microsoft.com/office/word/2006/wordml" xmlns:wps="http://schemas.microsoft.com/office/word/2010/wordprocessingShape" mc:Ignorable="w14 w15 w16se w16cid w16 w16cex w16sdtdh wp14">
+  <w:footnote w:type="separator" w:id="-1">
+    <w:p>
+      <w:r>
+        <w:separator/>
+      </w:r>
+    </w:p>
+  </w:footnote>
+  <w:footnote w:type="continuationSeparator" w:id="0">
+    <w:p>
+      <w:r>
+        <w:continuationSeparator/>
+      </w:r>
+    </w:p>
+  </w:footnote>
+</w:footnotes>
+</file>
+
 <file path=word/styles.xml><?xml version="1.0" encoding="utf-8"?>
-<w:styles xmlns:w="http://schemas.openxmlformats.org/wordprocessingml/2006/main" xmlns:w14="http://schemas.microsoft.com/office/word/2010/wordml" xmlns:mc="http://schemas.openxmlformats.org/markup-compatibility/2006" mc:Ignorable="w14">
+<w:styles xmlns:mc="http://schemas.openxmlformats.org/markup-compatibility/2006" xmlns:r="http://schemas.openxmlformats.org/officeDocument/2006/relationships" xmlns:w="http://schemas.openxmlformats.org/wordprocessingml/2006/main" xmlns:w14="http://schemas.microsoft.com/office/word/2010/wordml" xmlns:w15="http://schemas.microsoft.com/office/word/2012/wordml" xmlns:w16cex="http://schemas.microsoft.com/office/word/2018/wordml/cex" xmlns:w16cid="http://schemas.microsoft.com/office/word/2016/wordml/cid" xmlns:w16="http://schemas.microsoft.com/office/word/2018/wordml" xmlns:w16sdtdh="http://schemas.microsoft.com/office/word/2020/wordml/sdtdatahash" xmlns:w16se="http://schemas.microsoft.com/office/word/2015/wordml/symex" mc:Ignorable="w14 w15 w16se w16cid w16 w16cex w16sdtdh">
   <w:docDefaults>
     <w:rPrDefault>
       <w:rPr>
-        <w:rFonts w:ascii="Calibri" w:hAnsi="Calibri" w:eastAsia="Calibri" w:cs="" w:asciiTheme="minorHAnsi" w:cstheme="minorBidi" w:eastAsiaTheme="minorHAnsi" w:hAnsiTheme="minorHAnsi"/>
+        <w:rFonts w:asciiTheme="minorHAnsi" w:eastAsiaTheme="minorHAnsi" w:hAnsiTheme="minorHAnsi" w:cstheme="minorBidi"/>
         <w:sz w:val="22"/>
         <w:szCs w:val="22"/>
         <w:lang w:val="ru-RU" w:eastAsia="en-US" w:bidi="ar-SA"/>
@@ -1953,21 +2971,21 @@
     </w:rPrDefault>
     <w:pPrDefault>
       <w:pPr>
-        <w:suppressAutoHyphens w:val="true"/>
+        <w:suppressAutoHyphens/>
       </w:pPr>
     </w:pPrDefault>
   </w:docDefaults>
   <w:latentStyles w:defLockedState="0" w:defUIPriority="99" w:defSemiHidden="0" w:defUnhideWhenUsed="0" w:defQFormat="0" w:count="376">
     <w:lsdException w:name="Normal" w:uiPriority="0" w:qFormat="1"/>
     <w:lsdException w:name="heading 1" w:uiPriority="9" w:qFormat="1"/>
-    <w:lsdException w:name="heading 2" w:uiPriority="9" w:semiHidden="1" w:unhideWhenUsed="1" w:qFormat="1"/>
-    <w:lsdException w:name="heading 3" w:uiPriority="9" w:semiHidden="1" w:unhideWhenUsed="1" w:qFormat="1"/>
-    <w:lsdException w:name="heading 4" w:uiPriority="9" w:semiHidden="1" w:unhideWhenUsed="1" w:qFormat="1"/>
-    <w:lsdException w:name="heading 5" w:uiPriority="9" w:semiHidden="1" w:unhideWhenUsed="1" w:qFormat="1"/>
-    <w:lsdException w:name="heading 6" w:uiPriority="9" w:semiHidden="1" w:unhideWhenUsed="1" w:qFormat="1"/>
-    <w:lsdException w:name="heading 7" w:uiPriority="9" w:semiHidden="1" w:unhideWhenUsed="1" w:qFormat="1"/>
-    <w:lsdException w:name="heading 8" w:uiPriority="9" w:semiHidden="1" w:unhideWhenUsed="1" w:qFormat="1"/>
-    <w:lsdException w:name="heading 9" w:uiPriority="9" w:semiHidden="1" w:unhideWhenUsed="1" w:qFormat="1"/>
+    <w:lsdException w:name="heading 2" w:semiHidden="1" w:uiPriority="9" w:unhideWhenUsed="1" w:qFormat="1"/>
+    <w:lsdException w:name="heading 3" w:semiHidden="1" w:uiPriority="9" w:unhideWhenUsed="1" w:qFormat="1"/>
+    <w:lsdException w:name="heading 4" w:semiHidden="1" w:uiPriority="9" w:unhideWhenUsed="1" w:qFormat="1"/>
+    <w:lsdException w:name="heading 5" w:semiHidden="1" w:uiPriority="9" w:unhideWhenUsed="1" w:qFormat="1"/>
+    <w:lsdException w:name="heading 6" w:semiHidden="1" w:uiPriority="9" w:unhideWhenUsed="1" w:qFormat="1"/>
+    <w:lsdException w:name="heading 7" w:semiHidden="1" w:uiPriority="9" w:unhideWhenUsed="1" w:qFormat="1"/>
+    <w:lsdException w:name="heading 8" w:semiHidden="1" w:uiPriority="9" w:unhideWhenUsed="1" w:qFormat="1"/>
+    <w:lsdException w:name="heading 9" w:semiHidden="1" w:uiPriority="9" w:unhideWhenUsed="1" w:qFormat="1"/>
     <w:lsdException w:name="index 1" w:semiHidden="1" w:unhideWhenUsed="1"/>
     <w:lsdException w:name="index 2" w:semiHidden="1" w:unhideWhenUsed="1"/>
     <w:lsdException w:name="index 3" w:semiHidden="1" w:unhideWhenUsed="1"/>
@@ -1977,22 +2995,22 @@
     <w:lsdException w:name="index 7" w:semiHidden="1" w:unhideWhenUsed="1"/>
     <w:lsdException w:name="index 8" w:semiHidden="1" w:unhideWhenUsed="1"/>
     <w:lsdException w:name="index 9" w:semiHidden="1" w:unhideWhenUsed="1"/>
-    <w:lsdException w:name="toc 1" w:uiPriority="39" w:semiHidden="1" w:unhideWhenUsed="1"/>
-    <w:lsdException w:name="toc 2" w:uiPriority="39" w:semiHidden="1" w:unhideWhenUsed="1"/>
-    <w:lsdException w:name="toc 3" w:uiPriority="39" w:semiHidden="1" w:unhideWhenUsed="1"/>
-    <w:lsdException w:name="toc 4" w:uiPriority="39" w:semiHidden="1" w:unhideWhenUsed="1"/>
-    <w:lsdException w:name="toc 5" w:uiPriority="39" w:semiHidden="1" w:unhideWhenUsed="1"/>
-    <w:lsdException w:name="toc 6" w:uiPriority="39" w:semiHidden="1" w:unhideWhenUsed="1"/>
-    <w:lsdException w:name="toc 7" w:uiPriority="39" w:semiHidden="1" w:unhideWhenUsed="1"/>
-    <w:lsdException w:name="toc 8" w:uiPriority="39" w:semiHidden="1" w:unhideWhenUsed="1"/>
-    <w:lsdException w:name="toc 9" w:uiPriority="39" w:semiHidden="1" w:unhideWhenUsed="1"/>
+    <w:lsdException w:name="toc 1" w:semiHidden="1" w:uiPriority="39" w:unhideWhenUsed="1"/>
+    <w:lsdException w:name="toc 2" w:semiHidden="1" w:uiPriority="39" w:unhideWhenUsed="1"/>
+    <w:lsdException w:name="toc 3" w:semiHidden="1" w:uiPriority="39" w:unhideWhenUsed="1"/>
+    <w:lsdException w:name="toc 4" w:semiHidden="1" w:uiPriority="39" w:unhideWhenUsed="1"/>
+    <w:lsdException w:name="toc 5" w:semiHidden="1" w:uiPriority="39" w:unhideWhenUsed="1"/>
+    <w:lsdException w:name="toc 6" w:semiHidden="1" w:uiPriority="39" w:unhideWhenUsed="1"/>
+    <w:lsdException w:name="toc 7" w:semiHidden="1" w:uiPriority="39" w:unhideWhenUsed="1"/>
+    <w:lsdException w:name="toc 8" w:semiHidden="1" w:uiPriority="39" w:unhideWhenUsed="1"/>
+    <w:lsdException w:name="toc 9" w:semiHidden="1" w:uiPriority="39" w:unhideWhenUsed="1"/>
     <w:lsdException w:name="Normal Indent" w:semiHidden="1" w:unhideWhenUsed="1"/>
     <w:lsdException w:name="footnote text" w:semiHidden="1" w:unhideWhenUsed="1"/>
     <w:lsdException w:name="annotation text" w:semiHidden="1" w:unhideWhenUsed="1"/>
     <w:lsdException w:name="header" w:semiHidden="1" w:unhideWhenUsed="1"/>
     <w:lsdException w:name="footer" w:semiHidden="1" w:unhideWhenUsed="1"/>
     <w:lsdException w:name="index heading" w:semiHidden="1" w:unhideWhenUsed="1"/>
-    <w:lsdException w:name="caption" w:uiPriority="35" w:semiHidden="1" w:unhideWhenUsed="1" w:qFormat="1"/>
+    <w:lsdException w:name="caption" w:semiHidden="1" w:uiPriority="35" w:unhideWhenUsed="1" w:qFormat="1"/>
     <w:lsdException w:name="table of figures" w:semiHidden="1" w:unhideWhenUsed="1"/>
     <w:lsdException w:name="envelope address" w:semiHidden="1" w:unhideWhenUsed="1"/>
     <w:lsdException w:name="envelope return" w:semiHidden="1" w:unhideWhenUsed="1"/>
@@ -2023,7 +3041,7 @@
     <w:lsdException w:name="Title" w:uiPriority="10" w:qFormat="1"/>
     <w:lsdException w:name="Closing" w:semiHidden="1" w:unhideWhenUsed="1"/>
     <w:lsdException w:name="Signature" w:semiHidden="1" w:unhideWhenUsed="1"/>
-    <w:lsdException w:name="Default Paragraph Font" w:uiPriority="1" w:semiHidden="1" w:unhideWhenUsed="1"/>
+    <w:lsdException w:name="Default Paragraph Font" w:semiHidden="1" w:uiPriority="1" w:unhideWhenUsed="1"/>
     <w:lsdException w:name="Body Text" w:semiHidden="1" w:unhideWhenUsed="1"/>
     <w:lsdException w:name="Body Text Indent" w:semiHidden="1" w:unhideWhenUsed="1"/>
     <w:lsdException w:name="List Continue" w:semiHidden="1" w:unhideWhenUsed="1"/>
@@ -2048,7 +3066,7 @@
     <w:lsdException w:name="Strong" w:uiPriority="22" w:qFormat="1"/>
     <w:lsdException w:name="Emphasis" w:uiPriority="20" w:qFormat="1"/>
     <w:lsdException w:name="Document Map" w:semiHidden="1" w:unhideWhenUsed="1"/>
-    <w:lsdException w:name="Plain Text" w:uiPriority="0" w:semiHidden="1" w:unhideWhenUsed="1"/>
+    <w:lsdException w:name="Plain Text" w:semiHidden="1" w:uiPriority="0" w:unhideWhenUsed="1"/>
     <w:lsdException w:name="E-mail Signature" w:semiHidden="1" w:unhideWhenUsed="1"/>
     <w:lsdException w:name="HTML Top of Form" w:semiHidden="1" w:unhideWhenUsed="1"/>
     <w:lsdException w:name="HTML Bottom of Form" w:semiHidden="1" w:unhideWhenUsed="1"/>
@@ -2223,8 +3241,8 @@
     <w:lsdException w:name="Subtle Reference" w:uiPriority="31" w:qFormat="1"/>
     <w:lsdException w:name="Intense Reference" w:uiPriority="32" w:qFormat="1"/>
     <w:lsdException w:name="Book Title" w:uiPriority="33" w:qFormat="1"/>
-    <w:lsdException w:name="Bibliography" w:uiPriority="37" w:semiHidden="1" w:unhideWhenUsed="1"/>
-    <w:lsdException w:name="TOC Heading" w:uiPriority="39" w:semiHidden="1" w:unhideWhenUsed="1" w:qFormat="1"/>
+    <w:lsdException w:name="Bibliography" w:semiHidden="1" w:uiPriority="37" w:unhideWhenUsed="1"/>
+    <w:lsdException w:name="TOC Heading" w:semiHidden="1" w:uiPriority="39" w:unhideWhenUsed="1" w:qFormat="1"/>
     <w:lsdException w:name="Plain Table 1" w:uiPriority="41"/>
     <w:lsdException w:name="Plain Table 2" w:uiPriority="42"/>
     <w:lsdException w:name="Plain Table 3" w:uiPriority="43"/>
@@ -2335,161 +3353,173 @@
     <w:lsdException w:name="Unresolved Mention" w:semiHidden="1" w:unhideWhenUsed="1"/>
     <w:lsdException w:name="Smart Link" w:semiHidden="1" w:unhideWhenUsed="1"/>
   </w:latentStyles>
-  <w:style w:type="paragraph" w:styleId="Normal" w:default="1">
+  <w:style w:type="paragraph" w:default="1" w:styleId="a">
     <w:name w:val="Normal"/>
     <w:qFormat/>
-    <w:rsid w:val="00747870"/>
+    <w:rsid w:val="00FE40E1"/>
     <w:pPr>
-      <w:widowControl w:val="false"/>
-      <w:suppressAutoHyphens w:val="true"/>
-      <w:bidi w:val="0"/>
-      <w:spacing w:before="0" w:after="0"/>
-      <w:jc w:val="left"/>
+      <w:widowControl w:val="0"/>
     </w:pPr>
     <w:rPr>
-      <w:rFonts w:ascii="Times New Roman" w:hAnsi="Times New Roman" w:eastAsia="Times New Roman" w:cs="Times New Roman"/>
+      <w:rFonts w:ascii="Times New Roman" w:eastAsia="Times New Roman" w:hAnsi="Times New Roman" w:cs="Times New Roman"/>
       <w:color w:val="000000"/>
-      <w:kern w:val="0"/>
-      <w:sz w:val="22"/>
       <w:szCs w:val="20"/>
-      <w:lang w:eastAsia="ru-RU" w:val="ru-RU" w:bidi="ar-SA"/>
+      <w:lang w:eastAsia="ru-RU"/>
     </w:rPr>
   </w:style>
-  <w:style w:type="character" w:styleId="DefaultParagraphFont" w:default="1">
+  <w:style w:type="character" w:default="1" w:styleId="a0">
     <w:name w:val="Default Paragraph Font"/>
     <w:uiPriority w:val="1"/>
+    <w:semiHidden/>
     <w:unhideWhenUsed/>
-    <w:qFormat/>
-    <w:rPr/>
   </w:style>
-  <w:style w:type="character" w:styleId="Style14" w:customStyle="1">
+  <w:style w:type="table" w:default="1" w:styleId="a1">
+    <w:name w:val="Normal Table"/>
+    <w:uiPriority w:val="99"/>
+    <w:semiHidden/>
+    <w:unhideWhenUsed/>
+    <w:tblPr>
+      <w:tblInd w:w="0" w:type="dxa"/>
+      <w:tblCellMar>
+        <w:top w:w="0" w:type="dxa"/>
+        <w:left w:w="108" w:type="dxa"/>
+        <w:bottom w:w="0" w:type="dxa"/>
+        <w:right w:w="108" w:type="dxa"/>
+      </w:tblCellMar>
+    </w:tblPr>
+  </w:style>
+  <w:style w:type="numbering" w:default="1" w:styleId="a2">
+    <w:name w:val="No List"/>
+    <w:uiPriority w:val="99"/>
+    <w:semiHidden/>
+    <w:unhideWhenUsed/>
+  </w:style>
+  <w:style w:type="character" w:customStyle="1" w:styleId="a3">
     <w:name w:val="Текст Знак"/>
-    <w:basedOn w:val="DefaultParagraphFont"/>
-    <w:link w:val="PlainText"/>
+    <w:basedOn w:val="a0"/>
+    <w:link w:val="a4"/>
     <w:semiHidden/>
     <w:qFormat/>
-    <w:rsid w:val="000a29dc"/>
+    <w:rsid w:val="000A29DC"/>
     <w:rPr>
-      <w:rFonts w:ascii="Courier New" w:hAnsi="Courier New" w:eastAsia="Times New Roman" w:cs="Times New Roman"/>
+      <w:rFonts w:ascii="Courier New" w:eastAsia="Times New Roman" w:hAnsi="Courier New" w:cs="Times New Roman"/>
       <w:sz w:val="20"/>
       <w:szCs w:val="24"/>
       <w:lang w:eastAsia="ru-RU"/>
     </w:rPr>
   </w:style>
-  <w:style w:type="character" w:styleId="Style15" w:customStyle="1">
+  <w:style w:type="character" w:customStyle="1" w:styleId="a5">
     <w:name w:val="Абзац списка Знак"/>
-    <w:basedOn w:val="DefaultParagraphFont"/>
-    <w:link w:val="ListParagraph"/>
+    <w:basedOn w:val="a0"/>
+    <w:link w:val="a6"/>
     <w:uiPriority w:val="34"/>
     <w:qFormat/>
     <w:locked/>
-    <w:rsid w:val="000a29dc"/>
+    <w:rsid w:val="000A29DC"/>
     <w:rPr>
-      <w:rFonts w:ascii="Times New Roman" w:hAnsi="Times New Roman" w:eastAsia="Times New Roman" w:cs="Times New Roman"/>
+      <w:rFonts w:ascii="Times New Roman" w:eastAsia="Times New Roman" w:hAnsi="Times New Roman" w:cs="Times New Roman"/>
       <w:color w:val="000000"/>
       <w:szCs w:val="20"/>
       <w:lang w:eastAsia="ru-RU"/>
     </w:rPr>
   </w:style>
-  <w:style w:type="character" w:styleId="Style16" w:customStyle="1">
+  <w:style w:type="character" w:customStyle="1" w:styleId="a7">
     <w:name w:val="Код Знак"/>
-    <w:basedOn w:val="Style15"/>
-    <w:link w:val="Style20"/>
+    <w:basedOn w:val="a5"/>
+    <w:link w:val="a8"/>
     <w:qFormat/>
     <w:locked/>
-    <w:rsid w:val="000a29dc"/>
+    <w:rsid w:val="000A29DC"/>
     <w:rPr>
-      <w:rFonts w:ascii="Courier New" w:hAnsi="Courier New" w:eastAsia="Times New Roman" w:cs="Courier New"/>
-      <w:color w:themeColor="text1" w:val="000000"/>
+      <w:rFonts w:ascii="Courier New" w:eastAsia="Times New Roman" w:hAnsi="Courier New" w:cs="Courier New"/>
+      <w:color w:val="000000" w:themeColor="text1"/>
       <w:sz w:val="20"/>
       <w:szCs w:val="20"/>
       <w:lang w:val="en-US" w:eastAsia="ru-RU"/>
     </w:rPr>
   </w:style>
-  <w:style w:type="character" w:styleId="Style17" w:customStyle="1">
+  <w:style w:type="character" w:customStyle="1" w:styleId="a9">
     <w:name w:val="База Знак"/>
-    <w:basedOn w:val="DefaultParagraphFont"/>
-    <w:link w:val="Style21"/>
+    <w:basedOn w:val="a0"/>
+    <w:link w:val="aa"/>
     <w:qFormat/>
     <w:locked/>
-    <w:rsid w:val="000a29dc"/>
+    <w:rsid w:val="000A29DC"/>
     <w:rPr>
-      <w:rFonts w:ascii="Times New Roman" w:hAnsi="Times New Roman" w:eastAsia="Times New Roman" w:cs="Times New Roman"/>
+      <w:rFonts w:ascii="Times New Roman" w:eastAsia="Times New Roman" w:hAnsi="Times New Roman" w:cs="Times New Roman"/>
       <w:color w:val="000000"/>
       <w:sz w:val="28"/>
       <w:szCs w:val="20"/>
       <w:lang w:eastAsia="ru-RU"/>
     </w:rPr>
   </w:style>
-  <w:style w:type="character" w:styleId="Style18" w:customStyle="1">
+  <w:style w:type="character" w:customStyle="1" w:styleId="ab">
     <w:name w:val="Верхний колонтитул Знак"/>
-    <w:basedOn w:val="DefaultParagraphFont"/>
-    <w:link w:val="Header"/>
+    <w:basedOn w:val="a0"/>
+    <w:link w:val="ac"/>
     <w:uiPriority w:val="99"/>
     <w:qFormat/>
-    <w:rsid w:val="001b1469"/>
+    <w:rsid w:val="001B1469"/>
     <w:rPr>
-      <w:rFonts w:ascii="Times New Roman" w:hAnsi="Times New Roman" w:eastAsia="Times New Roman" w:cs="Times New Roman"/>
+      <w:rFonts w:ascii="Times New Roman" w:eastAsia="Times New Roman" w:hAnsi="Times New Roman" w:cs="Times New Roman"/>
       <w:color w:val="000000"/>
       <w:szCs w:val="20"/>
       <w:lang w:eastAsia="ru-RU"/>
     </w:rPr>
   </w:style>
-  <w:style w:type="character" w:styleId="Style19" w:customStyle="1">
+  <w:style w:type="character" w:customStyle="1" w:styleId="ad">
     <w:name w:val="Нижний колонтитул Знак"/>
-    <w:basedOn w:val="DefaultParagraphFont"/>
-    <w:link w:val="Footer"/>
+    <w:basedOn w:val="a0"/>
+    <w:link w:val="ae"/>
     <w:uiPriority w:val="99"/>
     <w:qFormat/>
-    <w:rsid w:val="001b1469"/>
+    <w:rsid w:val="001B1469"/>
     <w:rPr>
-      <w:rFonts w:ascii="Times New Roman" w:hAnsi="Times New Roman" w:eastAsia="Times New Roman" w:cs="Times New Roman"/>
+      <w:rFonts w:ascii="Times New Roman" w:eastAsia="Times New Roman" w:hAnsi="Times New Roman" w:cs="Times New Roman"/>
       <w:color w:val="000000"/>
       <w:szCs w:val="20"/>
       <w:lang w:eastAsia="ru-RU"/>
     </w:rPr>
   </w:style>
-  <w:style w:type="character" w:styleId="Hyperlink">
+  <w:style w:type="character" w:styleId="af">
     <w:name w:val="Hyperlink"/>
     <w:rPr>
       <w:color w:val="000080"/>
       <w:u w:val="single"/>
     </w:rPr>
   </w:style>
-  <w:style w:type="paragraph" w:styleId="Heading" w:customStyle="1">
+  <w:style w:type="paragraph" w:customStyle="1" w:styleId="Heading">
     <w:name w:val="Heading"/>
-    <w:basedOn w:val="Normal"/>
-    <w:next w:val="BodyText"/>
+    <w:basedOn w:val="a"/>
+    <w:next w:val="af0"/>
     <w:qFormat/>
     <w:pPr>
-      <w:keepNext w:val="true"/>
+      <w:keepNext/>
       <w:spacing w:before="240" w:after="120"/>
     </w:pPr>
     <w:rPr>
-      <w:rFonts w:ascii="Liberation Sans" w:hAnsi="Liberation Sans" w:eastAsia="Noto Sans CJK SC" w:cs="Noto Sans Devanagari"/>
+      <w:rFonts w:ascii="Liberation Sans" w:eastAsia="Noto Sans CJK SC" w:hAnsi="Liberation Sans" w:cs="Noto Sans Devanagari"/>
       <w:sz w:val="28"/>
       <w:szCs w:val="28"/>
     </w:rPr>
   </w:style>
-  <w:style w:type="paragraph" w:styleId="BodyText">
+  <w:style w:type="paragraph" w:styleId="af0">
     <w:name w:val="Body Text"/>
-    <w:basedOn w:val="Normal"/>
+    <w:basedOn w:val="a"/>
     <w:pPr>
-      <w:spacing w:lineRule="auto" w:line="276" w:before="0" w:after="140"/>
+      <w:spacing w:after="140" w:line="276" w:lineRule="auto"/>
     </w:pPr>
-    <w:rPr/>
   </w:style>
-  <w:style w:type="paragraph" w:styleId="List">
+  <w:style w:type="paragraph" w:styleId="af1">
     <w:name w:val="List"/>
-    <w:basedOn w:val="BodyText"/>
-    <w:pPr/>
+    <w:basedOn w:val="af0"/>
     <w:rPr>
       <w:rFonts w:cs="Noto Sans Devanagari"/>
     </w:rPr>
   </w:style>
-  <w:style w:type="paragraph" w:styleId="Caption">
-    <w:name w:val="Caption"/>
-    <w:basedOn w:val="Normal"/>
+  <w:style w:type="paragraph" w:styleId="af2">
+    <w:name w:val="caption"/>
+    <w:basedOn w:val="a"/>
     <w:qFormat/>
     <w:pPr>
       <w:suppressLineNumbers/>
@@ -2503,9 +3533,9 @@
       <w:szCs w:val="24"/>
     </w:rPr>
   </w:style>
-  <w:style w:type="paragraph" w:styleId="Index" w:customStyle="1">
+  <w:style w:type="paragraph" w:customStyle="1" w:styleId="Index">
     <w:name w:val="Index"/>
-    <w:basedOn w:val="Normal"/>
+    <w:basedOn w:val="a"/>
     <w:qFormat/>
     <w:pPr>
       <w:suppressLineNumbers/>
@@ -2514,14 +3544,14 @@
       <w:rFonts w:cs="Noto Sans Devanagari"/>
     </w:rPr>
   </w:style>
-  <w:style w:type="paragraph" w:styleId="PlainText">
+  <w:style w:type="paragraph" w:styleId="a4">
     <w:name w:val="Plain Text"/>
-    <w:basedOn w:val="Normal"/>
-    <w:link w:val="Style14"/>
+    <w:basedOn w:val="a"/>
+    <w:link w:val="a3"/>
     <w:semiHidden/>
     <w:unhideWhenUsed/>
     <w:qFormat/>
-    <w:rsid w:val="000a29dc"/>
+    <w:rsid w:val="000A29DC"/>
     <w:pPr>
       <w:widowControl/>
     </w:pPr>
@@ -2532,163 +3562,134 @@
       <w:szCs w:val="24"/>
     </w:rPr>
   </w:style>
-  <w:style w:type="paragraph" w:styleId="ListParagraph">
+  <w:style w:type="paragraph" w:styleId="a6">
     <w:name w:val="List Paragraph"/>
-    <w:basedOn w:val="Normal"/>
-    <w:link w:val="Style15"/>
+    <w:basedOn w:val="a"/>
+    <w:link w:val="a5"/>
     <w:uiPriority w:val="34"/>
     <w:qFormat/>
-    <w:rsid w:val="000a29dc"/>
+    <w:rsid w:val="000A29DC"/>
     <w:pPr>
-      <w:spacing w:before="0" w:after="0"/>
       <w:ind w:left="720"/>
       <w:contextualSpacing/>
     </w:pPr>
-    <w:rPr/>
   </w:style>
-  <w:style w:type="paragraph" w:styleId="Style20" w:customStyle="1">
+  <w:style w:type="paragraph" w:customStyle="1" w:styleId="a8">
     <w:name w:val="Код"/>
-    <w:basedOn w:val="ListParagraph"/>
-    <w:link w:val="Style16"/>
+    <w:basedOn w:val="a6"/>
+    <w:link w:val="a7"/>
     <w:qFormat/>
-    <w:rsid w:val="000a29dc"/>
+    <w:rsid w:val="000A29DC"/>
     <w:pPr>
-      <w:spacing w:lineRule="auto" w:line="276"/>
+      <w:spacing w:line="276" w:lineRule="auto"/>
       <w:ind w:left="0"/>
     </w:pPr>
     <w:rPr>
       <w:rFonts w:ascii="Courier New" w:hAnsi="Courier New" w:cs="Courier New"/>
-      <w:color w:themeColor="text1" w:val="000000"/>
+      <w:color w:val="000000" w:themeColor="text1"/>
       <w:sz w:val="20"/>
       <w:lang w:val="en-US"/>
     </w:rPr>
   </w:style>
-  <w:style w:type="paragraph" w:styleId="Style21" w:customStyle="1">
+  <w:style w:type="paragraph" w:customStyle="1" w:styleId="aa">
     <w:name w:val="База"/>
-    <w:basedOn w:val="Normal"/>
-    <w:link w:val="Style17"/>
+    <w:basedOn w:val="a"/>
+    <w:link w:val="a9"/>
     <w:qFormat/>
-    <w:rsid w:val="000a29dc"/>
+    <w:rsid w:val="000A29DC"/>
     <w:pPr>
-      <w:spacing w:lineRule="auto" w:line="360"/>
+      <w:spacing w:line="360" w:lineRule="auto"/>
       <w:ind w:firstLine="709"/>
     </w:pPr>
     <w:rPr>
       <w:sz w:val="28"/>
     </w:rPr>
   </w:style>
-  <w:style w:type="paragraph" w:styleId="HeaderandFooter" w:customStyle="1">
+  <w:style w:type="paragraph" w:customStyle="1" w:styleId="HeaderandFooter">
     <w:name w:val="Header and Footer"/>
-    <w:basedOn w:val="Normal"/>
+    <w:basedOn w:val="a"/>
     <w:qFormat/>
-    <w:pPr/>
-    <w:rPr/>
   </w:style>
-  <w:style w:type="paragraph" w:styleId="Header">
-    <w:name w:val="Header"/>
-    <w:basedOn w:val="Normal"/>
-    <w:link w:val="Style18"/>
+  <w:style w:type="paragraph" w:styleId="ac">
+    <w:name w:val="header"/>
+    <w:basedOn w:val="a"/>
+    <w:link w:val="ab"/>
     <w:uiPriority w:val="99"/>
     <w:unhideWhenUsed/>
-    <w:rsid w:val="001b1469"/>
+    <w:rsid w:val="001B1469"/>
     <w:pPr>
       <w:tabs>
-        <w:tab w:val="clear" w:pos="708"/>
-        <w:tab w:val="center" w:pos="4677" w:leader="none"/>
-        <w:tab w:val="right" w:pos="9355" w:leader="none"/>
+        <w:tab w:val="center" w:pos="4677"/>
+        <w:tab w:val="right" w:pos="9355"/>
       </w:tabs>
     </w:pPr>
-    <w:rPr/>
   </w:style>
-  <w:style w:type="paragraph" w:styleId="Footer">
-    <w:name w:val="Footer"/>
-    <w:basedOn w:val="Normal"/>
-    <w:link w:val="Style19"/>
+  <w:style w:type="paragraph" w:styleId="ae">
+    <w:name w:val="footer"/>
+    <w:basedOn w:val="a"/>
+    <w:link w:val="ad"/>
     <w:uiPriority w:val="99"/>
     <w:unhideWhenUsed/>
-    <w:rsid w:val="001b1469"/>
+    <w:rsid w:val="001B1469"/>
     <w:pPr>
       <w:tabs>
-        <w:tab w:val="clear" w:pos="708"/>
-        <w:tab w:val="center" w:pos="4677" w:leader="none"/>
-        <w:tab w:val="right" w:pos="9355" w:leader="none"/>
+        <w:tab w:val="center" w:pos="4677"/>
+        <w:tab w:val="right" w:pos="9355"/>
       </w:tabs>
     </w:pPr>
-    <w:rPr/>
-  </w:style>
-  <w:style w:type="numbering" w:styleId="NoList" w:default="1">
-    <w:name w:val="No List"/>
-    <w:uiPriority w:val="99"/>
-    <w:semiHidden/>
-    <w:unhideWhenUsed/>
-    <w:qFormat/>
-  </w:style>
-  <w:style w:type="table" w:default="1" w:styleId="a1">
-    <w:name w:val="Normal Table"/>
-    <w:uiPriority w:val="99"/>
-    <w:semiHidden/>
-    <w:unhideWhenUsed/>
-    <w:tblPr>
-      <w:tblCellMar>
-        <w:top w:w="0" w:type="dxa"/>
-        <w:left w:w="108" w:type="dxa"/>
-        <w:bottom w:w="0" w:type="dxa"/>
-        <w:right w:w="108" w:type="dxa"/>
-      </w:tblCellMar>
-    </w:tblPr>
   </w:style>
 </w:styles>
 </file>
 
 <file path=word/theme/theme1.xml><?xml version="1.0" encoding="utf-8"?>
-<a:theme xmlns:a="http://schemas.openxmlformats.org/drawingml/2006/main" xmlns:r="http://schemas.openxmlformats.org/officeDocument/2006/relationships" name="Тема Office">
+<a:theme xmlns:a="http://schemas.openxmlformats.org/drawingml/2006/main" name="Тема Office">
   <a:themeElements>
     <a:clrScheme name="Стандартная">
       <a:dk1>
         <a:srgbClr val="000000"/>
       </a:dk1>
       <a:lt1>
-        <a:srgbClr val="ffffff"/>
+        <a:srgbClr val="FFFFFF"/>
       </a:lt1>
       <a:dk2>
-        <a:srgbClr val="44546a"/>
+        <a:srgbClr val="44546A"/>
       </a:dk2>
       <a:lt2>
-        <a:srgbClr val="e7e6e6"/>
+        <a:srgbClr val="E7E6E6"/>
       </a:lt2>
       <a:accent1>
-        <a:srgbClr val="4472c4"/>
+        <a:srgbClr val="4472C4"/>
       </a:accent1>
       <a:accent2>
-        <a:srgbClr val="ed7d31"/>
+        <a:srgbClr val="ED7D31"/>
       </a:accent2>
       <a:accent3>
-        <a:srgbClr val="a5a5a5"/>
+        <a:srgbClr val="A5A5A5"/>
       </a:accent3>
       <a:accent4>
-        <a:srgbClr val="ffc000"/>
+        <a:srgbClr val="FFC000"/>
       </a:accent4>
       <a:accent5>
-        <a:srgbClr val="5b9bd5"/>
+        <a:srgbClr val="5B9BD5"/>
       </a:accent5>
       <a:accent6>
-        <a:srgbClr val="70ad47"/>
+        <a:srgbClr val="70AD47"/>
       </a:accent6>
       <a:hlink>
-        <a:srgbClr val="0563c1"/>
+        <a:srgbClr val="0563C1"/>
       </a:hlink>
       <a:folHlink>
-        <a:srgbClr val="954f72"/>
+        <a:srgbClr val="954F72"/>
       </a:folHlink>
     </a:clrScheme>
     <a:fontScheme name="Стандартная">
       <a:majorFont>
-        <a:latin typeface="Calibri Light" panose="020F0302020204030204" pitchFamily="0" charset="1"/>
+        <a:latin typeface="Calibri Light" panose="020F0302020204030204"/>
         <a:ea typeface=""/>
         <a:cs typeface=""/>
       </a:majorFont>
       <a:minorFont>
-        <a:latin typeface="Calibri" panose="020F0502020204030204" pitchFamily="0" charset="1"/>
+        <a:latin typeface="Calibri" panose="020F0502020204030204"/>
         <a:ea typeface=""/>
         <a:cs typeface=""/>
       </a:minorFont>
@@ -2720,7 +3721,7 @@
             </a:gs>
           </a:gsLst>
           <a:lin ang="5400000" scaled="0"/>
-          <a:tileRect l="0" t="0" r="0" b="0"/>
+          <a:tileRect/>
         </a:gradFill>
         <a:gradFill>
           <a:gsLst>
@@ -2744,7 +3745,7 @@
             </a:gs>
           </a:gsLst>
           <a:lin ang="5400000" scaled="0"/>
-          <a:tileRect l="0" t="0" r="0" b="0"/>
+          <a:tileRect/>
         </a:gradFill>
       </a:fillStyleLst>
       <a:lnStyleLst>
@@ -2804,10 +3805,12 @@
             </a:gs>
           </a:gsLst>
           <a:lin ang="5400000" scaled="0"/>
-          <a:tileRect l="0" t="0" r="0" b="0"/>
+          <a:tileRect/>
         </a:gradFill>
       </a:bgFillStyleLst>
     </a:fmtScheme>
   </a:themeElements>
+  <a:objectDefaults/>
+  <a:extraClrSchemeLst/>
 </a:theme>
 </file>